--- a/docx/UDW-DA23TTC-chautuyettran-110122189.docx
+++ b/docx/UDW-DA23TTC-chautuyettran-110122189.docx
@@ -15882,12 +15882,6 @@
             <w:insideH w:val="single" w:color="000000" w:themeColor="text1" w:sz="4" w:space="0"/>
             <w:insideV w:val="single" w:color="000000" w:themeColor="text1" w:sz="4" w:space="0"/>
           </w:tblBorders>
-          <w:tblCellMar>
-            <w:top w:w="0" w:type="dxa"/>
-            <w:left w:w="108" w:type="dxa"/>
-            <w:bottom w:w="0" w:type="dxa"/>
-            <w:right w:w="108" w:type="dxa"/>
-          </w:tblCellMar>
         </w:tblPrEx>
         <w:trPr>
           <w:tblHeader/>
@@ -17338,18 +17332,6 @@
     </w:p>
     <w:p>
       <w:pPr>
-        <w:pStyle w:val="22"/>
-        <w:spacing w:line="360" w:lineRule="auto"/>
-        <w:ind w:left="0" w:leftChars="0" w:firstLine="0" w:firstLineChars="0"/>
-        <w:rPr>
-          <w:rFonts w:hint="default" w:ascii="Times New Roman" w:hAnsi="Times New Roman" w:cs="Times New Roman"/>
-          <w:sz w:val="28"/>
-          <w:szCs w:val="28"/>
-        </w:rPr>
-      </w:pPr>
-    </w:p>
-    <w:p>
-      <w:pPr>
         <w:pStyle w:val="4"/>
         <w:spacing w:line="360" w:lineRule="auto"/>
         <w:rPr>
@@ -17394,7 +17376,7 @@
         <w:widowControl/>
         <w:suppressLineNumbers w:val="0"/>
         <w:spacing w:before="0" w:beforeAutospacing="0" w:line="360" w:lineRule="auto"/>
-        <w:ind w:left="0" w:right="0"/>
+        <w:ind w:left="0" w:right="0" w:firstLine="720" w:firstLineChars="0"/>
         <w:rPr>
           <w:rFonts w:hint="default" w:ascii="Times New Roman" w:hAnsi="Times New Roman" w:eastAsia="sans-serif" w:cs="Times New Roman"/>
           <w:sz w:val="28"/>
@@ -17436,7 +17418,7 @@
         <w:widowControl/>
         <w:suppressLineNumbers w:val="0"/>
         <w:spacing w:before="0" w:beforeAutospacing="0" w:line="360" w:lineRule="auto"/>
-        <w:ind w:left="0" w:right="0"/>
+        <w:ind w:left="0" w:right="0" w:firstLine="720" w:firstLineChars="0"/>
         <w:rPr>
           <w:rFonts w:hint="default" w:ascii="Times New Roman" w:hAnsi="Times New Roman" w:eastAsia="sans-serif" w:cs="Times New Roman"/>
           <w:sz w:val="28"/>
@@ -17470,7 +17452,7 @@
         <w:widowControl/>
         <w:suppressLineNumbers w:val="0"/>
         <w:spacing w:before="0" w:beforeAutospacing="0" w:line="360" w:lineRule="auto"/>
-        <w:ind w:left="0" w:right="0"/>
+        <w:ind w:left="0" w:right="0" w:firstLine="720" w:firstLineChars="0"/>
         <w:rPr>
           <w:rFonts w:hint="default" w:ascii="Times New Roman" w:hAnsi="Times New Roman" w:eastAsia="sans-serif" w:cs="Times New Roman"/>
           <w:sz w:val="28"/>
@@ -17504,7 +17486,7 @@
         <w:widowControl/>
         <w:suppressLineNumbers w:val="0"/>
         <w:spacing w:before="0" w:beforeAutospacing="0" w:line="360" w:lineRule="auto"/>
-        <w:ind w:left="0" w:right="0"/>
+        <w:ind w:left="0" w:right="0" w:firstLine="720" w:firstLineChars="0"/>
         <w:rPr>
           <w:rFonts w:hint="default" w:ascii="Times New Roman" w:hAnsi="Times New Roman" w:eastAsia="sans-serif" w:cs="Times New Roman"/>
           <w:sz w:val="28"/>
@@ -17538,7 +17520,7 @@
         <w:widowControl/>
         <w:suppressLineNumbers w:val="0"/>
         <w:spacing w:before="0" w:beforeAutospacing="0" w:line="360" w:lineRule="auto"/>
-        <w:ind w:left="0" w:right="0"/>
+        <w:ind w:left="0" w:right="0" w:firstLine="720" w:firstLineChars="0"/>
         <w:rPr>
           <w:rFonts w:hint="default" w:ascii="Times New Roman" w:hAnsi="Times New Roman" w:eastAsia="sans-serif" w:cs="Times New Roman"/>
           <w:sz w:val="28"/>
@@ -17572,7 +17554,7 @@
         <w:widowControl/>
         <w:suppressLineNumbers w:val="0"/>
         <w:spacing w:before="0" w:beforeAutospacing="0" w:line="360" w:lineRule="auto"/>
-        <w:ind w:left="0" w:right="0"/>
+        <w:ind w:left="0" w:right="0" w:firstLine="720" w:firstLineChars="0"/>
         <w:rPr>
           <w:rFonts w:hint="default" w:ascii="Times New Roman" w:hAnsi="Times New Roman" w:eastAsia="sans-serif" w:cs="Times New Roman"/>
           <w:sz w:val="28"/>
@@ -17606,7 +17588,7 @@
         <w:widowControl/>
         <w:suppressLineNumbers w:val="0"/>
         <w:spacing w:before="0" w:beforeAutospacing="0" w:line="360" w:lineRule="auto"/>
-        <w:ind w:left="0" w:right="0"/>
+        <w:ind w:left="0" w:right="0" w:firstLine="720" w:firstLineChars="0"/>
         <w:rPr>
           <w:rFonts w:hint="default" w:ascii="Times New Roman" w:hAnsi="Times New Roman" w:eastAsia="sans-serif" w:cs="Times New Roman"/>
           <w:sz w:val="28"/>
@@ -17640,7 +17622,7 @@
         <w:widowControl/>
         <w:suppressLineNumbers w:val="0"/>
         <w:spacing w:before="0" w:beforeAutospacing="0" w:line="360" w:lineRule="auto"/>
-        <w:ind w:left="0" w:right="0"/>
+        <w:ind w:left="0" w:right="0" w:firstLine="720" w:firstLineChars="0"/>
         <w:rPr>
           <w:rFonts w:hint="default" w:ascii="sans-serif" w:hAnsi="sans-serif" w:eastAsia="sans-serif" w:cs="sans-serif"/>
         </w:rPr>
@@ -19931,21 +19913,35 @@
         <w:jc w:val="center"/>
         <w:rPr>
           <w:rFonts w:hint="default" w:ascii="sans-serif" w:hAnsi="sans-serif" w:eastAsia="sans-serif" w:cs="sans-serif"/>
-        </w:rPr>
-      </w:pPr>
-      <w:r>
-        <w:rPr>
-          <w:rFonts w:hint="default" w:ascii="Times New Roman" w:hAnsi="Times New Roman" w:cs="Times New Roman"/>
-          <w:sz w:val="28"/>
-          <w:szCs w:val="28"/>
           <w:lang w:val="en-US"/>
         </w:rPr>
+      </w:pPr>
+      <w:r>
+        <w:rPr>
+          <w:rFonts w:hint="default" w:ascii="Times New Roman" w:hAnsi="Times New Roman" w:cs="Times New Roman"/>
+          <w:sz w:val="28"/>
+          <w:szCs w:val="28"/>
+          <w:lang w:val="en-US"/>
+        </w:rPr>
         <w:t>Bảng 3.1. Chức năng hệ thống</w:t>
       </w:r>
+      <w:r>
+        <w:rPr>
+          <w:rFonts w:hint="default" w:cs="Times New Roman"/>
+          <w:sz w:val="28"/>
+          <w:szCs w:val="28"/>
+          <w:lang w:val="en-US"/>
+        </w:rPr>
+        <w:t xml:space="preserve"> chính</w:t>
+      </w:r>
     </w:p>
     <w:p>
       <w:pPr>
         <w:pStyle w:val="22"/>
+        <w:numPr>
+          <w:ilvl w:val="0"/>
+          <w:numId w:val="3"/>
+        </w:numPr>
         <w:spacing w:line="360" w:lineRule="auto"/>
         <w:rPr>
           <w:rFonts w:hint="default" w:ascii="Times New Roman" w:hAnsi="Times New Roman" w:cs="Times New Roman" w:eastAsiaTheme="majorEastAsia"/>
@@ -20175,7 +20171,12 @@
     <w:p>
       <w:pPr>
         <w:pStyle w:val="22"/>
-        <w:spacing w:line="360" w:lineRule="auto"/>
+        <w:numPr>
+          <w:ilvl w:val="0"/>
+          <w:numId w:val="3"/>
+        </w:numPr>
+        <w:spacing w:line="360" w:lineRule="auto"/>
+        <w:ind w:left="0" w:leftChars="0" w:firstLine="680" w:firstLineChars="0"/>
         <w:rPr>
           <w:rFonts w:hint="default" w:ascii="Times New Roman" w:hAnsi="Times New Roman" w:cs="Times New Roman" w:eastAsiaTheme="majorEastAsia"/>
           <w:b/>
@@ -20433,7 +20434,12 @@
     <w:p>
       <w:pPr>
         <w:pStyle w:val="22"/>
-        <w:spacing w:line="360" w:lineRule="auto"/>
+        <w:numPr>
+          <w:ilvl w:val="0"/>
+          <w:numId w:val="3"/>
+        </w:numPr>
+        <w:spacing w:line="360" w:lineRule="auto"/>
+        <w:ind w:left="0" w:leftChars="0" w:firstLine="680" w:firstLineChars="0"/>
         <w:rPr>
           <w:rFonts w:hint="default" w:ascii="Times New Roman" w:hAnsi="Times New Roman" w:cs="Times New Roman" w:eastAsiaTheme="majorEastAsia"/>
           <w:b/>
@@ -20661,7 +20667,12 @@
     <w:p>
       <w:pPr>
         <w:pStyle w:val="22"/>
-        <w:spacing w:line="360" w:lineRule="auto"/>
+        <w:numPr>
+          <w:ilvl w:val="0"/>
+          <w:numId w:val="3"/>
+        </w:numPr>
+        <w:spacing w:line="360" w:lineRule="auto"/>
+        <w:ind w:left="0" w:leftChars="0" w:firstLine="680" w:firstLineChars="0"/>
         <w:rPr>
           <w:rFonts w:hint="default" w:ascii="Times New Roman" w:hAnsi="Times New Roman" w:cs="Times New Roman" w:eastAsiaTheme="majorEastAsia"/>
           <w:b/>
@@ -20889,7 +20900,12 @@
     <w:p>
       <w:pPr>
         <w:pStyle w:val="22"/>
-        <w:spacing w:line="360" w:lineRule="auto"/>
+        <w:numPr>
+          <w:ilvl w:val="0"/>
+          <w:numId w:val="3"/>
+        </w:numPr>
+        <w:spacing w:line="360" w:lineRule="auto"/>
+        <w:ind w:left="0" w:leftChars="0" w:firstLine="680" w:firstLineChars="0"/>
         <w:rPr>
           <w:rFonts w:hint="default" w:ascii="Times New Roman" w:hAnsi="Times New Roman" w:cs="Times New Roman" w:eastAsiaTheme="majorEastAsia"/>
           <w:b/>
@@ -21177,7 +21193,12 @@
     <w:p>
       <w:pPr>
         <w:pStyle w:val="22"/>
-        <w:spacing w:line="360" w:lineRule="auto"/>
+        <w:numPr>
+          <w:ilvl w:val="0"/>
+          <w:numId w:val="3"/>
+        </w:numPr>
+        <w:spacing w:line="360" w:lineRule="auto"/>
+        <w:ind w:left="0" w:leftChars="0" w:firstLine="680" w:firstLineChars="0"/>
         <w:rPr>
           <w:rFonts w:hint="default" w:ascii="Times New Roman" w:hAnsi="Times New Roman" w:cs="Times New Roman" w:eastAsiaTheme="majorEastAsia"/>
           <w:b/>
@@ -21495,7 +21516,12 @@
     <w:p>
       <w:pPr>
         <w:pStyle w:val="22"/>
-        <w:spacing w:line="360" w:lineRule="auto"/>
+        <w:numPr>
+          <w:ilvl w:val="0"/>
+          <w:numId w:val="3"/>
+        </w:numPr>
+        <w:spacing w:line="360" w:lineRule="auto"/>
+        <w:ind w:left="0" w:leftChars="0" w:firstLine="680" w:firstLineChars="0"/>
         <w:rPr>
           <w:rFonts w:hint="default" w:ascii="Times New Roman" w:hAnsi="Times New Roman" w:cs="Times New Roman" w:eastAsiaTheme="majorEastAsia"/>
           <w:b/>
@@ -21723,7 +21749,12 @@
     <w:p>
       <w:pPr>
         <w:pStyle w:val="22"/>
-        <w:spacing w:line="360" w:lineRule="auto"/>
+        <w:numPr>
+          <w:ilvl w:val="0"/>
+          <w:numId w:val="3"/>
+        </w:numPr>
+        <w:spacing w:line="360" w:lineRule="auto"/>
+        <w:ind w:left="0" w:leftChars="0" w:firstLine="680" w:firstLineChars="0"/>
         <w:rPr>
           <w:rFonts w:hint="default" w:ascii="Times New Roman" w:hAnsi="Times New Roman" w:cs="Times New Roman" w:eastAsiaTheme="majorEastAsia"/>
           <w:b/>
@@ -22104,6 +22135,10 @@
     <w:p>
       <w:pPr>
         <w:pStyle w:val="22"/>
+        <w:numPr>
+          <w:ilvl w:val="0"/>
+          <w:numId w:val="4"/>
+        </w:numPr>
         <w:spacing w:line="360" w:lineRule="auto"/>
         <w:rPr>
           <w:rFonts w:hint="default" w:ascii="Times New Roman" w:hAnsi="Times New Roman" w:cs="Times New Roman" w:eastAsiaTheme="majorEastAsia"/>
@@ -22112,6 +22147,8 @@
           <w:szCs w:val="28"/>
         </w:rPr>
       </w:pPr>
+      <w:bookmarkStart w:id="0" w:name="_GoBack"/>
+      <w:bookmarkEnd w:id="0"/>
       <w:r>
         <w:rPr>
           <w:rFonts w:hint="default" w:ascii="Times New Roman" w:hAnsi="Times New Roman" w:cs="Times New Roman" w:eastAsiaTheme="majorEastAsia"/>
@@ -22504,8 +22541,6 @@
           <w:szCs w:val="28"/>
         </w:rPr>
       </w:pPr>
-      <w:bookmarkStart w:id="0" w:name="_GoBack"/>
-      <w:bookmarkEnd w:id="0"/>
       <w:r>
         <w:rPr>
           <w:rFonts w:hint="default" w:ascii="Times New Roman" w:hAnsi="Times New Roman" w:eastAsia="sans-serif" w:cs="Times New Roman"/>
@@ -23915,7 +23950,7 @@
         <w:pStyle w:val="22"/>
         <w:numPr>
           <w:ilvl w:val="0"/>
-          <w:numId w:val="3"/>
+          <w:numId w:val="5"/>
         </w:numPr>
         <w:tabs>
           <w:tab w:val="left" w:pos="1080"/>
@@ -23945,7 +23980,7 @@
         <w:pStyle w:val="22"/>
         <w:numPr>
           <w:ilvl w:val="0"/>
-          <w:numId w:val="3"/>
+          <w:numId w:val="5"/>
         </w:numPr>
         <w:tabs>
           <w:tab w:val="left" w:pos="1080"/>
@@ -23975,7 +24010,7 @@
         <w:pStyle w:val="22"/>
         <w:numPr>
           <w:ilvl w:val="0"/>
-          <w:numId w:val="3"/>
+          <w:numId w:val="5"/>
         </w:numPr>
         <w:tabs>
           <w:tab w:val="left" w:pos="1080"/>
@@ -24005,7 +24040,7 @@
         <w:pStyle w:val="22"/>
         <w:numPr>
           <w:ilvl w:val="0"/>
-          <w:numId w:val="3"/>
+          <w:numId w:val="5"/>
         </w:numPr>
         <w:tabs>
           <w:tab w:val="left" w:pos="1080"/>
@@ -24035,7 +24070,7 @@
         <w:pStyle w:val="22"/>
         <w:numPr>
           <w:ilvl w:val="0"/>
-          <w:numId w:val="3"/>
+          <w:numId w:val="5"/>
         </w:numPr>
         <w:tabs>
           <w:tab w:val="left" w:pos="1080"/>
@@ -24065,7 +24100,7 @@
         <w:pStyle w:val="22"/>
         <w:numPr>
           <w:ilvl w:val="0"/>
-          <w:numId w:val="3"/>
+          <w:numId w:val="5"/>
         </w:numPr>
         <w:tabs>
           <w:tab w:val="left" w:pos="1080"/>
@@ -24095,7 +24130,7 @@
         <w:pStyle w:val="22"/>
         <w:numPr>
           <w:ilvl w:val="0"/>
-          <w:numId w:val="3"/>
+          <w:numId w:val="5"/>
         </w:numPr>
         <w:tabs>
           <w:tab w:val="left" w:pos="1080"/>
@@ -25822,6 +25857,18 @@
 <file path=word/numbering.xml><?xml version="1.0" encoding="utf-8"?>
 <w:numbering xmlns:wpc="http://schemas.microsoft.com/office/word/2010/wordprocessingCanvas" xmlns:mc="http://schemas.openxmlformats.org/markup-compatibility/2006" xmlns:o="urn:schemas-microsoft-com:office:office" xmlns:r="http://schemas.openxmlformats.org/officeDocument/2006/relationships" xmlns:m="http://schemas.openxmlformats.org/officeDocument/2006/math" xmlns:v="urn:schemas-microsoft-com:vml" xmlns:wp14="http://schemas.microsoft.com/office/word/2010/wordprocessingDrawing" xmlns:wp="http://schemas.openxmlformats.org/drawingml/2006/wordprocessingDrawing" xmlns:w10="urn:schemas-microsoft-com:office:word" xmlns:w="http://schemas.openxmlformats.org/wordprocessingml/2006/main" xmlns:w14="http://schemas.microsoft.com/office/word/2010/wordml" xmlns:wpg="http://schemas.microsoft.com/office/word/2010/wordprocessingGroup" xmlns:wpi="http://schemas.microsoft.com/office/word/2010/wordprocessingInk" xmlns:wne="http://schemas.microsoft.com/office/word/2006/wordml" xmlns:wps="http://schemas.microsoft.com/office/word/2010/wordprocessingShape" xmlns:wpsCustomData="http://www.wps.cn/officeDocument/2013/wpsCustomData" mc:Ignorable="w14 wp14">
   <w:abstractNum w:abstractNumId="0">
+    <w:nsid w:val="813535C0"/>
+    <w:multiLevelType w:val="singleLevel"/>
+    <w:tmpl w:val="813535C0"/>
+    <w:lvl w:ilvl="0" w:tentative="0">
+      <w:start w:val="11"/>
+      <w:numFmt w:val="upperLetter"/>
+      <w:suff w:val="space"/>
+      <w:lvlText w:val="%1)"/>
+      <w:lvlJc w:val="left"/>
+    </w:lvl>
+  </w:abstractNum>
+  <w:abstractNum w:abstractNumId="1">
     <w:nsid w:val="22B81684"/>
     <w:multiLevelType w:val="multilevel"/>
     <w:tmpl w:val="22B81684"/>
@@ -25970,7 +26017,7 @@
       </w:rPr>
     </w:lvl>
   </w:abstractNum>
-  <w:abstractNum w:abstractNumId="1">
+  <w:abstractNum w:abstractNumId="2">
     <w:nsid w:val="22ED07BC"/>
     <w:multiLevelType w:val="multilevel"/>
     <w:tmpl w:val="22ED07BC"/>
@@ -26119,7 +26166,7 @@
       </w:rPr>
     </w:lvl>
   </w:abstractNum>
-  <w:abstractNum w:abstractNumId="2">
+  <w:abstractNum w:abstractNumId="3">
     <w:nsid w:val="6EA743C5"/>
     <w:multiLevelType w:val="multilevel"/>
     <w:tmpl w:val="6EA743C5"/>
@@ -26243,14 +26290,32 @@
       </w:rPr>
     </w:lvl>
   </w:abstractNum>
+  <w:abstractNum w:abstractNumId="4">
+    <w:nsid w:val="7E96BBCD"/>
+    <w:multiLevelType w:val="singleLevel"/>
+    <w:tmpl w:val="7E96BBCD"/>
+    <w:lvl w:ilvl="0" w:tentative="0">
+      <w:start w:val="1"/>
+      <w:numFmt w:val="upperLetter"/>
+      <w:suff w:val="space"/>
+      <w:lvlText w:val="%1)"/>
+      <w:lvlJc w:val="left"/>
+    </w:lvl>
+  </w:abstractNum>
   <w:num w:numId="1">
+    <w:abstractNumId w:val="3"/>
+  </w:num>
+  <w:num w:numId="2">
     <w:abstractNumId w:val="2"/>
   </w:num>
-  <w:num w:numId="2">
+  <w:num w:numId="3">
+    <w:abstractNumId w:val="4"/>
+  </w:num>
+  <w:num w:numId="4">
+    <w:abstractNumId w:val="0"/>
+  </w:num>
+  <w:num w:numId="5">
     <w:abstractNumId w:val="1"/>
-  </w:num>
-  <w:num w:numId="3">
-    <w:abstractNumId w:val="0"/>
   </w:num>
 </w:numbering>
 </file>

--- a/docx/UDW-DA23TTC-chautuyettran-110122189.docx
+++ b/docx/UDW-DA23TTC-chautuyettran-110122189.docx
@@ -457,7 +457,7 @@
     </w:p>
     <w:p>
       <w:pPr>
-        <w:pStyle w:val="21"/>
+        <w:pStyle w:val="22"/>
         <w:spacing w:line="360" w:lineRule="auto"/>
         <w:rPr>
           <w:rFonts w:hint="default" w:ascii="Times New Roman" w:hAnsi="Times New Roman" w:cs="Times New Roman"/>
@@ -476,7 +476,7 @@
     </w:p>
     <w:p>
       <w:pPr>
-        <w:pStyle w:val="22"/>
+        <w:pStyle w:val="23"/>
         <w:spacing w:line="360" w:lineRule="auto"/>
         <w:rPr>
           <w:rFonts w:hint="default" w:ascii="Times New Roman" w:hAnsi="Times New Roman" w:cs="Times New Roman"/>
@@ -656,7 +656,7 @@
     </w:p>
     <w:p>
       <w:pPr>
-        <w:pStyle w:val="21"/>
+        <w:pStyle w:val="22"/>
         <w:spacing w:line="360" w:lineRule="auto"/>
         <w:rPr>
           <w:rFonts w:hint="default" w:ascii="Times New Roman" w:hAnsi="Times New Roman" w:cs="Times New Roman"/>
@@ -675,6 +675,43 @@
     </w:p>
     <w:p>
       <w:pPr>
+        <w:pStyle w:val="23"/>
+        <w:spacing w:line="360" w:lineRule="auto"/>
+        <w:rPr>
+          <w:rFonts w:hint="default" w:ascii="Times New Roman" w:hAnsi="Times New Roman" w:cs="Times New Roman"/>
+          <w:sz w:val="28"/>
+          <w:szCs w:val="28"/>
+        </w:rPr>
+      </w:pPr>
+      <w:r>
+        <w:rPr>
+          <w:rFonts w:hint="default" w:ascii="Times New Roman" w:hAnsi="Times New Roman" w:cs="Times New Roman"/>
+          <w:sz w:val="28"/>
+          <w:szCs w:val="28"/>
+        </w:rPr>
+        <w:t>Trước tiên, tôi xin chân thành cảm ơn …</w:t>
+      </w:r>
+    </w:p>
+    <w:p>
+      <w:pPr>
+        <w:spacing w:line="360" w:lineRule="auto"/>
+        <w:rPr>
+          <w:rFonts w:hint="default" w:ascii="Times New Roman" w:hAnsi="Times New Roman" w:cs="Times New Roman"/>
+          <w:sz w:val="28"/>
+          <w:szCs w:val="28"/>
+        </w:rPr>
+      </w:pPr>
+      <w:r>
+        <w:rPr>
+          <w:rFonts w:hint="default" w:ascii="Times New Roman" w:hAnsi="Times New Roman" w:cs="Times New Roman"/>
+          <w:sz w:val="28"/>
+          <w:szCs w:val="28"/>
+        </w:rPr>
+        <w:br w:type="page"/>
+      </w:r>
+    </w:p>
+    <w:p>
+      <w:pPr>
         <w:pStyle w:val="22"/>
         <w:spacing w:line="360" w:lineRule="auto"/>
         <w:rPr>
@@ -689,7 +726,7 @@
           <w:sz w:val="28"/>
           <w:szCs w:val="28"/>
         </w:rPr>
-        <w:t>Trước tiên, tôi xin chân thành cảm ơn …</w:t>
+        <w:t>MỤC LỤC</w:t>
       </w:r>
     </w:p>
     <w:p>
@@ -712,7 +749,7 @@
     </w:p>
     <w:p>
       <w:pPr>
-        <w:pStyle w:val="21"/>
+        <w:pStyle w:val="22"/>
         <w:spacing w:line="360" w:lineRule="auto"/>
         <w:rPr>
           <w:rFonts w:hint="default" w:ascii="Times New Roman" w:hAnsi="Times New Roman" w:cs="Times New Roman"/>
@@ -726,7 +763,7 @@
           <w:sz w:val="28"/>
           <w:szCs w:val="28"/>
         </w:rPr>
-        <w:t>MỤC LỤC</w:t>
+        <w:t>DANH MỤC CHỮ VIẾT TẮT</w:t>
       </w:r>
     </w:p>
     <w:p>
@@ -749,7 +786,7 @@
     </w:p>
     <w:p>
       <w:pPr>
-        <w:pStyle w:val="21"/>
+        <w:pStyle w:val="22"/>
         <w:spacing w:line="360" w:lineRule="auto"/>
         <w:rPr>
           <w:rFonts w:hint="default" w:ascii="Times New Roman" w:hAnsi="Times New Roman" w:cs="Times New Roman"/>
@@ -763,7 +800,7 @@
           <w:sz w:val="28"/>
           <w:szCs w:val="28"/>
         </w:rPr>
-        <w:t>DANH MỤC CHỮ VIẾT TẮT</w:t>
+        <w:t>DANH MỤC HÌNH ẢNH</w:t>
       </w:r>
     </w:p>
     <w:p>
@@ -786,7 +823,7 @@
     </w:p>
     <w:p>
       <w:pPr>
-        <w:pStyle w:val="21"/>
+        <w:pStyle w:val="22"/>
         <w:spacing w:line="360" w:lineRule="auto"/>
         <w:rPr>
           <w:rFonts w:hint="default" w:ascii="Times New Roman" w:hAnsi="Times New Roman" w:cs="Times New Roman"/>
@@ -800,7 +837,7 @@
           <w:sz w:val="28"/>
           <w:szCs w:val="28"/>
         </w:rPr>
-        <w:t>DANH MỤC HÌNH ẢNH</w:t>
+        <w:t>DANH MỤC BẢNG BIỂU</w:t>
       </w:r>
     </w:p>
     <w:p>
@@ -823,7 +860,7 @@
     </w:p>
     <w:p>
       <w:pPr>
-        <w:pStyle w:val="21"/>
+        <w:pStyle w:val="22"/>
         <w:spacing w:line="360" w:lineRule="auto"/>
         <w:rPr>
           <w:rFonts w:hint="default" w:ascii="Times New Roman" w:hAnsi="Times New Roman" w:cs="Times New Roman"/>
@@ -837,49 +874,12 @@
           <w:sz w:val="28"/>
           <w:szCs w:val="28"/>
         </w:rPr>
-        <w:t>DANH MỤC BẢNG BIỂU</w:t>
-      </w:r>
-    </w:p>
-    <w:p>
-      <w:pPr>
-        <w:spacing w:line="360" w:lineRule="auto"/>
-        <w:rPr>
-          <w:rFonts w:hint="default" w:ascii="Times New Roman" w:hAnsi="Times New Roman" w:cs="Times New Roman"/>
-          <w:sz w:val="28"/>
-          <w:szCs w:val="28"/>
-        </w:rPr>
-      </w:pPr>
-      <w:r>
-        <w:rPr>
-          <w:rFonts w:hint="default" w:ascii="Times New Roman" w:hAnsi="Times New Roman" w:cs="Times New Roman"/>
-          <w:sz w:val="28"/>
-          <w:szCs w:val="28"/>
-        </w:rPr>
-        <w:br w:type="page"/>
-      </w:r>
-    </w:p>
-    <w:p>
-      <w:pPr>
-        <w:pStyle w:val="21"/>
-        <w:spacing w:line="360" w:lineRule="auto"/>
-        <w:rPr>
-          <w:rFonts w:hint="default" w:ascii="Times New Roman" w:hAnsi="Times New Roman" w:cs="Times New Roman"/>
-          <w:sz w:val="28"/>
-          <w:szCs w:val="28"/>
-        </w:rPr>
-      </w:pPr>
-      <w:r>
-        <w:rPr>
-          <w:rFonts w:hint="default" w:ascii="Times New Roman" w:hAnsi="Times New Roman" w:cs="Times New Roman"/>
-          <w:sz w:val="28"/>
-          <w:szCs w:val="28"/>
-        </w:rPr>
         <w:t>TÓM TẮT</w:t>
       </w:r>
     </w:p>
     <w:p>
       <w:pPr>
-        <w:pStyle w:val="21"/>
+        <w:pStyle w:val="22"/>
         <w:spacing w:line="360" w:lineRule="auto"/>
         <w:rPr>
           <w:rFonts w:hint="default" w:ascii="Times New Roman" w:hAnsi="Times New Roman" w:cs="Times New Roman"/>
@@ -1020,7 +1020,7 @@
     </w:p>
     <w:p>
       <w:pPr>
-        <w:pStyle w:val="22"/>
+        <w:pStyle w:val="23"/>
         <w:spacing w:line="360" w:lineRule="auto"/>
         <w:rPr>
           <w:rFonts w:hint="default" w:ascii="Times New Roman" w:hAnsi="Times New Roman" w:cs="Times New Roman"/>
@@ -1039,7 +1039,7 @@
     </w:p>
     <w:p>
       <w:pPr>
-        <w:pStyle w:val="22"/>
+        <w:pStyle w:val="23"/>
         <w:spacing w:line="360" w:lineRule="auto"/>
         <w:rPr>
           <w:rFonts w:hint="default" w:ascii="Times New Roman" w:hAnsi="Times New Roman" w:cs="Times New Roman"/>
@@ -1058,7 +1058,7 @@
     </w:p>
     <w:p>
       <w:pPr>
-        <w:pStyle w:val="36"/>
+        <w:pStyle w:val="37"/>
         <w:spacing w:line="360" w:lineRule="auto"/>
         <w:rPr>
           <w:rFonts w:hint="default" w:ascii="Times New Roman" w:hAnsi="Times New Roman" w:cs="Times New Roman"/>
@@ -1077,7 +1077,7 @@
     </w:p>
     <w:tbl>
       <w:tblPr>
-        <w:tblStyle w:val="34"/>
+        <w:tblStyle w:val="35"/>
         <w:tblW w:w="0" w:type="auto"/>
         <w:tblInd w:w="0" w:type="dxa"/>
         <w:tblBorders>
@@ -1113,12 +1113,6 @@
             <w:insideH w:val="single" w:color="000000" w:themeColor="text1" w:sz="4" w:space="0"/>
             <w:insideV w:val="single" w:color="000000" w:themeColor="text1" w:sz="4" w:space="0"/>
           </w:tblBorders>
-          <w:tblCellMar>
-            <w:top w:w="0" w:type="dxa"/>
-            <w:left w:w="108" w:type="dxa"/>
-            <w:bottom w:w="0" w:type="dxa"/>
-            <w:right w:w="108" w:type="dxa"/>
-          </w:tblCellMar>
         </w:tblPrEx>
         <w:trPr>
           <w:tblHeader/>
@@ -2267,7 +2261,7 @@
     </w:p>
     <w:p>
       <w:pPr>
-        <w:pStyle w:val="22"/>
+        <w:pStyle w:val="23"/>
         <w:spacing w:line="360" w:lineRule="auto"/>
         <w:rPr>
           <w:rFonts w:hint="default" w:ascii="Times New Roman" w:hAnsi="Times New Roman" w:cs="Times New Roman"/>
@@ -2303,7 +2297,7 @@
     </w:p>
     <w:p>
       <w:pPr>
-        <w:pStyle w:val="22"/>
+        <w:pStyle w:val="23"/>
         <w:spacing w:line="360" w:lineRule="auto"/>
         <w:rPr>
           <w:rFonts w:hint="default" w:ascii="Times New Roman" w:hAnsi="Times New Roman" w:cs="Times New Roman"/>
@@ -2322,7 +2316,7 @@
     </w:p>
     <w:tbl>
       <w:tblPr>
-        <w:tblStyle w:val="34"/>
+        <w:tblStyle w:val="35"/>
         <w:tblW w:w="0" w:type="auto"/>
         <w:tblInd w:w="0" w:type="dxa"/>
         <w:tblBorders>
@@ -3097,7 +3091,7 @@
     </w:p>
     <w:p>
       <w:pPr>
-        <w:pStyle w:val="22"/>
+        <w:pStyle w:val="23"/>
         <w:spacing w:line="360" w:lineRule="auto"/>
         <w:rPr>
           <w:rFonts w:hint="default" w:ascii="Times New Roman" w:hAnsi="Times New Roman" w:cs="Times New Roman"/>
@@ -3116,7 +3110,7 @@
     </w:p>
     <w:p>
       <w:pPr>
-        <w:pStyle w:val="22"/>
+        <w:pStyle w:val="23"/>
         <w:spacing w:line="360" w:lineRule="auto"/>
         <w:rPr>
           <w:rFonts w:hint="default" w:ascii="Times New Roman" w:hAnsi="Times New Roman" w:cs="Times New Roman"/>
@@ -3135,7 +3129,7 @@
     </w:p>
     <w:tbl>
       <w:tblPr>
-        <w:tblStyle w:val="34"/>
+        <w:tblStyle w:val="35"/>
         <w:tblW w:w="0" w:type="auto"/>
         <w:tblInd w:w="0" w:type="dxa"/>
         <w:tblBorders>
@@ -4179,7 +4173,7 @@
     </w:p>
     <w:tbl>
       <w:tblPr>
-        <w:tblStyle w:val="34"/>
+        <w:tblStyle w:val="35"/>
         <w:tblW w:w="0" w:type="auto"/>
         <w:tblInd w:w="0" w:type="dxa"/>
         <w:tblBorders>
@@ -5955,7 +5949,7 @@
     </w:p>
     <w:p>
       <w:pPr>
-        <w:pStyle w:val="22"/>
+        <w:pStyle w:val="23"/>
         <w:spacing w:line="360" w:lineRule="auto"/>
         <w:rPr>
           <w:rFonts w:hint="default" w:ascii="Times New Roman" w:hAnsi="Times New Roman" w:cs="Times New Roman"/>
@@ -5974,7 +5968,7 @@
     </w:p>
     <w:tbl>
       <w:tblPr>
-        <w:tblStyle w:val="34"/>
+        <w:tblStyle w:val="35"/>
         <w:tblW w:w="0" w:type="auto"/>
         <w:tblInd w:w="0" w:type="dxa"/>
         <w:tblBorders>
@@ -7010,7 +7004,7 @@
     </w:p>
     <w:p>
       <w:pPr>
-        <w:pStyle w:val="22"/>
+        <w:pStyle w:val="23"/>
         <w:spacing w:line="360" w:lineRule="auto"/>
         <w:rPr>
           <w:rFonts w:hint="default" w:ascii="Times New Roman" w:hAnsi="Times New Roman" w:cs="Times New Roman"/>
@@ -7029,7 +7023,7 @@
     </w:p>
     <w:tbl>
       <w:tblPr>
-        <w:tblStyle w:val="34"/>
+        <w:tblStyle w:val="35"/>
         <w:tblW w:w="0" w:type="auto"/>
         <w:tblInd w:w="0" w:type="dxa"/>
         <w:tblBorders>
@@ -7807,7 +7801,7 @@
     </w:p>
     <w:p>
       <w:pPr>
-        <w:pStyle w:val="22"/>
+        <w:pStyle w:val="23"/>
         <w:spacing w:line="360" w:lineRule="auto"/>
         <w:rPr>
           <w:rFonts w:hint="default" w:ascii="Times New Roman" w:hAnsi="Times New Roman" w:cs="Times New Roman"/>
@@ -7826,7 +7820,7 @@
     </w:p>
     <w:tbl>
       <w:tblPr>
-        <w:tblStyle w:val="34"/>
+        <w:tblStyle w:val="35"/>
         <w:tblW w:w="0" w:type="auto"/>
         <w:tblInd w:w="0" w:type="dxa"/>
         <w:tblBorders>
@@ -9176,7 +9170,7 @@
     </w:p>
     <w:p>
       <w:pPr>
-        <w:pStyle w:val="22"/>
+        <w:pStyle w:val="23"/>
         <w:spacing w:line="360" w:lineRule="auto"/>
         <w:rPr>
           <w:rFonts w:hint="default" w:ascii="Times New Roman" w:hAnsi="Times New Roman" w:cs="Times New Roman"/>
@@ -9195,7 +9189,7 @@
     </w:p>
     <w:tbl>
       <w:tblPr>
-        <w:tblStyle w:val="34"/>
+        <w:tblStyle w:val="35"/>
         <w:tblW w:w="0" w:type="auto"/>
         <w:tblInd w:w="0" w:type="dxa"/>
         <w:tblBorders>
@@ -10259,7 +10253,7 @@
     </w:p>
     <w:p>
       <w:pPr>
-        <w:pStyle w:val="22"/>
+        <w:pStyle w:val="23"/>
         <w:spacing w:line="360" w:lineRule="auto"/>
         <w:rPr>
           <w:rFonts w:hint="default" w:ascii="Times New Roman" w:hAnsi="Times New Roman" w:cs="Times New Roman"/>
@@ -10278,7 +10272,7 @@
     </w:p>
     <w:tbl>
       <w:tblPr>
-        <w:tblStyle w:val="34"/>
+        <w:tblStyle w:val="35"/>
         <w:tblW w:w="0" w:type="auto"/>
         <w:tblInd w:w="0" w:type="dxa"/>
         <w:tblBorders>
@@ -11342,7 +11336,7 @@
     </w:p>
     <w:p>
       <w:pPr>
-        <w:pStyle w:val="22"/>
+        <w:pStyle w:val="23"/>
         <w:spacing w:line="360" w:lineRule="auto"/>
         <w:rPr>
           <w:rFonts w:hint="default" w:ascii="Times New Roman" w:hAnsi="Times New Roman" w:cs="Times New Roman"/>
@@ -11361,7 +11355,7 @@
     </w:p>
     <w:tbl>
       <w:tblPr>
-        <w:tblStyle w:val="34"/>
+        <w:tblStyle w:val="35"/>
         <w:tblW w:w="0" w:type="auto"/>
         <w:tblInd w:w="0" w:type="dxa"/>
         <w:tblBorders>
@@ -12711,7 +12705,7 @@
     </w:p>
     <w:p>
       <w:pPr>
-        <w:pStyle w:val="22"/>
+        <w:pStyle w:val="23"/>
         <w:spacing w:line="360" w:lineRule="auto"/>
         <w:rPr>
           <w:rFonts w:hint="default" w:ascii="Times New Roman" w:hAnsi="Times New Roman" w:cs="Times New Roman"/>
@@ -12730,7 +12724,7 @@
     </w:p>
     <w:tbl>
       <w:tblPr>
-        <w:tblStyle w:val="34"/>
+        <w:tblStyle w:val="35"/>
         <w:tblW w:w="0" w:type="auto"/>
         <w:tblInd w:w="0" w:type="dxa"/>
         <w:tblBorders>
@@ -13804,7 +13798,7 @@
     </w:p>
     <w:p>
       <w:pPr>
-        <w:pStyle w:val="22"/>
+        <w:pStyle w:val="23"/>
         <w:spacing w:line="360" w:lineRule="auto"/>
         <w:rPr>
           <w:rFonts w:hint="default" w:ascii="Times New Roman" w:hAnsi="Times New Roman" w:cs="Times New Roman"/>
@@ -13823,7 +13817,7 @@
     </w:p>
     <w:tbl>
       <w:tblPr>
-        <w:tblStyle w:val="34"/>
+        <w:tblStyle w:val="35"/>
         <w:tblW w:w="0" w:type="auto"/>
         <w:tblInd w:w="0" w:type="dxa"/>
         <w:tblBorders>
@@ -14744,7 +14738,7 @@
     </w:p>
     <w:p>
       <w:pPr>
-        <w:pStyle w:val="22"/>
+        <w:pStyle w:val="23"/>
         <w:spacing w:line="360" w:lineRule="auto"/>
         <w:rPr>
           <w:rFonts w:hint="default" w:ascii="Times New Roman" w:hAnsi="Times New Roman" w:cs="Times New Roman"/>
@@ -14763,7 +14757,7 @@
     </w:p>
     <w:tbl>
       <w:tblPr>
-        <w:tblStyle w:val="34"/>
+        <w:tblStyle w:val="35"/>
         <w:tblW w:w="0" w:type="auto"/>
         <w:tblInd w:w="0" w:type="dxa"/>
         <w:tblBorders>
@@ -15827,7 +15821,7 @@
     </w:p>
     <w:p>
       <w:pPr>
-        <w:pStyle w:val="22"/>
+        <w:pStyle w:val="23"/>
         <w:spacing w:line="360" w:lineRule="auto"/>
         <w:rPr>
           <w:rFonts w:hint="default" w:ascii="Times New Roman" w:hAnsi="Times New Roman" w:cs="Times New Roman"/>
@@ -15846,7 +15840,7 @@
     </w:p>
     <w:tbl>
       <w:tblPr>
-        <w:tblStyle w:val="34"/>
+        <w:tblStyle w:val="35"/>
         <w:tblW w:w="0" w:type="auto"/>
         <w:tblInd w:w="0" w:type="dxa"/>
         <w:tblBorders>
@@ -15882,6 +15876,12 @@
             <w:insideH w:val="single" w:color="000000" w:themeColor="text1" w:sz="4" w:space="0"/>
             <w:insideV w:val="single" w:color="000000" w:themeColor="text1" w:sz="4" w:space="0"/>
           </w:tblBorders>
+          <w:tblCellMar>
+            <w:top w:w="0" w:type="dxa"/>
+            <w:left w:w="108" w:type="dxa"/>
+            <w:bottom w:w="0" w:type="dxa"/>
+            <w:right w:w="108" w:type="dxa"/>
+          </w:tblCellMar>
         </w:tblPrEx>
         <w:trPr>
           <w:tblHeader/>
@@ -16959,7 +16959,7 @@
     </w:p>
     <w:p>
       <w:pPr>
-        <w:pStyle w:val="22"/>
+        <w:pStyle w:val="23"/>
         <w:spacing w:line="360" w:lineRule="auto"/>
         <w:rPr>
           <w:rFonts w:hint="default" w:ascii="Times New Roman" w:hAnsi="Times New Roman" w:eastAsia="SimSun" w:cs="Times New Roman"/>
@@ -16978,7 +16978,7 @@
     </w:p>
     <w:p>
       <w:pPr>
-        <w:pStyle w:val="22"/>
+        <w:pStyle w:val="23"/>
         <w:spacing w:line="360" w:lineRule="auto"/>
         <w:rPr>
           <w:rFonts w:hint="default" w:ascii="Times New Roman" w:hAnsi="Times New Roman" w:cs="Times New Roman"/>
@@ -16997,7 +16997,7 @@
     </w:p>
     <w:p>
       <w:pPr>
-        <w:pStyle w:val="22"/>
+        <w:pStyle w:val="23"/>
         <w:numPr>
           <w:ilvl w:val="0"/>
           <w:numId w:val="2"/>
@@ -17027,7 +17027,7 @@
     </w:p>
     <w:p>
       <w:pPr>
-        <w:pStyle w:val="22"/>
+        <w:pStyle w:val="23"/>
         <w:numPr>
           <w:ilvl w:val="0"/>
           <w:numId w:val="2"/>
@@ -17057,7 +17057,7 @@
     </w:p>
     <w:p>
       <w:pPr>
-        <w:pStyle w:val="22"/>
+        <w:pStyle w:val="23"/>
         <w:numPr>
           <w:ilvl w:val="0"/>
           <w:numId w:val="2"/>
@@ -17087,7 +17087,7 @@
     </w:p>
     <w:p>
       <w:pPr>
-        <w:pStyle w:val="22"/>
+        <w:pStyle w:val="23"/>
         <w:numPr>
           <w:ilvl w:val="0"/>
           <w:numId w:val="2"/>
@@ -17117,7 +17117,7 @@
     </w:p>
     <w:p>
       <w:pPr>
-        <w:pStyle w:val="22"/>
+        <w:pStyle w:val="23"/>
         <w:numPr>
           <w:ilvl w:val="0"/>
           <w:numId w:val="2"/>
@@ -17147,7 +17147,7 @@
     </w:p>
     <w:p>
       <w:pPr>
-        <w:pStyle w:val="22"/>
+        <w:pStyle w:val="23"/>
         <w:numPr>
           <w:ilvl w:val="0"/>
           <w:numId w:val="2"/>
@@ -17177,7 +17177,7 @@
     </w:p>
     <w:p>
       <w:pPr>
-        <w:pStyle w:val="22"/>
+        <w:pStyle w:val="23"/>
         <w:numPr>
           <w:ilvl w:val="0"/>
           <w:numId w:val="2"/>
@@ -17207,7 +17207,7 @@
     </w:p>
     <w:p>
       <w:pPr>
-        <w:pStyle w:val="22"/>
+        <w:pStyle w:val="23"/>
         <w:numPr>
           <w:ilvl w:val="0"/>
           <w:numId w:val="2"/>
@@ -17237,7 +17237,7 @@
     </w:p>
     <w:p>
       <w:pPr>
-        <w:pStyle w:val="22"/>
+        <w:pStyle w:val="23"/>
         <w:spacing w:line="360" w:lineRule="auto"/>
         <w:rPr>
           <w:rFonts w:hint="default" w:ascii="Times New Roman" w:hAnsi="Times New Roman" w:cs="Times New Roman"/>
@@ -17256,7 +17256,7 @@
     </w:p>
     <w:p>
       <w:pPr>
-        <w:pStyle w:val="22"/>
+        <w:pStyle w:val="23"/>
         <w:spacing w:line="360" w:lineRule="auto"/>
         <w:rPr>
           <w:rFonts w:hint="default" w:ascii="Times New Roman" w:hAnsi="Times New Roman" w:cs="Times New Roman"/>
@@ -17275,7 +17275,7 @@
     </w:p>
     <w:p>
       <w:pPr>
-        <w:pStyle w:val="22"/>
+        <w:pStyle w:val="23"/>
         <w:spacing w:line="360" w:lineRule="auto"/>
         <w:rPr>
           <w:rFonts w:hint="default" w:ascii="Times New Roman" w:hAnsi="Times New Roman" w:cs="Times New Roman"/>
@@ -17313,7 +17313,7 @@
     </w:p>
     <w:p>
       <w:pPr>
-        <w:pStyle w:val="22"/>
+        <w:pStyle w:val="23"/>
         <w:spacing w:line="360" w:lineRule="auto"/>
         <w:rPr>
           <w:rFonts w:hint="default" w:ascii="Times New Roman" w:hAnsi="Times New Roman" w:cs="Times New Roman"/>
@@ -17351,7 +17351,7 @@
     </w:p>
     <w:p>
       <w:pPr>
-        <w:pStyle w:val="22"/>
+        <w:pStyle w:val="23"/>
         <w:spacing w:line="360" w:lineRule="auto"/>
         <w:rPr>
           <w:rFonts w:hint="default" w:ascii="Times New Roman" w:hAnsi="Times New Roman" w:cs="Times New Roman"/>
@@ -17370,7 +17370,7 @@
     </w:p>
     <w:p>
       <w:pPr>
-        <w:pStyle w:val="16"/>
+        <w:pStyle w:val="17"/>
         <w:keepNext w:val="0"/>
         <w:keepLines w:val="0"/>
         <w:widowControl/>
@@ -17412,7 +17412,7 @@
     </w:p>
     <w:p>
       <w:pPr>
-        <w:pStyle w:val="16"/>
+        <w:pStyle w:val="17"/>
         <w:keepNext w:val="0"/>
         <w:keepLines w:val="0"/>
         <w:widowControl/>
@@ -17446,7 +17446,7 @@
     </w:p>
     <w:p>
       <w:pPr>
-        <w:pStyle w:val="16"/>
+        <w:pStyle w:val="17"/>
         <w:keepNext w:val="0"/>
         <w:keepLines w:val="0"/>
         <w:widowControl/>
@@ -17480,7 +17480,7 @@
     </w:p>
     <w:p>
       <w:pPr>
-        <w:pStyle w:val="16"/>
+        <w:pStyle w:val="17"/>
         <w:keepNext w:val="0"/>
         <w:keepLines w:val="0"/>
         <w:widowControl/>
@@ -17514,7 +17514,7 @@
     </w:p>
     <w:p>
       <w:pPr>
-        <w:pStyle w:val="16"/>
+        <w:pStyle w:val="17"/>
         <w:keepNext w:val="0"/>
         <w:keepLines w:val="0"/>
         <w:widowControl/>
@@ -17548,7 +17548,7 @@
     </w:p>
     <w:p>
       <w:pPr>
-        <w:pStyle w:val="16"/>
+        <w:pStyle w:val="17"/>
         <w:keepNext w:val="0"/>
         <w:keepLines w:val="0"/>
         <w:widowControl/>
@@ -17582,7 +17582,7 @@
     </w:p>
     <w:p>
       <w:pPr>
-        <w:pStyle w:val="16"/>
+        <w:pStyle w:val="17"/>
         <w:keepNext w:val="0"/>
         <w:keepLines w:val="0"/>
         <w:widowControl/>
@@ -17616,7 +17616,7 @@
     </w:p>
     <w:p>
       <w:pPr>
-        <w:pStyle w:val="16"/>
+        <w:pStyle w:val="17"/>
         <w:keepNext w:val="0"/>
         <w:keepLines w:val="0"/>
         <w:widowControl/>
@@ -17737,7 +17737,7 @@
             </w:pPr>
             <w:r>
               <w:rPr>
-                <w:rStyle w:val="17"/>
+                <w:rStyle w:val="18"/>
                 <w:rFonts w:hint="default" w:ascii="Times New Roman" w:hAnsi="Times New Roman" w:eastAsia="sans-serif" w:cs="Times New Roman"/>
                 <w:kern w:val="0"/>
                 <w:sz w:val="28"/>
@@ -17781,7 +17781,7 @@
             </w:pPr>
             <w:r>
               <w:rPr>
-                <w:rStyle w:val="17"/>
+                <w:rStyle w:val="18"/>
                 <w:rFonts w:hint="default" w:ascii="Times New Roman" w:hAnsi="Times New Roman" w:eastAsia="sans-serif" w:cs="Times New Roman"/>
                 <w:kern w:val="0"/>
                 <w:sz w:val="28"/>
@@ -17825,7 +17825,7 @@
             </w:pPr>
             <w:r>
               <w:rPr>
-                <w:rStyle w:val="17"/>
+                <w:rStyle w:val="18"/>
                 <w:rFonts w:hint="default" w:ascii="Times New Roman" w:hAnsi="Times New Roman" w:eastAsia="sans-serif" w:cs="Times New Roman"/>
                 <w:kern w:val="0"/>
                 <w:sz w:val="28"/>
@@ -17869,7 +17869,7 @@
             </w:pPr>
             <w:r>
               <w:rPr>
-                <w:rStyle w:val="17"/>
+                <w:rStyle w:val="18"/>
                 <w:rFonts w:hint="default" w:ascii="Times New Roman" w:hAnsi="Times New Roman" w:eastAsia="sans-serif" w:cs="Times New Roman"/>
                 <w:kern w:val="0"/>
                 <w:sz w:val="28"/>
@@ -17913,7 +17913,7 @@
             </w:pPr>
             <w:r>
               <w:rPr>
-                <w:rStyle w:val="17"/>
+                <w:rStyle w:val="18"/>
                 <w:rFonts w:hint="default" w:ascii="Times New Roman" w:hAnsi="Times New Roman" w:eastAsia="sans-serif" w:cs="Times New Roman"/>
                 <w:kern w:val="0"/>
                 <w:sz w:val="28"/>
@@ -19903,7 +19903,7 @@
     </w:tbl>
     <w:p>
       <w:pPr>
-        <w:pStyle w:val="16"/>
+        <w:pStyle w:val="17"/>
         <w:keepNext w:val="0"/>
         <w:keepLines w:val="0"/>
         <w:widowControl/>
@@ -19937,7 +19937,7 @@
     </w:p>
     <w:p>
       <w:pPr>
-        <w:pStyle w:val="22"/>
+        <w:pStyle w:val="23"/>
         <w:numPr>
           <w:ilvl w:val="0"/>
           <w:numId w:val="3"/>
@@ -19962,7 +19962,7 @@
     </w:p>
     <w:p>
       <w:pPr>
-        <w:pStyle w:val="22"/>
+        <w:pStyle w:val="23"/>
         <w:spacing w:line="360" w:lineRule="auto"/>
         <w:rPr>
           <w:rFonts w:hint="default" w:ascii="Times New Roman" w:hAnsi="Times New Roman" w:cs="Times New Roman"/>
@@ -19981,7 +19981,7 @@
     </w:p>
     <w:p>
       <w:pPr>
-        <w:pStyle w:val="22"/>
+        <w:pStyle w:val="23"/>
         <w:spacing w:line="360" w:lineRule="auto"/>
         <w:rPr>
           <w:rFonts w:hint="default" w:ascii="Times New Roman" w:hAnsi="Times New Roman" w:cs="Times New Roman"/>
@@ -20000,7 +20000,7 @@
     </w:p>
     <w:p>
       <w:pPr>
-        <w:pStyle w:val="22"/>
+        <w:pStyle w:val="23"/>
         <w:numPr>
           <w:ilvl w:val="0"/>
           <w:numId w:val="2"/>
@@ -20030,7 +20030,7 @@
     </w:p>
     <w:p>
       <w:pPr>
-        <w:pStyle w:val="22"/>
+        <w:pStyle w:val="23"/>
         <w:numPr>
           <w:ilvl w:val="0"/>
           <w:numId w:val="2"/>
@@ -20060,7 +20060,7 @@
     </w:p>
     <w:p>
       <w:pPr>
-        <w:pStyle w:val="22"/>
+        <w:pStyle w:val="23"/>
         <w:numPr>
           <w:ilvl w:val="0"/>
           <w:numId w:val="2"/>
@@ -20090,7 +20090,7 @@
     </w:p>
     <w:p>
       <w:pPr>
-        <w:pStyle w:val="22"/>
+        <w:pStyle w:val="23"/>
         <w:numPr>
           <w:ilvl w:val="0"/>
           <w:numId w:val="2"/>
@@ -20120,7 +20120,7 @@
     </w:p>
     <w:p>
       <w:pPr>
-        <w:pStyle w:val="22"/>
+        <w:pStyle w:val="23"/>
         <w:numPr>
           <w:ilvl w:val="0"/>
           <w:numId w:val="2"/>
@@ -20150,7 +20150,7 @@
     </w:p>
     <w:p>
       <w:pPr>
-        <w:pStyle w:val="22"/>
+        <w:pStyle w:val="23"/>
         <w:spacing w:line="360" w:lineRule="auto"/>
         <w:rPr>
           <w:rFonts w:hint="default" w:ascii="Times New Roman" w:hAnsi="Times New Roman" w:cs="Times New Roman"/>
@@ -20170,7 +20170,7 @@
     </w:p>
     <w:p>
       <w:pPr>
-        <w:pStyle w:val="22"/>
+        <w:pStyle w:val="23"/>
         <w:numPr>
           <w:ilvl w:val="0"/>
           <w:numId w:val="3"/>
@@ -20196,7 +20196,7 @@
     </w:p>
     <w:p>
       <w:pPr>
-        <w:pStyle w:val="22"/>
+        <w:pStyle w:val="23"/>
         <w:spacing w:line="360" w:lineRule="auto"/>
         <w:rPr>
           <w:rFonts w:hint="default" w:ascii="Times New Roman" w:hAnsi="Times New Roman" w:cs="Times New Roman"/>
@@ -20215,7 +20215,7 @@
     </w:p>
     <w:p>
       <w:pPr>
-        <w:pStyle w:val="22"/>
+        <w:pStyle w:val="23"/>
         <w:spacing w:line="360" w:lineRule="auto"/>
         <w:rPr>
           <w:rFonts w:hint="default" w:ascii="Times New Roman" w:hAnsi="Times New Roman" w:cs="Times New Roman"/>
@@ -20234,7 +20234,7 @@
     </w:p>
     <w:p>
       <w:pPr>
-        <w:pStyle w:val="22"/>
+        <w:pStyle w:val="23"/>
         <w:numPr>
           <w:ilvl w:val="0"/>
           <w:numId w:val="2"/>
@@ -20264,7 +20264,7 @@
     </w:p>
     <w:p>
       <w:pPr>
-        <w:pStyle w:val="22"/>
+        <w:pStyle w:val="23"/>
         <w:numPr>
           <w:ilvl w:val="0"/>
           <w:numId w:val="2"/>
@@ -20294,7 +20294,7 @@
     </w:p>
     <w:p>
       <w:pPr>
-        <w:pStyle w:val="22"/>
+        <w:pStyle w:val="23"/>
         <w:numPr>
           <w:ilvl w:val="0"/>
           <w:numId w:val="2"/>
@@ -20324,7 +20324,7 @@
     </w:p>
     <w:p>
       <w:pPr>
-        <w:pStyle w:val="22"/>
+        <w:pStyle w:val="23"/>
         <w:numPr>
           <w:ilvl w:val="0"/>
           <w:numId w:val="2"/>
@@ -20354,7 +20354,7 @@
     </w:p>
     <w:p>
       <w:pPr>
-        <w:pStyle w:val="22"/>
+        <w:pStyle w:val="23"/>
         <w:numPr>
           <w:ilvl w:val="0"/>
           <w:numId w:val="2"/>
@@ -20384,7 +20384,7 @@
     </w:p>
     <w:p>
       <w:pPr>
-        <w:pStyle w:val="22"/>
+        <w:pStyle w:val="23"/>
         <w:numPr>
           <w:ilvl w:val="0"/>
           <w:numId w:val="2"/>
@@ -20414,7 +20414,7 @@
     </w:p>
     <w:p>
       <w:pPr>
-        <w:pStyle w:val="22"/>
+        <w:pStyle w:val="23"/>
         <w:spacing w:line="360" w:lineRule="auto"/>
         <w:rPr>
           <w:rFonts w:hint="default" w:ascii="Times New Roman" w:hAnsi="Times New Roman" w:cs="Times New Roman"/>
@@ -20433,7 +20433,7 @@
     </w:p>
     <w:p>
       <w:pPr>
-        <w:pStyle w:val="22"/>
+        <w:pStyle w:val="23"/>
         <w:numPr>
           <w:ilvl w:val="0"/>
           <w:numId w:val="3"/>
@@ -20459,7 +20459,7 @@
     </w:p>
     <w:p>
       <w:pPr>
-        <w:pStyle w:val="22"/>
+        <w:pStyle w:val="23"/>
         <w:spacing w:line="360" w:lineRule="auto"/>
         <w:rPr>
           <w:rFonts w:hint="default" w:ascii="Times New Roman" w:hAnsi="Times New Roman" w:cs="Times New Roman"/>
@@ -20478,7 +20478,7 @@
     </w:p>
     <w:p>
       <w:pPr>
-        <w:pStyle w:val="22"/>
+        <w:pStyle w:val="23"/>
         <w:spacing w:line="360" w:lineRule="auto"/>
         <w:rPr>
           <w:rFonts w:hint="default" w:ascii="Times New Roman" w:hAnsi="Times New Roman" w:cs="Times New Roman"/>
@@ -20497,7 +20497,7 @@
     </w:p>
     <w:p>
       <w:pPr>
-        <w:pStyle w:val="22"/>
+        <w:pStyle w:val="23"/>
         <w:numPr>
           <w:ilvl w:val="0"/>
           <w:numId w:val="2"/>
@@ -20527,7 +20527,7 @@
     </w:p>
     <w:p>
       <w:pPr>
-        <w:pStyle w:val="22"/>
+        <w:pStyle w:val="23"/>
         <w:numPr>
           <w:ilvl w:val="0"/>
           <w:numId w:val="2"/>
@@ -20557,7 +20557,7 @@
     </w:p>
     <w:p>
       <w:pPr>
-        <w:pStyle w:val="22"/>
+        <w:pStyle w:val="23"/>
         <w:numPr>
           <w:ilvl w:val="0"/>
           <w:numId w:val="2"/>
@@ -20587,7 +20587,7 @@
     </w:p>
     <w:p>
       <w:pPr>
-        <w:pStyle w:val="22"/>
+        <w:pStyle w:val="23"/>
         <w:numPr>
           <w:ilvl w:val="0"/>
           <w:numId w:val="2"/>
@@ -20617,7 +20617,7 @@
     </w:p>
     <w:p>
       <w:pPr>
-        <w:pStyle w:val="22"/>
+        <w:pStyle w:val="23"/>
         <w:numPr>
           <w:ilvl w:val="0"/>
           <w:numId w:val="2"/>
@@ -20647,7 +20647,7 @@
     </w:p>
     <w:p>
       <w:pPr>
-        <w:pStyle w:val="22"/>
+        <w:pStyle w:val="23"/>
         <w:spacing w:line="360" w:lineRule="auto"/>
         <w:rPr>
           <w:rFonts w:hint="default" w:ascii="Times New Roman" w:hAnsi="Times New Roman" w:cs="Times New Roman"/>
@@ -20666,7 +20666,7 @@
     </w:p>
     <w:p>
       <w:pPr>
-        <w:pStyle w:val="22"/>
+        <w:pStyle w:val="23"/>
         <w:numPr>
           <w:ilvl w:val="0"/>
           <w:numId w:val="3"/>
@@ -20692,7 +20692,7 @@
     </w:p>
     <w:p>
       <w:pPr>
-        <w:pStyle w:val="22"/>
+        <w:pStyle w:val="23"/>
         <w:spacing w:line="360" w:lineRule="auto"/>
         <w:rPr>
           <w:rFonts w:hint="default" w:ascii="Times New Roman" w:hAnsi="Times New Roman" w:cs="Times New Roman"/>
@@ -20711,7 +20711,7 @@
     </w:p>
     <w:p>
       <w:pPr>
-        <w:pStyle w:val="22"/>
+        <w:pStyle w:val="23"/>
         <w:spacing w:line="360" w:lineRule="auto"/>
         <w:rPr>
           <w:rFonts w:hint="default" w:ascii="Times New Roman" w:hAnsi="Times New Roman" w:cs="Times New Roman"/>
@@ -20730,7 +20730,7 @@
     </w:p>
     <w:p>
       <w:pPr>
-        <w:pStyle w:val="22"/>
+        <w:pStyle w:val="23"/>
         <w:numPr>
           <w:ilvl w:val="0"/>
           <w:numId w:val="2"/>
@@ -20760,7 +20760,7 @@
     </w:p>
     <w:p>
       <w:pPr>
-        <w:pStyle w:val="22"/>
+        <w:pStyle w:val="23"/>
         <w:numPr>
           <w:ilvl w:val="0"/>
           <w:numId w:val="2"/>
@@ -20790,7 +20790,7 @@
     </w:p>
     <w:p>
       <w:pPr>
-        <w:pStyle w:val="22"/>
+        <w:pStyle w:val="23"/>
         <w:numPr>
           <w:ilvl w:val="0"/>
           <w:numId w:val="2"/>
@@ -20820,7 +20820,7 @@
     </w:p>
     <w:p>
       <w:pPr>
-        <w:pStyle w:val="22"/>
+        <w:pStyle w:val="23"/>
         <w:numPr>
           <w:ilvl w:val="0"/>
           <w:numId w:val="2"/>
@@ -20850,7 +20850,7 @@
     </w:p>
     <w:p>
       <w:pPr>
-        <w:pStyle w:val="22"/>
+        <w:pStyle w:val="23"/>
         <w:numPr>
           <w:ilvl w:val="0"/>
           <w:numId w:val="2"/>
@@ -20880,7 +20880,7 @@
     </w:p>
     <w:p>
       <w:pPr>
-        <w:pStyle w:val="22"/>
+        <w:pStyle w:val="23"/>
         <w:spacing w:line="360" w:lineRule="auto"/>
         <w:rPr>
           <w:rFonts w:hint="default" w:ascii="Times New Roman" w:hAnsi="Times New Roman" w:cs="Times New Roman"/>
@@ -20899,7 +20899,7 @@
     </w:p>
     <w:p>
       <w:pPr>
-        <w:pStyle w:val="22"/>
+        <w:pStyle w:val="23"/>
         <w:numPr>
           <w:ilvl w:val="0"/>
           <w:numId w:val="3"/>
@@ -20925,7 +20925,7 @@
     </w:p>
     <w:p>
       <w:pPr>
-        <w:pStyle w:val="22"/>
+        <w:pStyle w:val="23"/>
         <w:spacing w:line="360" w:lineRule="auto"/>
         <w:rPr>
           <w:rFonts w:hint="default" w:ascii="Times New Roman" w:hAnsi="Times New Roman" w:cs="Times New Roman"/>
@@ -20944,7 +20944,7 @@
     </w:p>
     <w:p>
       <w:pPr>
-        <w:pStyle w:val="22"/>
+        <w:pStyle w:val="23"/>
         <w:spacing w:line="360" w:lineRule="auto"/>
         <w:rPr>
           <w:rFonts w:hint="default" w:ascii="Times New Roman" w:hAnsi="Times New Roman" w:cs="Times New Roman"/>
@@ -20963,7 +20963,7 @@
     </w:p>
     <w:p>
       <w:pPr>
-        <w:pStyle w:val="22"/>
+        <w:pStyle w:val="23"/>
         <w:numPr>
           <w:ilvl w:val="0"/>
           <w:numId w:val="2"/>
@@ -20993,7 +20993,7 @@
     </w:p>
     <w:p>
       <w:pPr>
-        <w:pStyle w:val="22"/>
+        <w:pStyle w:val="23"/>
         <w:numPr>
           <w:ilvl w:val="0"/>
           <w:numId w:val="2"/>
@@ -21023,7 +21023,7 @@
     </w:p>
     <w:p>
       <w:pPr>
-        <w:pStyle w:val="22"/>
+        <w:pStyle w:val="23"/>
         <w:numPr>
           <w:ilvl w:val="0"/>
           <w:numId w:val="2"/>
@@ -21053,7 +21053,7 @@
     </w:p>
     <w:p>
       <w:pPr>
-        <w:pStyle w:val="22"/>
+        <w:pStyle w:val="23"/>
         <w:numPr>
           <w:ilvl w:val="0"/>
           <w:numId w:val="2"/>
@@ -21083,7 +21083,7 @@
     </w:p>
     <w:p>
       <w:pPr>
-        <w:pStyle w:val="22"/>
+        <w:pStyle w:val="23"/>
         <w:numPr>
           <w:ilvl w:val="0"/>
           <w:numId w:val="2"/>
@@ -21113,7 +21113,7 @@
     </w:p>
     <w:p>
       <w:pPr>
-        <w:pStyle w:val="22"/>
+        <w:pStyle w:val="23"/>
         <w:numPr>
           <w:ilvl w:val="0"/>
           <w:numId w:val="2"/>
@@ -21143,7 +21143,7 @@
     </w:p>
     <w:p>
       <w:pPr>
-        <w:pStyle w:val="22"/>
+        <w:pStyle w:val="23"/>
         <w:numPr>
           <w:ilvl w:val="0"/>
           <w:numId w:val="2"/>
@@ -21173,7 +21173,7 @@
     </w:p>
     <w:p>
       <w:pPr>
-        <w:pStyle w:val="22"/>
+        <w:pStyle w:val="23"/>
         <w:spacing w:line="360" w:lineRule="auto"/>
         <w:rPr>
           <w:rFonts w:hint="default" w:ascii="Times New Roman" w:hAnsi="Times New Roman" w:cs="Times New Roman"/>
@@ -21192,7 +21192,7 @@
     </w:p>
     <w:p>
       <w:pPr>
-        <w:pStyle w:val="22"/>
+        <w:pStyle w:val="23"/>
         <w:numPr>
           <w:ilvl w:val="0"/>
           <w:numId w:val="3"/>
@@ -21218,7 +21218,7 @@
     </w:p>
     <w:p>
       <w:pPr>
-        <w:pStyle w:val="22"/>
+        <w:pStyle w:val="23"/>
         <w:spacing w:line="360" w:lineRule="auto"/>
         <w:rPr>
           <w:rFonts w:hint="default" w:ascii="Times New Roman" w:hAnsi="Times New Roman" w:cs="Times New Roman"/>
@@ -21237,7 +21237,7 @@
     </w:p>
     <w:p>
       <w:pPr>
-        <w:pStyle w:val="22"/>
+        <w:pStyle w:val="23"/>
         <w:spacing w:line="360" w:lineRule="auto"/>
         <w:rPr>
           <w:rFonts w:hint="default" w:ascii="Times New Roman" w:hAnsi="Times New Roman" w:cs="Times New Roman"/>
@@ -21256,7 +21256,7 @@
     </w:p>
     <w:p>
       <w:pPr>
-        <w:pStyle w:val="22"/>
+        <w:pStyle w:val="23"/>
         <w:numPr>
           <w:ilvl w:val="0"/>
           <w:numId w:val="2"/>
@@ -21286,7 +21286,7 @@
     </w:p>
     <w:p>
       <w:pPr>
-        <w:pStyle w:val="22"/>
+        <w:pStyle w:val="23"/>
         <w:numPr>
           <w:ilvl w:val="0"/>
           <w:numId w:val="2"/>
@@ -21316,7 +21316,7 @@
     </w:p>
     <w:p>
       <w:pPr>
-        <w:pStyle w:val="22"/>
+        <w:pStyle w:val="23"/>
         <w:numPr>
           <w:ilvl w:val="0"/>
           <w:numId w:val="2"/>
@@ -21346,7 +21346,7 @@
     </w:p>
     <w:p>
       <w:pPr>
-        <w:pStyle w:val="22"/>
+        <w:pStyle w:val="23"/>
         <w:numPr>
           <w:ilvl w:val="0"/>
           <w:numId w:val="2"/>
@@ -21376,7 +21376,7 @@
     </w:p>
     <w:p>
       <w:pPr>
-        <w:pStyle w:val="22"/>
+        <w:pStyle w:val="23"/>
         <w:numPr>
           <w:ilvl w:val="0"/>
           <w:numId w:val="2"/>
@@ -21406,7 +21406,7 @@
     </w:p>
     <w:p>
       <w:pPr>
-        <w:pStyle w:val="22"/>
+        <w:pStyle w:val="23"/>
         <w:numPr>
           <w:ilvl w:val="0"/>
           <w:numId w:val="2"/>
@@ -21436,7 +21436,7 @@
     </w:p>
     <w:p>
       <w:pPr>
-        <w:pStyle w:val="22"/>
+        <w:pStyle w:val="23"/>
         <w:numPr>
           <w:ilvl w:val="0"/>
           <w:numId w:val="2"/>
@@ -21466,7 +21466,7 @@
     </w:p>
     <w:p>
       <w:pPr>
-        <w:pStyle w:val="22"/>
+        <w:pStyle w:val="23"/>
         <w:numPr>
           <w:ilvl w:val="0"/>
           <w:numId w:val="2"/>
@@ -21496,7 +21496,7 @@
     </w:p>
     <w:p>
       <w:pPr>
-        <w:pStyle w:val="22"/>
+        <w:pStyle w:val="23"/>
         <w:spacing w:line="360" w:lineRule="auto"/>
         <w:rPr>
           <w:rFonts w:hint="default" w:ascii="Times New Roman" w:hAnsi="Times New Roman" w:cs="Times New Roman"/>
@@ -21515,7 +21515,7 @@
     </w:p>
     <w:p>
       <w:pPr>
-        <w:pStyle w:val="22"/>
+        <w:pStyle w:val="23"/>
         <w:numPr>
           <w:ilvl w:val="0"/>
           <w:numId w:val="3"/>
@@ -21541,7 +21541,7 @@
     </w:p>
     <w:p>
       <w:pPr>
-        <w:pStyle w:val="22"/>
+        <w:pStyle w:val="23"/>
         <w:spacing w:line="360" w:lineRule="auto"/>
         <w:rPr>
           <w:rFonts w:hint="default" w:ascii="Times New Roman" w:hAnsi="Times New Roman" w:cs="Times New Roman"/>
@@ -21560,7 +21560,7 @@
     </w:p>
     <w:p>
       <w:pPr>
-        <w:pStyle w:val="22"/>
+        <w:pStyle w:val="23"/>
         <w:spacing w:line="360" w:lineRule="auto"/>
         <w:rPr>
           <w:rFonts w:hint="default" w:ascii="Times New Roman" w:hAnsi="Times New Roman" w:cs="Times New Roman"/>
@@ -21579,7 +21579,7 @@
     </w:p>
     <w:p>
       <w:pPr>
-        <w:pStyle w:val="22"/>
+        <w:pStyle w:val="23"/>
         <w:numPr>
           <w:ilvl w:val="0"/>
           <w:numId w:val="2"/>
@@ -21609,7 +21609,7 @@
     </w:p>
     <w:p>
       <w:pPr>
-        <w:pStyle w:val="22"/>
+        <w:pStyle w:val="23"/>
         <w:numPr>
           <w:ilvl w:val="0"/>
           <w:numId w:val="2"/>
@@ -21639,7 +21639,7 @@
     </w:p>
     <w:p>
       <w:pPr>
-        <w:pStyle w:val="22"/>
+        <w:pStyle w:val="23"/>
         <w:numPr>
           <w:ilvl w:val="0"/>
           <w:numId w:val="2"/>
@@ -21669,7 +21669,7 @@
     </w:p>
     <w:p>
       <w:pPr>
-        <w:pStyle w:val="22"/>
+        <w:pStyle w:val="23"/>
         <w:numPr>
           <w:ilvl w:val="0"/>
           <w:numId w:val="2"/>
@@ -21699,7 +21699,7 @@
     </w:p>
     <w:p>
       <w:pPr>
-        <w:pStyle w:val="22"/>
+        <w:pStyle w:val="23"/>
         <w:numPr>
           <w:ilvl w:val="0"/>
           <w:numId w:val="2"/>
@@ -21729,7 +21729,7 @@
     </w:p>
     <w:p>
       <w:pPr>
-        <w:pStyle w:val="22"/>
+        <w:pStyle w:val="23"/>
         <w:spacing w:line="360" w:lineRule="auto"/>
         <w:rPr>
           <w:rFonts w:hint="default" w:ascii="Times New Roman" w:hAnsi="Times New Roman" w:cs="Times New Roman"/>
@@ -21748,7 +21748,7 @@
     </w:p>
     <w:p>
       <w:pPr>
-        <w:pStyle w:val="22"/>
+        <w:pStyle w:val="23"/>
         <w:numPr>
           <w:ilvl w:val="0"/>
           <w:numId w:val="3"/>
@@ -21774,7 +21774,7 @@
     </w:p>
     <w:p>
       <w:pPr>
-        <w:pStyle w:val="22"/>
+        <w:pStyle w:val="23"/>
         <w:spacing w:line="360" w:lineRule="auto"/>
         <w:rPr>
           <w:rFonts w:hint="default" w:ascii="Times New Roman" w:hAnsi="Times New Roman" w:cs="Times New Roman"/>
@@ -21793,7 +21793,7 @@
     </w:p>
     <w:p>
       <w:pPr>
-        <w:pStyle w:val="22"/>
+        <w:pStyle w:val="23"/>
         <w:spacing w:line="360" w:lineRule="auto"/>
         <w:rPr>
           <w:rFonts w:hint="default" w:ascii="Times New Roman" w:hAnsi="Times New Roman" w:cs="Times New Roman"/>
@@ -21812,7 +21812,7 @@
     </w:p>
     <w:p>
       <w:pPr>
-        <w:pStyle w:val="22"/>
+        <w:pStyle w:val="23"/>
         <w:numPr>
           <w:ilvl w:val="0"/>
           <w:numId w:val="2"/>
@@ -21842,7 +21842,7 @@
     </w:p>
     <w:p>
       <w:pPr>
-        <w:pStyle w:val="22"/>
+        <w:pStyle w:val="23"/>
         <w:numPr>
           <w:ilvl w:val="0"/>
           <w:numId w:val="2"/>
@@ -21872,7 +21872,7 @@
     </w:p>
     <w:p>
       <w:pPr>
-        <w:pStyle w:val="22"/>
+        <w:pStyle w:val="23"/>
         <w:numPr>
           <w:ilvl w:val="0"/>
           <w:numId w:val="2"/>
@@ -21902,7 +21902,7 @@
     </w:p>
     <w:p>
       <w:pPr>
-        <w:pStyle w:val="22"/>
+        <w:pStyle w:val="23"/>
         <w:numPr>
           <w:ilvl w:val="0"/>
           <w:numId w:val="2"/>
@@ -21932,7 +21932,7 @@
     </w:p>
     <w:p>
       <w:pPr>
-        <w:pStyle w:val="22"/>
+        <w:pStyle w:val="23"/>
         <w:numPr>
           <w:ilvl w:val="0"/>
           <w:numId w:val="2"/>
@@ -21972,7 +21972,7 @@
     </w:p>
     <w:p>
       <w:pPr>
-        <w:pStyle w:val="22"/>
+        <w:pStyle w:val="23"/>
         <w:spacing w:line="360" w:lineRule="auto"/>
         <w:rPr>
           <w:rFonts w:hint="default" w:ascii="Times New Roman" w:hAnsi="Times New Roman" w:cs="Times New Roman" w:eastAsiaTheme="majorEastAsia"/>
@@ -21993,7 +21993,7 @@
     </w:p>
     <w:p>
       <w:pPr>
-        <w:pStyle w:val="22"/>
+        <w:pStyle w:val="23"/>
         <w:spacing w:line="360" w:lineRule="auto"/>
         <w:rPr>
           <w:rFonts w:hint="default" w:ascii="Times New Roman" w:hAnsi="Times New Roman" w:cs="Times New Roman" w:eastAsiaTheme="majorEastAsia"/>
@@ -22092,7 +22092,7 @@
     </w:p>
     <w:p>
       <w:pPr>
-        <w:pStyle w:val="22"/>
+        <w:pStyle w:val="23"/>
         <w:spacing w:line="360" w:lineRule="auto"/>
         <w:rPr>
           <w:rFonts w:hint="default" w:ascii="Times New Roman" w:hAnsi="Times New Roman" w:cs="Times New Roman" w:eastAsiaTheme="majorEastAsia"/>
@@ -22113,7 +22113,7 @@
     </w:p>
     <w:p>
       <w:pPr>
-        <w:pStyle w:val="22"/>
+        <w:pStyle w:val="23"/>
         <w:spacing w:line="360" w:lineRule="auto"/>
         <w:rPr>
           <w:rFonts w:hint="default" w:ascii="Times New Roman" w:hAnsi="Times New Roman" w:cs="Times New Roman" w:eastAsiaTheme="majorEastAsia"/>
@@ -22134,7 +22134,7 @@
     </w:p>
     <w:p>
       <w:pPr>
-        <w:pStyle w:val="22"/>
+        <w:pStyle w:val="23"/>
         <w:numPr>
           <w:ilvl w:val="0"/>
           <w:numId w:val="4"/>
@@ -22147,8 +22147,6 @@
           <w:szCs w:val="28"/>
         </w:rPr>
       </w:pPr>
-      <w:bookmarkStart w:id="0" w:name="_GoBack"/>
-      <w:bookmarkEnd w:id="0"/>
       <w:r>
         <w:rPr>
           <w:rFonts w:hint="default" w:ascii="Times New Roman" w:hAnsi="Times New Roman" w:cs="Times New Roman" w:eastAsiaTheme="majorEastAsia"/>
@@ -22161,7 +22159,7 @@
     </w:p>
     <w:p>
       <w:pPr>
-        <w:pStyle w:val="22"/>
+        <w:pStyle w:val="23"/>
         <w:spacing w:line="360" w:lineRule="auto"/>
         <w:rPr>
           <w:rFonts w:hint="default" w:ascii="Times New Roman" w:hAnsi="Times New Roman" w:cs="Times New Roman" w:eastAsiaTheme="majorEastAsia"/>
@@ -22182,7 +22180,7 @@
     </w:p>
     <w:p>
       <w:pPr>
-        <w:pStyle w:val="22"/>
+        <w:pStyle w:val="23"/>
         <w:spacing w:line="360" w:lineRule="auto"/>
         <w:rPr>
           <w:rFonts w:hint="default" w:ascii="Times New Roman" w:hAnsi="Times New Roman" w:cs="Times New Roman" w:eastAsiaTheme="majorEastAsia"/>
@@ -22203,7 +22201,7 @@
     </w:p>
     <w:p>
       <w:pPr>
-        <w:pStyle w:val="22"/>
+        <w:pStyle w:val="23"/>
         <w:numPr>
           <w:ilvl w:val="0"/>
           <w:numId w:val="2"/>
@@ -22233,7 +22231,7 @@
     </w:p>
     <w:p>
       <w:pPr>
-        <w:pStyle w:val="22"/>
+        <w:pStyle w:val="23"/>
         <w:numPr>
           <w:ilvl w:val="0"/>
           <w:numId w:val="2"/>
@@ -22263,7 +22261,7 @@
     </w:p>
     <w:p>
       <w:pPr>
-        <w:pStyle w:val="22"/>
+        <w:pStyle w:val="23"/>
         <w:numPr>
           <w:ilvl w:val="0"/>
           <w:numId w:val="2"/>
@@ -22293,7 +22291,7 @@
     </w:p>
     <w:p>
       <w:pPr>
-        <w:pStyle w:val="22"/>
+        <w:pStyle w:val="23"/>
         <w:numPr>
           <w:ilvl w:val="0"/>
           <w:numId w:val="2"/>
@@ -22323,7 +22321,7 @@
     </w:p>
     <w:p>
       <w:pPr>
-        <w:pStyle w:val="22"/>
+        <w:pStyle w:val="23"/>
         <w:numPr>
           <w:ilvl w:val="0"/>
           <w:numId w:val="2"/>
@@ -22353,7 +22351,7 @@
     </w:p>
     <w:p>
       <w:pPr>
-        <w:pStyle w:val="22"/>
+        <w:pStyle w:val="23"/>
         <w:spacing w:line="360" w:lineRule="auto"/>
         <w:rPr>
           <w:rFonts w:hint="default" w:ascii="Times New Roman" w:hAnsi="Times New Roman" w:cs="Times New Roman" w:eastAsiaTheme="majorEastAsia"/>
@@ -22374,7 +22372,7 @@
     </w:p>
     <w:p>
       <w:pPr>
-        <w:pStyle w:val="22"/>
+        <w:pStyle w:val="23"/>
         <w:spacing w:line="360" w:lineRule="auto"/>
         <w:rPr>
           <w:rFonts w:hint="default" w:ascii="Times New Roman" w:hAnsi="Times New Roman" w:cs="Times New Roman" w:eastAsiaTheme="majorEastAsia"/>
@@ -22414,7 +22412,7 @@
     </w:p>
     <w:p>
       <w:pPr>
-        <w:pStyle w:val="16"/>
+        <w:pStyle w:val="17"/>
         <w:keepNext w:val="0"/>
         <w:keepLines w:val="0"/>
         <w:widowControl/>
@@ -22451,7 +22449,7 @@
     </w:p>
     <w:p>
       <w:pPr>
-        <w:pStyle w:val="16"/>
+        <w:pStyle w:val="17"/>
         <w:keepNext w:val="0"/>
         <w:keepLines w:val="0"/>
         <w:widowControl/>
@@ -22488,7 +22486,7 @@
     </w:p>
     <w:p>
       <w:pPr>
-        <w:pStyle w:val="16"/>
+        <w:pStyle w:val="17"/>
         <w:keepNext w:val="0"/>
         <w:keepLines w:val="0"/>
         <w:widowControl/>
@@ -22525,7 +22523,7 @@
     </w:p>
     <w:p>
       <w:pPr>
-        <w:pStyle w:val="16"/>
+        <w:pStyle w:val="17"/>
         <w:keepNext w:val="0"/>
         <w:keepLines w:val="0"/>
         <w:widowControl/>
@@ -22600,7 +22598,7 @@
     </w:p>
     <w:p>
       <w:pPr>
-        <w:pStyle w:val="22"/>
+        <w:pStyle w:val="23"/>
         <w:spacing w:line="360" w:lineRule="auto"/>
         <w:rPr>
           <w:rFonts w:hint="default" w:ascii="Times New Roman" w:hAnsi="Times New Roman" w:cs="Times New Roman" w:eastAsiaTheme="majorEastAsia"/>
@@ -22621,7 +22619,7 @@
     </w:p>
     <w:p>
       <w:pPr>
-        <w:pStyle w:val="22"/>
+        <w:pStyle w:val="23"/>
         <w:spacing w:line="360" w:lineRule="auto"/>
         <w:rPr>
           <w:rFonts w:hint="default" w:ascii="Times New Roman" w:hAnsi="Times New Roman" w:cs="Times New Roman" w:eastAsiaTheme="majorEastAsia"/>
@@ -22642,7 +22640,7 @@
     </w:p>
     <w:p>
       <w:pPr>
-        <w:pStyle w:val="22"/>
+        <w:pStyle w:val="23"/>
         <w:numPr>
           <w:ilvl w:val="0"/>
           <w:numId w:val="2"/>
@@ -22663,16 +22661,26 @@
       <w:r>
         <w:rPr>
           <w:rFonts w:hint="default" w:ascii="Times New Roman" w:hAnsi="Times New Roman" w:cs="Times New Roman" w:eastAsiaTheme="majorEastAsia"/>
+          <w:b/>
+          <w:bCs w:val="0"/>
+          <w:sz w:val="28"/>
+          <w:szCs w:val="28"/>
+        </w:rPr>
+        <w:t>Tầng giao diện (Presentation Layer):</w:t>
+      </w:r>
+      <w:r>
+        <w:rPr>
+          <w:rFonts w:hint="default" w:ascii="Times New Roman" w:hAnsi="Times New Roman" w:cs="Times New Roman" w:eastAsiaTheme="majorEastAsia"/>
           <w:bCs/>
           <w:sz w:val="28"/>
           <w:szCs w:val="28"/>
         </w:rPr>
-        <w:t>Tầng giao diện (Presentation Layer): Cung cấp giao diện để người dùng đăng nhập, quản lý sản phẩm, lập phiếu nhập xuất, tra cứu tồn kho và thực hiện các nghiệp vụ khác.</w:t>
-      </w:r>
-    </w:p>
-    <w:p>
-      <w:pPr>
-        <w:pStyle w:val="22"/>
+        <w:t xml:space="preserve"> Cung cấp giao diện để người dùng đăng nhập, quản lý sản phẩm, lập phiếu nhập xuất, tra cứu tồn kho và thực hiện các nghiệp vụ khác.</w:t>
+      </w:r>
+    </w:p>
+    <w:p>
+      <w:pPr>
+        <w:pStyle w:val="23"/>
         <w:numPr>
           <w:ilvl w:val="0"/>
           <w:numId w:val="2"/>
@@ -22693,16 +22701,26 @@
       <w:r>
         <w:rPr>
           <w:rFonts w:hint="default" w:ascii="Times New Roman" w:hAnsi="Times New Roman" w:cs="Times New Roman" w:eastAsiaTheme="majorEastAsia"/>
+          <w:b/>
+          <w:bCs w:val="0"/>
+          <w:sz w:val="28"/>
+          <w:szCs w:val="28"/>
+        </w:rPr>
+        <w:t>Tầng xử lý nghiệp vụ (Business Logic Layer):</w:t>
+      </w:r>
+      <w:r>
+        <w:rPr>
+          <w:rFonts w:hint="default" w:ascii="Times New Roman" w:hAnsi="Times New Roman" w:cs="Times New Roman" w:eastAsiaTheme="majorEastAsia"/>
           <w:bCs/>
           <w:sz w:val="28"/>
           <w:szCs w:val="28"/>
         </w:rPr>
-        <w:t>Tầng xử lý nghiệp vụ (Business Logic Layer): Tiếp nhận yêu cầu từ giao diện, xác thực dữ liệu, kiểm tra quyền truy cập, xử lý quy tắc nghiệp vụ và điều phối các thao tác với cơ sở dữ liệu.</w:t>
-      </w:r>
-    </w:p>
-    <w:p>
-      <w:pPr>
-        <w:pStyle w:val="22"/>
+        <w:t xml:space="preserve"> Tiếp nhận yêu cầu từ giao diện, xác thực dữ liệu, kiểm tra quyền truy cập, xử lý quy tắc nghiệp vụ và điều phối các thao tác với cơ sở dữ liệu.</w:t>
+      </w:r>
+    </w:p>
+    <w:p>
+      <w:pPr>
+        <w:pStyle w:val="23"/>
         <w:numPr>
           <w:ilvl w:val="0"/>
           <w:numId w:val="2"/>
@@ -22723,16 +22741,26 @@
       <w:r>
         <w:rPr>
           <w:rFonts w:hint="default" w:ascii="Times New Roman" w:hAnsi="Times New Roman" w:cs="Times New Roman" w:eastAsiaTheme="majorEastAsia"/>
+          <w:b/>
+          <w:bCs w:val="0"/>
+          <w:sz w:val="28"/>
+          <w:szCs w:val="28"/>
+        </w:rPr>
+        <w:t>Tầng dữ liệu (Data Access Layer):</w:t>
+      </w:r>
+      <w:r>
+        <w:rPr>
+          <w:rFonts w:hint="default" w:ascii="Times New Roman" w:hAnsi="Times New Roman" w:cs="Times New Roman" w:eastAsiaTheme="majorEastAsia"/>
           <w:bCs/>
           <w:sz w:val="28"/>
           <w:szCs w:val="28"/>
         </w:rPr>
-        <w:t>Tầng dữ liệu (Data Access Layer): Thực hiện truy vấn, thêm, sửa và xóa dữ liệu theo quy tắc cho phép; bảo đảm các quan hệ và ràng buộc dữ liệu được duy trì trong MySQL.</w:t>
-      </w:r>
-    </w:p>
-    <w:p>
-      <w:pPr>
-        <w:pStyle w:val="22"/>
+        <w:t xml:space="preserve"> Thực hiện truy vấn, thêm, sửa và xóa dữ liệu theo quy tắc cho phép; bảo đảm các quan hệ và ràng buộc dữ liệu được duy trì trong MySQL.</w:t>
+      </w:r>
+    </w:p>
+    <w:p>
+      <w:pPr>
+        <w:pStyle w:val="23"/>
         <w:spacing w:line="360" w:lineRule="auto"/>
         <w:rPr>
           <w:rFonts w:hint="default" w:ascii="Times New Roman" w:hAnsi="Times New Roman" w:cs="Times New Roman" w:eastAsiaTheme="majorEastAsia"/>
@@ -22772,7 +22800,7 @@
     </w:p>
     <w:p>
       <w:pPr>
-        <w:pStyle w:val="22"/>
+        <w:pStyle w:val="23"/>
         <w:spacing w:line="360" w:lineRule="auto"/>
         <w:rPr>
           <w:rFonts w:hint="default" w:ascii="Times New Roman" w:hAnsi="Times New Roman" w:cs="Times New Roman" w:eastAsiaTheme="majorEastAsia"/>
@@ -22793,7 +22821,7 @@
     </w:p>
     <w:p>
       <w:pPr>
-        <w:pStyle w:val="22"/>
+        <w:pStyle w:val="23"/>
         <w:spacing w:line="360" w:lineRule="auto"/>
         <w:jc w:val="center"/>
         <w:rPr>
@@ -22805,7 +22833,7 @@
     </w:p>
     <w:p>
       <w:pPr>
-        <w:pStyle w:val="22"/>
+        <w:pStyle w:val="23"/>
         <w:spacing w:line="360" w:lineRule="auto"/>
         <w:ind w:left="0" w:leftChars="0" w:firstLine="0" w:firstLineChars="0"/>
         <w:jc w:val="center"/>
@@ -22867,7 +22895,7 @@
     </w:p>
     <w:p>
       <w:pPr>
-        <w:pStyle w:val="22"/>
+        <w:pStyle w:val="23"/>
         <w:spacing w:line="360" w:lineRule="auto"/>
         <w:rPr>
           <w:rFonts w:hint="default" w:ascii="Times New Roman" w:hAnsi="Times New Roman" w:cs="Times New Roman"/>
@@ -22888,7 +22916,7 @@
     </w:p>
     <w:p>
       <w:pPr>
-        <w:pStyle w:val="22"/>
+        <w:pStyle w:val="23"/>
         <w:spacing w:line="360" w:lineRule="auto"/>
         <w:rPr>
           <w:rFonts w:hint="default" w:ascii="Times New Roman" w:hAnsi="Times New Roman" w:cs="Times New Roman" w:eastAsiaTheme="majorEastAsia"/>
@@ -22909,7 +22937,7 @@
     </w:p>
     <w:p>
       <w:pPr>
-        <w:pStyle w:val="22"/>
+        <w:pStyle w:val="23"/>
         <w:spacing w:line="360" w:lineRule="auto"/>
         <w:rPr>
           <w:rFonts w:hint="default" w:ascii="Times New Roman" w:hAnsi="Times New Roman" w:cs="Times New Roman" w:eastAsiaTheme="majorEastAsia"/>
@@ -22949,7 +22977,7 @@
     </w:p>
     <w:p>
       <w:pPr>
-        <w:pStyle w:val="22"/>
+        <w:pStyle w:val="23"/>
         <w:spacing w:line="360" w:lineRule="auto"/>
         <w:rPr>
           <w:rFonts w:hint="default" w:ascii="Times New Roman" w:hAnsi="Times New Roman" w:cs="Times New Roman" w:eastAsiaTheme="majorEastAsia"/>
@@ -22970,7 +22998,7 @@
     </w:p>
     <w:p>
       <w:pPr>
-        <w:pStyle w:val="22"/>
+        <w:pStyle w:val="23"/>
         <w:spacing w:line="360" w:lineRule="auto"/>
         <w:rPr>
           <w:rFonts w:hint="default" w:ascii="Times New Roman" w:hAnsi="Times New Roman" w:cs="Times New Roman" w:eastAsiaTheme="majorEastAsia"/>
@@ -22991,7 +23019,7 @@
     </w:p>
     <w:p>
       <w:pPr>
-        <w:pStyle w:val="22"/>
+        <w:pStyle w:val="23"/>
         <w:spacing w:line="360" w:lineRule="auto"/>
         <w:rPr>
           <w:rFonts w:hint="default" w:ascii="Times New Roman" w:hAnsi="Times New Roman" w:cs="Times New Roman" w:eastAsiaTheme="majorEastAsia"/>
@@ -23012,7 +23040,7 @@
     </w:p>
     <w:p>
       <w:pPr>
-        <w:pStyle w:val="22"/>
+        <w:pStyle w:val="23"/>
         <w:spacing w:line="360" w:lineRule="auto"/>
         <w:rPr>
           <w:rFonts w:hint="default" w:ascii="Times New Roman" w:hAnsi="Times New Roman" w:cs="Times New Roman" w:eastAsiaTheme="majorEastAsia"/>
@@ -23033,7 +23061,7 @@
     </w:p>
     <w:p>
       <w:pPr>
-        <w:pStyle w:val="22"/>
+        <w:pStyle w:val="23"/>
         <w:spacing w:line="360" w:lineRule="auto"/>
         <w:ind w:left="0" w:leftChars="0" w:firstLine="0" w:firstLineChars="0"/>
         <w:rPr>
@@ -23045,7 +23073,7 @@
     </w:p>
     <w:p>
       <w:pPr>
-        <w:pStyle w:val="22"/>
+        <w:pStyle w:val="23"/>
         <w:spacing w:line="360" w:lineRule="auto"/>
         <w:ind w:left="0" w:leftChars="0" w:firstLine="0" w:firstLineChars="0"/>
         <w:rPr>
@@ -23107,7 +23135,7 @@
     </w:p>
     <w:p>
       <w:pPr>
-        <w:pStyle w:val="22"/>
+        <w:pStyle w:val="23"/>
         <w:spacing w:line="360" w:lineRule="auto"/>
         <w:rPr>
           <w:rFonts w:hint="default" w:ascii="Times New Roman" w:hAnsi="Times New Roman" w:cs="Times New Roman" w:eastAsiaTheme="majorEastAsia"/>
@@ -23129,7 +23157,7 @@
     </w:p>
     <w:p>
       <w:pPr>
-        <w:pStyle w:val="22"/>
+        <w:pStyle w:val="23"/>
         <w:spacing w:line="360" w:lineRule="auto"/>
         <w:rPr>
           <w:rFonts w:hint="default" w:ascii="Times New Roman" w:hAnsi="Times New Roman" w:cs="Times New Roman" w:eastAsiaTheme="majorEastAsia"/>
@@ -23150,7 +23178,7 @@
     </w:p>
     <w:p>
       <w:pPr>
-        <w:pStyle w:val="22"/>
+        <w:pStyle w:val="23"/>
         <w:spacing w:line="360" w:lineRule="auto"/>
         <w:rPr>
           <w:rFonts w:hint="default" w:ascii="Times New Roman" w:hAnsi="Times New Roman" w:cs="Times New Roman" w:eastAsiaTheme="majorEastAsia"/>
@@ -23190,7 +23218,7 @@
     </w:p>
     <w:p>
       <w:pPr>
-        <w:pStyle w:val="22"/>
+        <w:pStyle w:val="23"/>
         <w:spacing w:line="360" w:lineRule="auto"/>
         <w:rPr>
           <w:rFonts w:hint="default" w:ascii="Times New Roman" w:hAnsi="Times New Roman" w:cs="Times New Roman" w:eastAsiaTheme="majorEastAsia"/>
@@ -23230,7 +23258,11 @@
     </w:p>
     <w:p>
       <w:pPr>
-        <w:pStyle w:val="22"/>
+        <w:pStyle w:val="23"/>
+        <w:numPr>
+          <w:ilvl w:val="0"/>
+          <w:numId w:val="5"/>
+        </w:numPr>
         <w:spacing w:line="360" w:lineRule="auto"/>
         <w:rPr>
           <w:rFonts w:hint="default" w:ascii="Times New Roman" w:hAnsi="Times New Roman" w:cs="Times New Roman" w:eastAsiaTheme="majorEastAsia"/>
@@ -23253,281 +23285,459 @@
     </w:p>
     <w:p>
       <w:pPr>
-        <w:pStyle w:val="22"/>
-        <w:spacing w:line="360" w:lineRule="auto"/>
-        <w:rPr>
-          <w:rFonts w:hint="default" w:ascii="Times New Roman" w:hAnsi="Times New Roman" w:cs="Times New Roman" w:eastAsiaTheme="majorEastAsia"/>
-          <w:bCs/>
-          <w:sz w:val="28"/>
-          <w:szCs w:val="28"/>
-        </w:rPr>
-      </w:pPr>
-      <w:r>
-        <w:rPr>
-          <w:rFonts w:hint="default" w:ascii="Times New Roman" w:hAnsi="Times New Roman" w:cs="Times New Roman" w:eastAsiaTheme="majorEastAsia"/>
-          <w:bCs/>
-          <w:sz w:val="28"/>
-          <w:szCs w:val="28"/>
-        </w:rPr>
-        <w:t>Cơ sở dữ liệu của hệ thống được xây dựng trên MySQL theo mô hình dữ liệu quan hệ. Các dữ liệu được phân chia thành những thực thể tương ứng với từng nhóm nghiệp vụ, bao gồm người dùng, danh mục, sản phẩm, nhà cung cấp, kho, vị trí lưu trữ, phiếu nhập, chi tiết phiếu nhập, khách hàng, phiếu xuất, chi tiết phiếu xuất, tồn kho, chi tiết kiểm kê và nhật ký hoạt động.</w:t>
-      </w:r>
-    </w:p>
-    <w:p>
-      <w:pPr>
-        <w:pStyle w:val="22"/>
-        <w:spacing w:line="360" w:lineRule="auto"/>
-        <w:rPr>
-          <w:rFonts w:hint="default" w:ascii="Times New Roman" w:hAnsi="Times New Roman" w:cs="Times New Roman" w:eastAsiaTheme="majorEastAsia"/>
-          <w:bCs/>
-          <w:sz w:val="28"/>
-          <w:szCs w:val="28"/>
-        </w:rPr>
-      </w:pPr>
-      <w:r>
-        <w:rPr>
-          <w:rFonts w:hint="default" w:ascii="Times New Roman" w:hAnsi="Times New Roman" w:cs="Times New Roman" w:eastAsiaTheme="majorEastAsia"/>
-          <w:bCs/>
-          <w:sz w:val="28"/>
-          <w:szCs w:val="28"/>
-        </w:rPr>
-        <w:t>Mỗi thực thể được định danh bằng khóa chính. Các quan hệ giữa những thực thể được thiết lập thông qua khóa ngoại nhằm bảo đảm tính hợp lệ của dữ liệu. Cách tổ chức này giúp giảm sự trùng lặp thông tin, hỗ trợ truy vấn dữ liệu liên quan và tạo điều kiện duy trì tính nhất quán giữa các nghiệp vụ.</w:t>
-      </w:r>
-    </w:p>
-    <w:p>
-      <w:pPr>
-        <w:pStyle w:val="22"/>
-        <w:spacing w:line="360" w:lineRule="auto"/>
-        <w:rPr>
-          <w:rFonts w:hint="default" w:ascii="Times New Roman" w:hAnsi="Times New Roman" w:cs="Times New Roman" w:eastAsiaTheme="majorEastAsia"/>
-          <w:b/>
-          <w:sz w:val="28"/>
-          <w:szCs w:val="28"/>
-        </w:rPr>
-      </w:pPr>
-      <w:r>
-        <w:rPr>
-          <w:rFonts w:hint="default" w:ascii="Times New Roman" w:hAnsi="Times New Roman" w:cs="Times New Roman" w:eastAsiaTheme="majorEastAsia"/>
-          <w:bCs/>
-          <w:sz w:val="28"/>
-          <w:szCs w:val="28"/>
-        </w:rPr>
-        <w:t>Các nguyên tắc chính được áp dụng gồm:</w:t>
-      </w:r>
-    </w:p>
-    <w:p>
-      <w:pPr>
-        <w:pStyle w:val="22"/>
+        <w:pStyle w:val="17"/>
+        <w:keepNext w:val="0"/>
+        <w:keepLines w:val="0"/>
+        <w:widowControl/>
+        <w:suppressLineNumbers w:val="0"/>
+        <w:spacing w:before="0" w:beforeAutospacing="0" w:line="360" w:lineRule="auto"/>
+        <w:ind w:left="0" w:right="0" w:firstLine="720" w:firstLineChars="0"/>
+        <w:jc w:val="both"/>
+        <w:rPr>
+          <w:rFonts w:hint="default" w:ascii="Times New Roman" w:hAnsi="Times New Roman" w:eastAsia="sans-serif" w:cs="Times New Roman"/>
+          <w:sz w:val="28"/>
+          <w:szCs w:val="28"/>
+        </w:rPr>
+      </w:pPr>
+      <w:r>
+        <w:rPr>
+          <w:rFonts w:hint="default" w:ascii="Times New Roman" w:hAnsi="Times New Roman" w:eastAsia="sans-serif" w:cs="Times New Roman"/>
+          <w:sz w:val="28"/>
+          <w:szCs w:val="28"/>
+        </w:rPr>
+        <w:t>Cơ sở dữ liệu của hệ thống được xây dựng trên hệ quản trị cơ sở dữ liệu quan hệ MySQL, tuân thủ các nguyên tắc chuẩn hóa nhằm bảo đảm tính toàn vẹn, giảm thiểu dư thừa dữ liệu và tối ưu hóa hiệu suất truy vấn. Các nguyên tắc cốt lõi được áp dụng bao gồm:</w:t>
+      </w:r>
+    </w:p>
+    <w:p>
+      <w:pPr>
+        <w:pStyle w:val="17"/>
+        <w:keepNext w:val="0"/>
+        <w:keepLines w:val="0"/>
+        <w:widowControl/>
         <w:numPr>
           <w:ilvl w:val="0"/>
-          <w:numId w:val="2"/>
+          <w:numId w:val="6"/>
         </w:numPr>
-        <w:tabs>
-          <w:tab w:val="left" w:pos="1080"/>
-          <w:tab w:val="clear" w:pos="720"/>
-        </w:tabs>
-        <w:spacing w:line="360" w:lineRule="auto"/>
-        <w:ind w:left="0" w:firstLine="810"/>
-        <w:rPr>
-          <w:rFonts w:hint="default" w:ascii="Times New Roman" w:hAnsi="Times New Roman" w:cs="Times New Roman" w:eastAsiaTheme="majorEastAsia"/>
+        <w:suppressLineNumbers w:val="0"/>
+        <w:spacing w:before="0" w:beforeAutospacing="0" w:line="360" w:lineRule="auto"/>
+        <w:ind w:left="418" w:leftChars="0" w:right="0" w:hanging="418" w:firstLineChars="0"/>
+        <w:jc w:val="both"/>
+        <w:rPr>
+          <w:rFonts w:hint="default" w:ascii="Times New Roman" w:hAnsi="Times New Roman" w:eastAsia="sans-serif" w:cs="Times New Roman"/>
+          <w:sz w:val="28"/>
+          <w:szCs w:val="28"/>
+        </w:rPr>
+      </w:pPr>
+      <w:r>
+        <w:rPr>
+          <w:rFonts w:hint="default" w:ascii="Times New Roman" w:hAnsi="Times New Roman" w:eastAsia="sans-serif" w:cs="Times New Roman"/>
+          <w:b/>
           <w:bCs/>
           <w:sz w:val="28"/>
           <w:szCs w:val="28"/>
         </w:rPr>
-      </w:pPr>
-      <w:r>
-        <w:rPr>
-          <w:rFonts w:hint="default" w:ascii="Times New Roman" w:hAnsi="Times New Roman" w:cs="Times New Roman" w:eastAsiaTheme="majorEastAsia"/>
-          <w:bCs/>
-          <w:sz w:val="28"/>
-          <w:szCs w:val="28"/>
-        </w:rPr>
-        <w:t>Mỗi thực thể có khóa chính để định danh bản ghi.</w:t>
-      </w:r>
-    </w:p>
-    <w:p>
-      <w:pPr>
-        <w:pStyle w:val="22"/>
+        <w:t>Sử dụng khóa chính (Primary Key):</w:t>
+      </w:r>
+      <w:r>
+        <w:rPr>
+          <w:rFonts w:hint="default" w:ascii="Times New Roman" w:hAnsi="Times New Roman" w:eastAsia="sans-serif" w:cs="Times New Roman"/>
+          <w:sz w:val="28"/>
+          <w:szCs w:val="28"/>
+        </w:rPr>
+        <w:t xml:space="preserve"> Mỗi thực thể trong hệ thống đều được định danh duy nhất thông qua trường khóa chính (thường có hậu tố </w:t>
+      </w:r>
+      <w:r>
+        <w:rPr>
+          <w:rStyle w:val="16"/>
+          <w:rFonts w:hint="default" w:ascii="Times New Roman" w:hAnsi="Times New Roman" w:eastAsia="sans-serif" w:cs="Times New Roman"/>
+          <w:sz w:val="28"/>
+          <w:szCs w:val="28"/>
+        </w:rPr>
+        <w:t>_id</w:t>
+      </w:r>
+      <w:r>
+        <w:rPr>
+          <w:rFonts w:hint="default" w:ascii="Times New Roman" w:hAnsi="Times New Roman" w:eastAsia="sans-serif" w:cs="Times New Roman"/>
+          <w:sz w:val="28"/>
+          <w:szCs w:val="28"/>
+        </w:rPr>
+        <w:t xml:space="preserve">, tự động tăng </w:t>
+      </w:r>
+      <w:r>
+        <w:rPr>
+          <w:rStyle w:val="16"/>
+          <w:rFonts w:hint="default" w:ascii="Times New Roman" w:hAnsi="Times New Roman" w:eastAsia="sans-serif" w:cs="Times New Roman"/>
+          <w:sz w:val="28"/>
+          <w:szCs w:val="28"/>
+        </w:rPr>
+        <w:t>AUTO_INCREMENT</w:t>
+      </w:r>
+      <w:r>
+        <w:rPr>
+          <w:rFonts w:hint="default" w:ascii="Times New Roman" w:hAnsi="Times New Roman" w:eastAsia="sans-serif" w:cs="Times New Roman"/>
+          <w:sz w:val="28"/>
+          <w:szCs w:val="28"/>
+        </w:rPr>
+        <w:t xml:space="preserve">) để phân biệt các bản ghi. </w:t>
+      </w:r>
+    </w:p>
+    <w:p>
+      <w:pPr>
+        <w:pStyle w:val="17"/>
+        <w:keepNext w:val="0"/>
+        <w:keepLines w:val="0"/>
+        <w:widowControl/>
         <w:numPr>
           <w:ilvl w:val="0"/>
-          <w:numId w:val="2"/>
+          <w:numId w:val="6"/>
         </w:numPr>
-        <w:tabs>
-          <w:tab w:val="left" w:pos="1080"/>
-          <w:tab w:val="clear" w:pos="720"/>
-        </w:tabs>
-        <w:spacing w:line="360" w:lineRule="auto"/>
-        <w:ind w:left="0" w:firstLine="810"/>
-        <w:rPr>
-          <w:rFonts w:hint="default" w:ascii="Times New Roman" w:hAnsi="Times New Roman" w:cs="Times New Roman" w:eastAsiaTheme="majorEastAsia"/>
+        <w:suppressLineNumbers w:val="0"/>
+        <w:spacing w:before="0" w:beforeAutospacing="0" w:line="360" w:lineRule="auto"/>
+        <w:ind w:left="418" w:leftChars="0" w:right="0" w:hanging="418" w:firstLineChars="0"/>
+        <w:jc w:val="both"/>
+        <w:rPr>
+          <w:rFonts w:hint="default" w:ascii="Times New Roman" w:hAnsi="Times New Roman" w:eastAsia="sans-serif" w:cs="Times New Roman"/>
+          <w:sz w:val="28"/>
+          <w:szCs w:val="28"/>
+        </w:rPr>
+      </w:pPr>
+      <w:r>
+        <w:rPr>
+          <w:rFonts w:hint="default" w:ascii="Times New Roman" w:hAnsi="Times New Roman" w:eastAsia="sans-serif" w:cs="Times New Roman"/>
+          <w:b/>
           <w:bCs/>
           <w:sz w:val="28"/>
           <w:szCs w:val="28"/>
         </w:rPr>
-      </w:pPr>
-      <w:r>
-        <w:rPr>
-          <w:rFonts w:hint="default" w:ascii="Times New Roman" w:hAnsi="Times New Roman" w:cs="Times New Roman" w:eastAsiaTheme="majorEastAsia"/>
-          <w:bCs/>
-          <w:sz w:val="28"/>
-          <w:szCs w:val="28"/>
-        </w:rPr>
-        <w:t>Những thuộc tính cần thiết được lưu trữ tại thực thể phù hợp với chức năng của chúng.</w:t>
-      </w:r>
-    </w:p>
-    <w:p>
-      <w:pPr>
-        <w:pStyle w:val="22"/>
+        <w:t>Liên kết bằng khóa ngoại (Foreign Key):</w:t>
+      </w:r>
+      <w:r>
+        <w:rPr>
+          <w:rFonts w:hint="default" w:ascii="Times New Roman" w:hAnsi="Times New Roman" w:eastAsia="sans-serif" w:cs="Times New Roman"/>
+          <w:sz w:val="28"/>
+          <w:szCs w:val="28"/>
+        </w:rPr>
+        <w:t xml:space="preserve"> Các mối quan hệ nghiệp vụ giữa các bảng được thiết lập chặt chẽ thông qua khóa ngoại, giúp duy trì tính liên kết và ràng buộc toàn vẹn dữ liệu giữa các thực thể. </w:t>
+      </w:r>
+    </w:p>
+    <w:p>
+      <w:pPr>
+        <w:pStyle w:val="17"/>
+        <w:keepNext w:val="0"/>
+        <w:keepLines w:val="0"/>
+        <w:widowControl/>
         <w:numPr>
           <w:ilvl w:val="0"/>
-          <w:numId w:val="2"/>
+          <w:numId w:val="6"/>
         </w:numPr>
-        <w:tabs>
-          <w:tab w:val="left" w:pos="1080"/>
-          <w:tab w:val="clear" w:pos="720"/>
-        </w:tabs>
-        <w:spacing w:line="360" w:lineRule="auto"/>
-        <w:ind w:left="0" w:firstLine="810"/>
-        <w:rPr>
-          <w:rFonts w:hint="default" w:ascii="Times New Roman" w:hAnsi="Times New Roman" w:cs="Times New Roman" w:eastAsiaTheme="majorEastAsia"/>
+        <w:suppressLineNumbers w:val="0"/>
+        <w:spacing w:before="0" w:beforeAutospacing="0" w:line="360" w:lineRule="auto"/>
+        <w:ind w:left="418" w:leftChars="0" w:right="0" w:hanging="418" w:firstLineChars="0"/>
+        <w:jc w:val="both"/>
+        <w:rPr>
+          <w:rFonts w:hint="default" w:ascii="Times New Roman" w:hAnsi="Times New Roman" w:eastAsia="sans-serif" w:cs="Times New Roman"/>
+          <w:sz w:val="28"/>
+          <w:szCs w:val="28"/>
+        </w:rPr>
+      </w:pPr>
+      <w:r>
+        <w:rPr>
+          <w:rFonts w:hint="default" w:ascii="Times New Roman" w:hAnsi="Times New Roman" w:eastAsia="sans-serif" w:cs="Times New Roman"/>
+          <w:b/>
           <w:bCs/>
           <w:sz w:val="28"/>
           <w:szCs w:val="28"/>
         </w:rPr>
-      </w:pPr>
-      <w:r>
-        <w:rPr>
-          <w:rFonts w:hint="default" w:ascii="Times New Roman" w:hAnsi="Times New Roman" w:cs="Times New Roman" w:eastAsiaTheme="majorEastAsia"/>
-          <w:bCs/>
-          <w:sz w:val="28"/>
-          <w:szCs w:val="28"/>
-        </w:rPr>
-        <w:t>Quan hệ giữa các thực thể được thể hiện bằng khóa ngoại.</w:t>
-      </w:r>
-    </w:p>
-    <w:p>
-      <w:pPr>
-        <w:pStyle w:val="22"/>
+        <w:t>Ràng buộc dữ liệu duy nhất và bắt buộc:</w:t>
+      </w:r>
+      <w:r>
+        <w:rPr>
+          <w:rFonts w:hint="default" w:ascii="Times New Roman" w:hAnsi="Times New Roman" w:eastAsia="sans-serif" w:cs="Times New Roman"/>
+          <w:sz w:val="28"/>
+          <w:szCs w:val="28"/>
+        </w:rPr>
+        <w:t xml:space="preserve"> Các thuộc tính quan trọng mang tính định danh hoặc phân loại (như tên đăng nhập, mã SKU, tên danh mục) được thiết lập ràng buộc </w:t>
+      </w:r>
+      <w:r>
+        <w:rPr>
+          <w:rStyle w:val="16"/>
+          <w:rFonts w:hint="default" w:ascii="Times New Roman" w:hAnsi="Times New Roman" w:eastAsia="sans-serif" w:cs="Times New Roman"/>
+          <w:sz w:val="28"/>
+          <w:szCs w:val="28"/>
+        </w:rPr>
+        <w:t>UNIQUE</w:t>
+      </w:r>
+      <w:r>
+        <w:rPr>
+          <w:rFonts w:hint="default" w:ascii="Times New Roman" w:hAnsi="Times New Roman" w:eastAsia="sans-serif" w:cs="Times New Roman"/>
+          <w:sz w:val="28"/>
+          <w:szCs w:val="28"/>
+        </w:rPr>
+        <w:t xml:space="preserve"> và </w:t>
+      </w:r>
+      <w:r>
+        <w:rPr>
+          <w:rStyle w:val="16"/>
+          <w:rFonts w:hint="default" w:ascii="Times New Roman" w:hAnsi="Times New Roman" w:eastAsia="sans-serif" w:cs="Times New Roman"/>
+          <w:sz w:val="28"/>
+          <w:szCs w:val="28"/>
+        </w:rPr>
+        <w:t>NOT NULL</w:t>
+      </w:r>
+      <w:r>
+        <w:rPr>
+          <w:rFonts w:hint="default" w:ascii="Times New Roman" w:hAnsi="Times New Roman" w:eastAsia="sans-serif" w:cs="Times New Roman"/>
+          <w:sz w:val="28"/>
+          <w:szCs w:val="28"/>
+        </w:rPr>
+        <w:t xml:space="preserve"> để tránh trùng lặp và thiếu hụt thông tin. </w:t>
+      </w:r>
+    </w:p>
+    <w:p>
+      <w:pPr>
+        <w:pStyle w:val="17"/>
+        <w:keepNext w:val="0"/>
+        <w:keepLines w:val="0"/>
+        <w:widowControl/>
         <w:numPr>
           <w:ilvl w:val="0"/>
-          <w:numId w:val="2"/>
+          <w:numId w:val="6"/>
         </w:numPr>
-        <w:tabs>
-          <w:tab w:val="left" w:pos="1080"/>
-          <w:tab w:val="clear" w:pos="720"/>
-        </w:tabs>
-        <w:spacing w:line="360" w:lineRule="auto"/>
-        <w:ind w:left="0" w:firstLine="810"/>
-        <w:rPr>
-          <w:rFonts w:hint="default" w:ascii="Times New Roman" w:hAnsi="Times New Roman" w:cs="Times New Roman" w:eastAsiaTheme="majorEastAsia"/>
+        <w:suppressLineNumbers w:val="0"/>
+        <w:spacing w:before="0" w:beforeAutospacing="0" w:line="360" w:lineRule="auto"/>
+        <w:ind w:left="418" w:leftChars="0" w:right="0" w:hanging="418" w:firstLineChars="0"/>
+        <w:jc w:val="both"/>
+        <w:rPr>
+          <w:rFonts w:hint="default" w:ascii="Times New Roman" w:hAnsi="Times New Roman" w:eastAsia="sans-serif" w:cs="Times New Roman"/>
+          <w:sz w:val="28"/>
+          <w:szCs w:val="28"/>
+        </w:rPr>
+      </w:pPr>
+      <w:r>
+        <w:rPr>
+          <w:rFonts w:hint="default" w:ascii="Times New Roman" w:hAnsi="Times New Roman" w:eastAsia="sans-serif" w:cs="Times New Roman"/>
+          <w:b/>
           <w:bCs/>
           <w:sz w:val="28"/>
           <w:szCs w:val="28"/>
         </w:rPr>
-      </w:pPr>
-      <w:r>
-        <w:rPr>
-          <w:rFonts w:hint="default" w:ascii="Times New Roman" w:hAnsi="Times New Roman" w:cs="Times New Roman" w:eastAsiaTheme="majorEastAsia"/>
-          <w:bCs/>
-          <w:sz w:val="28"/>
-          <w:szCs w:val="28"/>
-        </w:rPr>
-        <w:t>Các thuộc tính cần duy nhất như tên đăng nhập, mã SKU và mã danh mục phải được kiểm tra theo ràng buộc đã xác định.</w:t>
-      </w:r>
-    </w:p>
-    <w:p>
-      <w:pPr>
-        <w:pStyle w:val="22"/>
+        <w:t>Phân tách thông tin chung và chi tiết:</w:t>
+      </w:r>
+      <w:r>
+        <w:rPr>
+          <w:rFonts w:hint="default" w:ascii="Times New Roman" w:hAnsi="Times New Roman" w:eastAsia="sans-serif" w:cs="Times New Roman"/>
+          <w:sz w:val="28"/>
+          <w:szCs w:val="28"/>
+        </w:rPr>
+        <w:t xml:space="preserve"> Các giao dịch lớn như phiếu nhập kho, phiếu xuất kho được thiết kế tách rời thành bảng thông tin chung (</w:t>
+      </w:r>
+      <w:r>
+        <w:rPr>
+          <w:rStyle w:val="16"/>
+          <w:rFonts w:hint="default" w:ascii="Times New Roman" w:hAnsi="Times New Roman" w:eastAsia="sans-serif" w:cs="Times New Roman"/>
+          <w:sz w:val="28"/>
+          <w:szCs w:val="28"/>
+        </w:rPr>
+        <w:t>Goods_Receipt</w:t>
+      </w:r>
+      <w:r>
+        <w:rPr>
+          <w:rFonts w:hint="default" w:ascii="Times New Roman" w:hAnsi="Times New Roman" w:eastAsia="sans-serif" w:cs="Times New Roman"/>
+          <w:sz w:val="28"/>
+          <w:szCs w:val="28"/>
+        </w:rPr>
+        <w:t xml:space="preserve">, </w:t>
+      </w:r>
+      <w:r>
+        <w:rPr>
+          <w:rStyle w:val="16"/>
+          <w:rFonts w:hint="default" w:ascii="Times New Roman" w:hAnsi="Times New Roman" w:eastAsia="sans-serif" w:cs="Times New Roman"/>
+          <w:sz w:val="28"/>
+          <w:szCs w:val="28"/>
+        </w:rPr>
+        <w:t>Goods_Issue</w:t>
+      </w:r>
+      <w:r>
+        <w:rPr>
+          <w:rFonts w:hint="default" w:ascii="Times New Roman" w:hAnsi="Times New Roman" w:eastAsia="sans-serif" w:cs="Times New Roman"/>
+          <w:sz w:val="28"/>
+          <w:szCs w:val="28"/>
+        </w:rPr>
+        <w:t>) và bảng chi tiết (</w:t>
+      </w:r>
+      <w:r>
+        <w:rPr>
+          <w:rStyle w:val="16"/>
+          <w:rFonts w:hint="default" w:ascii="Times New Roman" w:hAnsi="Times New Roman" w:eastAsia="sans-serif" w:cs="Times New Roman"/>
+          <w:sz w:val="28"/>
+          <w:szCs w:val="28"/>
+        </w:rPr>
+        <w:t>Receipt_Detail</w:t>
+      </w:r>
+      <w:r>
+        <w:rPr>
+          <w:rFonts w:hint="default" w:ascii="Times New Roman" w:hAnsi="Times New Roman" w:eastAsia="sans-serif" w:cs="Times New Roman"/>
+          <w:sz w:val="28"/>
+          <w:szCs w:val="28"/>
+        </w:rPr>
+        <w:t xml:space="preserve">, </w:t>
+      </w:r>
+      <w:r>
+        <w:rPr>
+          <w:rStyle w:val="16"/>
+          <w:rFonts w:hint="default" w:ascii="Times New Roman" w:hAnsi="Times New Roman" w:eastAsia="sans-serif" w:cs="Times New Roman"/>
+          <w:sz w:val="28"/>
+          <w:szCs w:val="28"/>
+        </w:rPr>
+        <w:t>Issue_Detail</w:t>
+      </w:r>
+      <w:r>
+        <w:rPr>
+          <w:rFonts w:hint="default" w:ascii="Times New Roman" w:hAnsi="Times New Roman" w:eastAsia="sans-serif" w:cs="Times New Roman"/>
+          <w:sz w:val="28"/>
+          <w:szCs w:val="28"/>
+        </w:rPr>
+        <w:t xml:space="preserve">). Cách tổ chức này cho phép một phiếu quản lý linh hoạt nhiều sản phẩm mà không bị lặp lại thông tin đối tác hay kho hàng. </w:t>
+      </w:r>
+    </w:p>
+    <w:p>
+      <w:pPr>
+        <w:pStyle w:val="17"/>
+        <w:keepNext w:val="0"/>
+        <w:keepLines w:val="0"/>
+        <w:widowControl/>
         <w:numPr>
           <w:ilvl w:val="0"/>
-          <w:numId w:val="2"/>
+          <w:numId w:val="6"/>
         </w:numPr>
-        <w:tabs>
-          <w:tab w:val="left" w:pos="1080"/>
-          <w:tab w:val="clear" w:pos="720"/>
-        </w:tabs>
-        <w:spacing w:line="360" w:lineRule="auto"/>
-        <w:ind w:left="0" w:firstLine="810"/>
-        <w:rPr>
-          <w:rFonts w:hint="default" w:ascii="Times New Roman" w:hAnsi="Times New Roman" w:cs="Times New Roman" w:eastAsiaTheme="majorEastAsia"/>
+        <w:suppressLineNumbers w:val="0"/>
+        <w:spacing w:before="0" w:beforeAutospacing="0" w:line="360" w:lineRule="auto"/>
+        <w:ind w:left="418" w:leftChars="0" w:right="0" w:hanging="418" w:firstLineChars="0"/>
+        <w:jc w:val="both"/>
+        <w:rPr>
+          <w:rFonts w:hint="default" w:ascii="Times New Roman" w:hAnsi="Times New Roman" w:eastAsia="sans-serif" w:cs="Times New Roman"/>
+          <w:sz w:val="28"/>
+          <w:szCs w:val="28"/>
+        </w:rPr>
+      </w:pPr>
+      <w:r>
+        <w:rPr>
+          <w:rFonts w:hint="default" w:ascii="Times New Roman" w:hAnsi="Times New Roman" w:eastAsia="sans-serif" w:cs="Times New Roman"/>
+          <w:b/>
           <w:bCs/>
           <w:sz w:val="28"/>
           <w:szCs w:val="28"/>
         </w:rPr>
-      </w:pPr>
-      <w:r>
-        <w:rPr>
-          <w:rFonts w:hint="default" w:ascii="Times New Roman" w:hAnsi="Times New Roman" w:cs="Times New Roman" w:eastAsiaTheme="majorEastAsia"/>
-          <w:bCs/>
-          <w:sz w:val="28"/>
-          <w:szCs w:val="28"/>
-        </w:rPr>
-        <w:t>Dữ liệu giao dịch phải được lưu cùng các chi tiết tương ứng để có thể truy xuất lịch sử.</w:t>
-      </w:r>
-    </w:p>
-    <w:p>
-      <w:pPr>
-        <w:pStyle w:val="22"/>
+        <w:t>Quản lý tồn kho theo từng kho (Multi-warehouse Inventory):</w:t>
+      </w:r>
+      <w:r>
+        <w:rPr>
+          <w:rFonts w:hint="default" w:ascii="Times New Roman" w:hAnsi="Times New Roman" w:eastAsia="sans-serif" w:cs="Times New Roman"/>
+          <w:sz w:val="28"/>
+          <w:szCs w:val="28"/>
+        </w:rPr>
+        <w:t xml:space="preserve"> Dữ liệu tồn kho được quản lý tập trung tại bảng </w:t>
+      </w:r>
+      <w:r>
+        <w:rPr>
+          <w:rStyle w:val="16"/>
+          <w:rFonts w:hint="default" w:ascii="Times New Roman" w:hAnsi="Times New Roman" w:eastAsia="sans-serif" w:cs="Times New Roman"/>
+          <w:sz w:val="28"/>
+          <w:szCs w:val="28"/>
+        </w:rPr>
+        <w:t>Inventory</w:t>
+      </w:r>
+      <w:r>
+        <w:rPr>
+          <w:rFonts w:hint="default" w:ascii="Times New Roman" w:hAnsi="Times New Roman" w:eastAsia="sans-serif" w:cs="Times New Roman"/>
+          <w:sz w:val="28"/>
+          <w:szCs w:val="28"/>
+        </w:rPr>
+        <w:t xml:space="preserve"> (gắn kết giữa </w:t>
+      </w:r>
+      <w:r>
+        <w:rPr>
+          <w:rStyle w:val="16"/>
+          <w:rFonts w:hint="default" w:ascii="Times New Roman" w:hAnsi="Times New Roman" w:eastAsia="sans-serif" w:cs="Times New Roman"/>
+          <w:sz w:val="28"/>
+          <w:szCs w:val="28"/>
+        </w:rPr>
+        <w:t>warehouse_id</w:t>
+      </w:r>
+      <w:r>
+        <w:rPr>
+          <w:rFonts w:hint="default" w:ascii="Times New Roman" w:hAnsi="Times New Roman" w:eastAsia="sans-serif" w:cs="Times New Roman"/>
+          <w:sz w:val="28"/>
+          <w:szCs w:val="28"/>
+        </w:rPr>
+        <w:t xml:space="preserve"> và </w:t>
+      </w:r>
+      <w:r>
+        <w:rPr>
+          <w:rStyle w:val="16"/>
+          <w:rFonts w:hint="default" w:ascii="Times New Roman" w:hAnsi="Times New Roman" w:eastAsia="sans-serif" w:cs="Times New Roman"/>
+          <w:sz w:val="28"/>
+          <w:szCs w:val="28"/>
+        </w:rPr>
+        <w:t>product_id</w:t>
+      </w:r>
+      <w:r>
+        <w:rPr>
+          <w:rFonts w:hint="default" w:ascii="Times New Roman" w:hAnsi="Times New Roman" w:eastAsia="sans-serif" w:cs="Times New Roman"/>
+          <w:sz w:val="28"/>
+          <w:szCs w:val="28"/>
+        </w:rPr>
+        <w:t xml:space="preserve">) nhằm phản ánh chính xác số lượng thực tế tại từng địa điểm lưu trữ, tránh dùng chung một nguồn dữ liệu mơ hồ. </w:t>
+      </w:r>
+    </w:p>
+    <w:p>
+      <w:pPr>
+        <w:pStyle w:val="17"/>
+        <w:keepNext w:val="0"/>
+        <w:keepLines w:val="0"/>
+        <w:widowControl/>
         <w:numPr>
           <w:ilvl w:val="0"/>
-          <w:numId w:val="2"/>
+          <w:numId w:val="6"/>
         </w:numPr>
-        <w:tabs>
-          <w:tab w:val="left" w:pos="1080"/>
-          <w:tab w:val="clear" w:pos="720"/>
-        </w:tabs>
-        <w:spacing w:line="360" w:lineRule="auto"/>
-        <w:ind w:left="0" w:firstLine="810"/>
-        <w:rPr>
-          <w:rFonts w:hint="default" w:ascii="Times New Roman" w:hAnsi="Times New Roman" w:cs="Times New Roman" w:eastAsiaTheme="majorEastAsia"/>
-          <w:bCs/>
-          <w:sz w:val="28"/>
-          <w:szCs w:val="28"/>
-        </w:rPr>
-      </w:pPr>
-      <w:r>
-        <w:rPr>
-          <w:rFonts w:hint="default" w:ascii="Times New Roman" w:hAnsi="Times New Roman" w:cs="Times New Roman" w:eastAsiaTheme="majorEastAsia"/>
-          <w:bCs/>
-          <w:sz w:val="28"/>
-          <w:szCs w:val="28"/>
-        </w:rPr>
-        <w:t>Việc thay đổi tồn kho phải gắn với các giao dịch hợp lệ hoặc nghiệp vụ điều chỉnh được cho phép.</w:t>
-      </w:r>
-    </w:p>
-    <w:p>
-      <w:pPr>
-        <w:pStyle w:val="22"/>
-        <w:spacing w:line="360" w:lineRule="auto"/>
-        <w:rPr>
-          <w:rFonts w:hint="default" w:ascii="Times New Roman" w:hAnsi="Times New Roman" w:cs="Times New Roman" w:eastAsiaTheme="majorEastAsia"/>
-          <w:b/>
-          <w:sz w:val="28"/>
-          <w:szCs w:val="28"/>
-        </w:rPr>
-      </w:pPr>
-      <w:r>
-        <w:rPr>
-          <w:rFonts w:hint="default" w:ascii="Times New Roman" w:hAnsi="Times New Roman" w:cs="Times New Roman" w:eastAsiaTheme="majorEastAsia"/>
-          <w:bCs/>
-          <w:sz w:val="28"/>
-          <w:szCs w:val="28"/>
-        </w:rPr>
-        <w:t>Những nguyên tắc trên giúp dữ liệu có cấu trúc rõ ràng và thuận lợi cho việc mở rộng hệ thống. Đặc biệt, dữ liệu tồn kho phải được tổ chức theo từng sản phẩm và từng kho để phản ánh đúng thực tế của mô hình có nhiều kho hàng.</w:t>
-      </w:r>
-    </w:p>
-    <w:p>
-      <w:pPr>
-        <w:pStyle w:val="22"/>
-        <w:spacing w:line="360" w:lineRule="auto"/>
-        <w:rPr>
-          <w:rFonts w:hint="default" w:ascii="Times New Roman" w:hAnsi="Times New Roman" w:cs="Times New Roman" w:eastAsiaTheme="majorEastAsia"/>
+        <w:suppressLineNumbers w:val="0"/>
+        <w:spacing w:before="0" w:beforeAutospacing="0" w:line="360" w:lineRule="auto"/>
+        <w:ind w:left="418" w:leftChars="0" w:right="0" w:hanging="418" w:firstLineChars="0"/>
+        <w:jc w:val="both"/>
+        <w:rPr>
+          <w:rFonts w:hint="default" w:ascii="Times New Roman" w:hAnsi="Times New Roman" w:eastAsia="sans-serif" w:cs="Times New Roman"/>
+          <w:sz w:val="28"/>
+          <w:szCs w:val="28"/>
+        </w:rPr>
+      </w:pPr>
+      <w:r>
+        <w:rPr>
+          <w:rFonts w:hint="default" w:ascii="Times New Roman" w:hAnsi="Times New Roman" w:eastAsia="sans-serif" w:cs="Times New Roman"/>
           <w:b/>
           <w:bCs/>
           <w:sz w:val="28"/>
           <w:szCs w:val="28"/>
         </w:rPr>
-      </w:pPr>
-      <w:r>
+        <w:t>Bảo toàn lịch sử giao dịch:</w:t>
+      </w:r>
+      <w:r>
+        <w:rPr>
+          <w:rFonts w:hint="default" w:ascii="Times New Roman" w:hAnsi="Times New Roman" w:eastAsia="sans-serif" w:cs="Times New Roman"/>
+          <w:sz w:val="28"/>
+          <w:szCs w:val="28"/>
+        </w:rPr>
+        <w:t xml:space="preserve"> Đối với các đối tượng đã phát sinh giao dịch (như sản phẩm, nhà cung cấp, khách hàng, kho hàng), hệ thống ưu tiên cơ chế khóa/ngừng sử dụng thay vì xóa vật lý nhằm bảo đảm tính toàn vẹn cho dữ liệu lịch sử. </w:t>
+      </w:r>
+    </w:p>
+    <w:p>
+      <w:pPr>
+        <w:pStyle w:val="23"/>
+        <w:numPr>
+          <w:ilvl w:val="0"/>
+          <w:numId w:val="5"/>
+        </w:numPr>
+        <w:spacing w:line="360" w:lineRule="auto"/>
+        <w:ind w:left="0" w:leftChars="0" w:firstLine="680" w:firstLineChars="0"/>
         <w:rPr>
           <w:rFonts w:hint="default" w:ascii="Times New Roman" w:hAnsi="Times New Roman" w:cs="Times New Roman" w:eastAsiaTheme="majorEastAsia"/>
           <w:b/>
@@ -23535,12 +23745,21 @@
           <w:sz w:val="28"/>
           <w:szCs w:val="28"/>
         </w:rPr>
+      </w:pPr>
+      <w:r>
+        <w:rPr>
+          <w:rFonts w:hint="default" w:ascii="Times New Roman" w:hAnsi="Times New Roman" w:cs="Times New Roman" w:eastAsiaTheme="majorEastAsia"/>
+          <w:b/>
+          <w:bCs/>
+          <w:sz w:val="28"/>
+          <w:szCs w:val="28"/>
+        </w:rPr>
         <w:t>Sơ đồ quan hệ giữa các thực thể</w:t>
       </w:r>
     </w:p>
     <w:p>
       <w:pPr>
-        <w:pStyle w:val="22"/>
+        <w:pStyle w:val="23"/>
         <w:spacing w:line="360" w:lineRule="auto"/>
         <w:rPr>
           <w:rFonts w:hint="default" w:ascii="Times New Roman" w:hAnsi="Times New Roman" w:cs="Times New Roman" w:eastAsiaTheme="majorEastAsia"/>
@@ -23561,7 +23780,7 @@
     </w:p>
     <w:p>
       <w:pPr>
-        <w:pStyle w:val="22"/>
+        <w:pStyle w:val="23"/>
         <w:spacing w:line="360" w:lineRule="auto"/>
         <w:ind w:firstLine="0"/>
         <w:rPr>
@@ -23630,7 +23849,7 @@
     </w:p>
     <w:p>
       <w:pPr>
-        <w:pStyle w:val="22"/>
+        <w:pStyle w:val="23"/>
         <w:spacing w:line="360" w:lineRule="auto"/>
         <w:rPr>
           <w:rFonts w:hint="default" w:ascii="Times New Roman" w:hAnsi="Times New Roman" w:cs="Times New Roman" w:eastAsiaTheme="majorEastAsia"/>
@@ -23651,7 +23870,7 @@
     </w:p>
     <w:p>
       <w:pPr>
-        <w:pStyle w:val="22"/>
+        <w:pStyle w:val="23"/>
         <w:spacing w:line="360" w:lineRule="auto"/>
         <w:rPr>
           <w:rFonts w:hint="default" w:ascii="Times New Roman" w:hAnsi="Times New Roman" w:cs="Times New Roman" w:eastAsiaTheme="majorEastAsia"/>
@@ -23672,7 +23891,7 @@
     </w:p>
     <w:p>
       <w:pPr>
-        <w:pStyle w:val="22"/>
+        <w:pStyle w:val="23"/>
         <w:spacing w:line="360" w:lineRule="auto"/>
         <w:rPr>
           <w:rFonts w:hint="default" w:ascii="Times New Roman" w:hAnsi="Times New Roman" w:cs="Times New Roman" w:eastAsiaTheme="majorEastAsia"/>
@@ -23693,7 +23912,7 @@
     </w:p>
     <w:p>
       <w:pPr>
-        <w:pStyle w:val="22"/>
+        <w:pStyle w:val="23"/>
         <w:spacing w:line="360" w:lineRule="auto"/>
         <w:rPr>
           <w:rFonts w:hint="default" w:ascii="Times New Roman" w:hAnsi="Times New Roman" w:cs="Times New Roman" w:eastAsiaTheme="majorEastAsia"/>
@@ -23714,243 +23933,250 @@
     </w:p>
     <w:p>
       <w:pPr>
-        <w:pStyle w:val="22"/>
-        <w:spacing w:line="360" w:lineRule="auto"/>
-        <w:rPr>
-          <w:rFonts w:hint="default" w:ascii="Times New Roman" w:hAnsi="Times New Roman" w:cs="Times New Roman" w:eastAsiaTheme="majorEastAsia"/>
-          <w:b/>
-          <w:bCs/>
-          <w:sz w:val="28"/>
-          <w:szCs w:val="28"/>
-        </w:rPr>
-      </w:pPr>
-      <w:r>
-        <w:rPr>
-          <w:rFonts w:hint="default" w:ascii="Times New Roman" w:hAnsi="Times New Roman" w:cs="Times New Roman" w:eastAsiaTheme="majorEastAsia"/>
-          <w:b/>
-          <w:bCs/>
-          <w:sz w:val="28"/>
-          <w:szCs w:val="28"/>
-        </w:rPr>
-        <w:t>Phân tích các quan hệ dữ liệu quan trọng</w:t>
-      </w:r>
-    </w:p>
-    <w:p>
-      <w:pPr>
-        <w:pStyle w:val="22"/>
-        <w:spacing w:line="360" w:lineRule="auto"/>
-        <w:rPr>
-          <w:rFonts w:hint="default" w:ascii="Times New Roman" w:hAnsi="Times New Roman" w:cs="Times New Roman" w:eastAsiaTheme="majorEastAsia"/>
-          <w:bCs/>
-          <w:sz w:val="28"/>
-          <w:szCs w:val="28"/>
-        </w:rPr>
-      </w:pPr>
-      <w:r>
-        <w:rPr>
-          <w:rFonts w:hint="default" w:ascii="Times New Roman" w:hAnsi="Times New Roman" w:cs="Times New Roman" w:eastAsiaTheme="majorEastAsia"/>
-          <w:bCs/>
-          <w:sz w:val="28"/>
-          <w:szCs w:val="28"/>
-        </w:rPr>
-        <w:t>Quan hệ giữa sản phẩm và danh mục được thiết kế theo hướng một danh mục có thể chứa nhiều sản phẩm, trong khi mỗi sản phẩm tham chiếu đến một danh mục. Cách tổ chức này giúp việc phân loại và tra cứu hàng hóa được thực hiện thống nhất.</w:t>
-      </w:r>
-    </w:p>
-    <w:p>
-      <w:pPr>
-        <w:pStyle w:val="22"/>
-        <w:spacing w:line="360" w:lineRule="auto"/>
-        <w:rPr>
-          <w:rFonts w:hint="default" w:ascii="Times New Roman" w:hAnsi="Times New Roman" w:cs="Times New Roman" w:eastAsiaTheme="majorEastAsia"/>
-          <w:bCs/>
-          <w:sz w:val="28"/>
-          <w:szCs w:val="28"/>
-        </w:rPr>
-      </w:pPr>
-      <w:r>
-        <w:rPr>
-          <w:rFonts w:hint="default" w:ascii="Times New Roman" w:hAnsi="Times New Roman" w:cs="Times New Roman" w:eastAsiaTheme="majorEastAsia"/>
-          <w:bCs/>
-          <w:sz w:val="28"/>
-          <w:szCs w:val="28"/>
-        </w:rPr>
-        <w:t>Quan hệ giữa phiếu nhập và chi tiết phiếu nhập được tổ chức theo mô hình một-nhiều. Thông tin chung của phiếu được lưu trong Goods_Receipt, còn từng sản phẩm, số lượng, đơn giá và thành tiền được lưu trong Receipt_Detail. Thiết kế tương tự được áp dụng cho Goods_Issue và Issue_Detail. Việc tách thông tin chung và thông tin chi tiết giúp một phiếu có thể quản lý nhiều sản phẩm mà không cần lặp lại thông tin nhà cung cấp, khách hàng hoặc kho trên từng dòng.</w:t>
-      </w:r>
-    </w:p>
-    <w:p>
-      <w:pPr>
-        <w:pStyle w:val="22"/>
-        <w:spacing w:line="360" w:lineRule="auto"/>
-        <w:rPr>
-          <w:rFonts w:hint="default" w:ascii="Times New Roman" w:hAnsi="Times New Roman" w:cs="Times New Roman" w:eastAsiaTheme="majorEastAsia"/>
-          <w:bCs/>
-          <w:sz w:val="28"/>
-          <w:szCs w:val="28"/>
-        </w:rPr>
-      </w:pPr>
-      <w:r>
-        <w:rPr>
-          <w:rFonts w:hint="default" w:ascii="Times New Roman" w:hAnsi="Times New Roman" w:cs="Times New Roman" w:eastAsiaTheme="majorEastAsia"/>
-          <w:bCs/>
-          <w:sz w:val="28"/>
-          <w:szCs w:val="28"/>
-        </w:rPr>
-        <w:t>Đối với tồn kho, hệ thống cần phân biệt số lượng chung gắn với sản phẩm và số lượng thực tế tại từng kho. Trường quantity trong Product nếu được giữ lại nên có mục đích rõ ràng; trường quantity_in_stock trong Inventory mới là dữ liệu phù hợp để theo dõi tồn theo kho. Nếu sử dụng cả hai trường để biểu diễn cùng một số liệu mà không có quy tắc đồng bộ, hệ thống có thể phát sinh chênh lệch.</w:t>
-      </w:r>
-    </w:p>
-    <w:p>
-      <w:pPr>
-        <w:pStyle w:val="22"/>
-        <w:spacing w:line="360" w:lineRule="auto"/>
-        <w:rPr>
-          <w:rFonts w:hint="default" w:ascii="Times New Roman" w:hAnsi="Times New Roman" w:cs="Times New Roman" w:eastAsiaTheme="majorEastAsia"/>
-          <w:bCs/>
-          <w:sz w:val="28"/>
-          <w:szCs w:val="28"/>
-        </w:rPr>
-      </w:pPr>
-      <w:r>
-        <w:rPr>
-          <w:rFonts w:hint="default" w:ascii="Times New Roman" w:hAnsi="Times New Roman" w:cs="Times New Roman" w:eastAsiaTheme="majorEastAsia"/>
-          <w:bCs/>
-          <w:sz w:val="28"/>
-          <w:szCs w:val="28"/>
-        </w:rPr>
-        <w:t>Bên cạnh đó, các giá trị như subtotal và total_amount là những giá trị có thể tính từ số lượng và đơn giá. Hệ thống có thể lưu các giá trị này để phục vụ tra cứu lịch sử, nhưng phải tính toán và kiểm tra lại ở phía máy chủ khi tạo hoặc xác nhận giao dịch. Người dùng không được phép tự gửi giá trị tổng tiền không hợp lệ để ghi trực tiếp vào cơ sở dữ liệu.</w:t>
-      </w:r>
-    </w:p>
-    <w:p>
-      <w:pPr>
-        <w:pStyle w:val="22"/>
-        <w:spacing w:line="360" w:lineRule="auto"/>
-        <w:rPr>
-          <w:rFonts w:hint="default" w:ascii="Times New Roman" w:hAnsi="Times New Roman" w:cs="Times New Roman" w:eastAsiaTheme="majorEastAsia"/>
-          <w:bCs/>
-          <w:sz w:val="28"/>
-          <w:szCs w:val="28"/>
-        </w:rPr>
-      </w:pPr>
-      <w:r>
-        <w:rPr>
-          <w:rFonts w:hint="default" w:ascii="Times New Roman" w:hAnsi="Times New Roman" w:cs="Times New Roman" w:eastAsiaTheme="majorEastAsia"/>
-          <w:bCs/>
-          <w:sz w:val="28"/>
-          <w:szCs w:val="28"/>
-        </w:rPr>
-        <w:t>Cuối cùng, các khóa ngoại cần có quy tắc xử lý khi dữ liệu được chỉnh sửa hoặc xóa. Đối với những sản phẩm, nhà cung cấp, khách hàng hoặc kho đã phát sinh giao dịch, nên ưu tiên ngừng sử dụng thay vì xóa vật lý để bảo toàn lịch sử. Những quy tắc này giúp cơ sở dữ liệu đáp ứng tốt hơn yêu cầu quản lý và truy xuất dữ liệu trong thực tế.</w:t>
-      </w:r>
-    </w:p>
-    <w:p>
-      <w:pPr>
-        <w:pStyle w:val="4"/>
-        <w:spacing w:line="360" w:lineRule="auto"/>
-        <w:rPr>
-          <w:rFonts w:hint="default" w:ascii="Times New Roman" w:hAnsi="Times New Roman" w:cs="Times New Roman"/>
-          <w:sz w:val="28"/>
-          <w:szCs w:val="28"/>
-        </w:rPr>
-      </w:pPr>
-      <w:r>
-        <w:rPr>
-          <w:rFonts w:hint="default" w:ascii="Times New Roman" w:hAnsi="Times New Roman" w:cs="Times New Roman"/>
-          <w:sz w:val="28"/>
-          <w:szCs w:val="28"/>
-        </w:rPr>
-        <w:t>Thiết kế giao diện hệ thống</w:t>
-      </w:r>
-    </w:p>
-    <w:p>
-      <w:pPr>
-        <w:pStyle w:val="22"/>
-        <w:spacing w:line="360" w:lineRule="auto"/>
-        <w:rPr>
-          <w:rFonts w:hint="default" w:ascii="Times New Roman" w:hAnsi="Times New Roman" w:cs="Times New Roman" w:eastAsiaTheme="majorEastAsia"/>
-          <w:b/>
-          <w:bCs/>
-          <w:sz w:val="28"/>
-          <w:szCs w:val="28"/>
-        </w:rPr>
-      </w:pPr>
-      <w:r>
-        <w:rPr>
-          <w:rFonts w:hint="default" w:ascii="Times New Roman" w:hAnsi="Times New Roman" w:cs="Times New Roman" w:eastAsiaTheme="majorEastAsia"/>
-          <w:b/>
-          <w:bCs/>
-          <w:sz w:val="28"/>
-          <w:szCs w:val="28"/>
-        </w:rPr>
-        <w:t>Nguyên tắc thiết kế giao diện</w:t>
-      </w:r>
-    </w:p>
-    <w:p>
-      <w:pPr>
-        <w:pStyle w:val="22"/>
-        <w:spacing w:line="360" w:lineRule="auto"/>
-        <w:rPr>
-          <w:rFonts w:hint="default" w:ascii="Times New Roman" w:hAnsi="Times New Roman" w:cs="Times New Roman" w:eastAsiaTheme="majorEastAsia"/>
-          <w:bCs/>
-          <w:sz w:val="28"/>
-          <w:szCs w:val="28"/>
-        </w:rPr>
-      </w:pPr>
-      <w:r>
-        <w:rPr>
-          <w:rFonts w:hint="default" w:ascii="Times New Roman" w:hAnsi="Times New Roman" w:cs="Times New Roman" w:eastAsiaTheme="majorEastAsia"/>
-          <w:bCs/>
-          <w:sz w:val="28"/>
-          <w:szCs w:val="28"/>
-        </w:rPr>
-        <w:t>Giao diện hệ thống được thiết kế theo hướng đơn giản, trực quan và thống nhất giữa các chức năng. Các thành phần điều hướng, tiêu đề trang, biểu mẫu nhập liệu, bảng dữ liệu và nút thao tác cần có vị trí nhất quán để người dùng dễ dàng làm quen.</w:t>
-      </w:r>
-    </w:p>
-    <w:p>
-      <w:pPr>
-        <w:pStyle w:val="22"/>
-        <w:spacing w:line="360" w:lineRule="auto"/>
-        <w:rPr>
-          <w:rFonts w:hint="default" w:ascii="Times New Roman" w:hAnsi="Times New Roman" w:cs="Times New Roman" w:eastAsiaTheme="majorEastAsia"/>
-          <w:bCs/>
-          <w:sz w:val="28"/>
-          <w:szCs w:val="28"/>
-        </w:rPr>
-      </w:pPr>
-      <w:r>
-        <w:rPr>
-          <w:rFonts w:hint="default" w:ascii="Times New Roman" w:hAnsi="Times New Roman" w:cs="Times New Roman" w:eastAsiaTheme="majorEastAsia"/>
-          <w:bCs/>
-          <w:sz w:val="28"/>
-          <w:szCs w:val="28"/>
-        </w:rPr>
-        <w:t>Giao diện nên sử dụng bố cục gồm thanh điều hướng bên trái, khu vực nội dung chính ở giữa và thanh tiêu đề ở phía trên. Cách bố trí này giúp người dùng chuyển đổi giữa các chức năng mà không cần quay lại trang chủ sau mỗi thao tác.</w:t>
-      </w:r>
-    </w:p>
-    <w:p>
-      <w:pPr>
-        <w:pStyle w:val="22"/>
-        <w:spacing w:line="360" w:lineRule="auto"/>
-        <w:rPr>
-          <w:rFonts w:hint="default" w:ascii="Times New Roman" w:hAnsi="Times New Roman" w:cs="Times New Roman" w:eastAsiaTheme="majorEastAsia"/>
-          <w:bCs/>
-          <w:sz w:val="28"/>
-          <w:szCs w:val="28"/>
-        </w:rPr>
-      </w:pPr>
-      <w:r>
-        <w:rPr>
-          <w:rFonts w:hint="default" w:ascii="Times New Roman" w:hAnsi="Times New Roman" w:cs="Times New Roman" w:eastAsiaTheme="majorEastAsia"/>
-          <w:bCs/>
-          <w:sz w:val="28"/>
-          <w:szCs w:val="28"/>
-        </w:rPr>
-        <w:t>Các nguyên tắc thiết kế cụ thể bao gồm:</w:t>
-      </w:r>
-    </w:p>
-    <w:p>
-      <w:pPr>
-        <w:pStyle w:val="22"/>
+        <w:pStyle w:val="23"/>
         <w:numPr>
           <w:ilvl w:val="0"/>
           <w:numId w:val="5"/>
+        </w:numPr>
+        <w:spacing w:line="360" w:lineRule="auto"/>
+        <w:ind w:left="0" w:leftChars="0" w:firstLine="680" w:firstLineChars="0"/>
+        <w:rPr>
+          <w:rFonts w:hint="default" w:ascii="Times New Roman" w:hAnsi="Times New Roman" w:cs="Times New Roman" w:eastAsiaTheme="majorEastAsia"/>
+          <w:b/>
+          <w:bCs/>
+          <w:sz w:val="28"/>
+          <w:szCs w:val="28"/>
+        </w:rPr>
+      </w:pPr>
+      <w:bookmarkStart w:id="0" w:name="_GoBack"/>
+      <w:bookmarkEnd w:id="0"/>
+      <w:r>
+        <w:rPr>
+          <w:rFonts w:hint="default" w:ascii="Times New Roman" w:hAnsi="Times New Roman" w:cs="Times New Roman" w:eastAsiaTheme="majorEastAsia"/>
+          <w:b/>
+          <w:bCs/>
+          <w:sz w:val="28"/>
+          <w:szCs w:val="28"/>
+        </w:rPr>
+        <w:t>Phân tích các quan hệ dữ liệu quan trọng</w:t>
+      </w:r>
+    </w:p>
+    <w:p>
+      <w:pPr>
+        <w:pStyle w:val="23"/>
+        <w:spacing w:line="360" w:lineRule="auto"/>
+        <w:rPr>
+          <w:rFonts w:hint="default" w:ascii="Times New Roman" w:hAnsi="Times New Roman" w:cs="Times New Roman" w:eastAsiaTheme="majorEastAsia"/>
+          <w:bCs/>
+          <w:sz w:val="28"/>
+          <w:szCs w:val="28"/>
+        </w:rPr>
+      </w:pPr>
+      <w:r>
+        <w:rPr>
+          <w:rFonts w:hint="default" w:ascii="Times New Roman" w:hAnsi="Times New Roman" w:cs="Times New Roman" w:eastAsiaTheme="majorEastAsia"/>
+          <w:bCs/>
+          <w:sz w:val="28"/>
+          <w:szCs w:val="28"/>
+        </w:rPr>
+        <w:t>Quan hệ giữa sản phẩm và danh mục được thiết kế theo hướng một danh mục có thể chứa nhiều sản phẩm, trong khi mỗi sản phẩm tham chiếu đến một danh mục. Cách tổ chức này giúp việc phân loại và tra cứu hàng hóa được thực hiện thống nhất.</w:t>
+      </w:r>
+    </w:p>
+    <w:p>
+      <w:pPr>
+        <w:pStyle w:val="23"/>
+        <w:spacing w:line="360" w:lineRule="auto"/>
+        <w:rPr>
+          <w:rFonts w:hint="default" w:ascii="Times New Roman" w:hAnsi="Times New Roman" w:cs="Times New Roman" w:eastAsiaTheme="majorEastAsia"/>
+          <w:bCs/>
+          <w:sz w:val="28"/>
+          <w:szCs w:val="28"/>
+        </w:rPr>
+      </w:pPr>
+      <w:r>
+        <w:rPr>
+          <w:rFonts w:hint="default" w:ascii="Times New Roman" w:hAnsi="Times New Roman" w:cs="Times New Roman" w:eastAsiaTheme="majorEastAsia"/>
+          <w:bCs/>
+          <w:sz w:val="28"/>
+          <w:szCs w:val="28"/>
+        </w:rPr>
+        <w:t>Quan hệ giữa phiếu nhập và chi tiết phiếu nhập được tổ chức theo mô hình một-nhiều. Thông tin chung của phiếu được lưu trong Goods_Receipt, còn từng sản phẩm, số lượng, đơn giá và thành tiền được lưu trong Receipt_Detail. Thiết kế tương tự được áp dụng cho Goods_Issue và Issue_Detail. Việc tách thông tin chung và thông tin chi tiết giúp một phiếu có thể quản lý nhiều sản phẩm mà không cần lặp lại thông tin nhà cung cấp, khách hàng hoặc kho trên từng dòng.</w:t>
+      </w:r>
+    </w:p>
+    <w:p>
+      <w:pPr>
+        <w:pStyle w:val="23"/>
+        <w:spacing w:line="360" w:lineRule="auto"/>
+        <w:rPr>
+          <w:rFonts w:hint="default" w:ascii="Times New Roman" w:hAnsi="Times New Roman" w:cs="Times New Roman" w:eastAsiaTheme="majorEastAsia"/>
+          <w:bCs/>
+          <w:sz w:val="28"/>
+          <w:szCs w:val="28"/>
+        </w:rPr>
+      </w:pPr>
+      <w:r>
+        <w:rPr>
+          <w:rFonts w:hint="default" w:ascii="Times New Roman" w:hAnsi="Times New Roman" w:cs="Times New Roman" w:eastAsiaTheme="majorEastAsia"/>
+          <w:bCs/>
+          <w:sz w:val="28"/>
+          <w:szCs w:val="28"/>
+        </w:rPr>
+        <w:t>Đối với tồn kho, hệ thống cần phân biệt số lượng chung gắn với sản phẩm và số lượng thực tế tại từng kho. Trường quantity trong Product nếu được giữ lại nên có mục đích rõ ràng; trường quantity_in_stock trong Inventory mới là dữ liệu phù hợp để theo dõi tồn theo kho. Nếu sử dụng cả hai trường để biểu diễn cùng một số liệu mà không có quy tắc đồng bộ, hệ thống có thể phát sinh chênh lệch.</w:t>
+      </w:r>
+    </w:p>
+    <w:p>
+      <w:pPr>
+        <w:pStyle w:val="23"/>
+        <w:spacing w:line="360" w:lineRule="auto"/>
+        <w:rPr>
+          <w:rFonts w:hint="default" w:ascii="Times New Roman" w:hAnsi="Times New Roman" w:cs="Times New Roman" w:eastAsiaTheme="majorEastAsia"/>
+          <w:bCs/>
+          <w:sz w:val="28"/>
+          <w:szCs w:val="28"/>
+        </w:rPr>
+      </w:pPr>
+      <w:r>
+        <w:rPr>
+          <w:rFonts w:hint="default" w:ascii="Times New Roman" w:hAnsi="Times New Roman" w:cs="Times New Roman" w:eastAsiaTheme="majorEastAsia"/>
+          <w:bCs/>
+          <w:sz w:val="28"/>
+          <w:szCs w:val="28"/>
+        </w:rPr>
+        <w:t>Bên cạnh đó, các giá trị như subtotal và total_amount là những giá trị có thể tính từ số lượng và đơn giá. Hệ thống có thể lưu các giá trị này để phục vụ tra cứu lịch sử, nhưng phải tính toán và kiểm tra lại ở phía máy chủ khi tạo hoặc xác nhận giao dịch. Người dùng không được phép tự gửi giá trị tổng tiền không hợp lệ để ghi trực tiếp vào cơ sở dữ liệu.</w:t>
+      </w:r>
+    </w:p>
+    <w:p>
+      <w:pPr>
+        <w:pStyle w:val="23"/>
+        <w:spacing w:line="360" w:lineRule="auto"/>
+        <w:rPr>
+          <w:rFonts w:hint="default" w:ascii="Times New Roman" w:hAnsi="Times New Roman" w:cs="Times New Roman" w:eastAsiaTheme="majorEastAsia"/>
+          <w:bCs/>
+          <w:sz w:val="28"/>
+          <w:szCs w:val="28"/>
+        </w:rPr>
+      </w:pPr>
+      <w:r>
+        <w:rPr>
+          <w:rFonts w:hint="default" w:ascii="Times New Roman" w:hAnsi="Times New Roman" w:cs="Times New Roman" w:eastAsiaTheme="majorEastAsia"/>
+          <w:bCs/>
+          <w:sz w:val="28"/>
+          <w:szCs w:val="28"/>
+        </w:rPr>
+        <w:t>Cuối cùng, các khóa ngoại cần có quy tắc xử lý khi dữ liệu được chỉnh sửa hoặc xóa. Đối với những sản phẩm, nhà cung cấp, khách hàng hoặc kho đã phát sinh giao dịch, nên ưu tiên ngừng sử dụng thay vì xóa vật lý để bảo toàn lịch sử. Những quy tắc này giúp cơ sở dữ liệu đáp ứng tốt hơn yêu cầu quản lý và truy xuất dữ liệu trong thực tế.</w:t>
+      </w:r>
+    </w:p>
+    <w:p>
+      <w:pPr>
+        <w:pStyle w:val="4"/>
+        <w:spacing w:line="360" w:lineRule="auto"/>
+        <w:rPr>
+          <w:rFonts w:hint="default" w:ascii="Times New Roman" w:hAnsi="Times New Roman" w:cs="Times New Roman"/>
+          <w:sz w:val="28"/>
+          <w:szCs w:val="28"/>
+        </w:rPr>
+      </w:pPr>
+      <w:r>
+        <w:rPr>
+          <w:rFonts w:hint="default" w:ascii="Times New Roman" w:hAnsi="Times New Roman" w:cs="Times New Roman"/>
+          <w:sz w:val="28"/>
+          <w:szCs w:val="28"/>
+        </w:rPr>
+        <w:t>Thiết kế giao diện hệ thống</w:t>
+      </w:r>
+    </w:p>
+    <w:p>
+      <w:pPr>
+        <w:pStyle w:val="23"/>
+        <w:spacing w:line="360" w:lineRule="auto"/>
+        <w:rPr>
+          <w:rFonts w:hint="default" w:ascii="Times New Roman" w:hAnsi="Times New Roman" w:cs="Times New Roman" w:eastAsiaTheme="majorEastAsia"/>
+          <w:b/>
+          <w:bCs/>
+          <w:sz w:val="28"/>
+          <w:szCs w:val="28"/>
+        </w:rPr>
+      </w:pPr>
+      <w:r>
+        <w:rPr>
+          <w:rFonts w:hint="default" w:ascii="Times New Roman" w:hAnsi="Times New Roman" w:cs="Times New Roman" w:eastAsiaTheme="majorEastAsia"/>
+          <w:b/>
+          <w:bCs/>
+          <w:sz w:val="28"/>
+          <w:szCs w:val="28"/>
+        </w:rPr>
+        <w:t>Nguyên tắc thiết kế giao diện</w:t>
+      </w:r>
+    </w:p>
+    <w:p>
+      <w:pPr>
+        <w:pStyle w:val="23"/>
+        <w:spacing w:line="360" w:lineRule="auto"/>
+        <w:rPr>
+          <w:rFonts w:hint="default" w:ascii="Times New Roman" w:hAnsi="Times New Roman" w:cs="Times New Roman" w:eastAsiaTheme="majorEastAsia"/>
+          <w:bCs/>
+          <w:sz w:val="28"/>
+          <w:szCs w:val="28"/>
+        </w:rPr>
+      </w:pPr>
+      <w:r>
+        <w:rPr>
+          <w:rFonts w:hint="default" w:ascii="Times New Roman" w:hAnsi="Times New Roman" w:cs="Times New Roman" w:eastAsiaTheme="majorEastAsia"/>
+          <w:bCs/>
+          <w:sz w:val="28"/>
+          <w:szCs w:val="28"/>
+        </w:rPr>
+        <w:t>Giao diện hệ thống được thiết kế theo hướng đơn giản, trực quan và thống nhất giữa các chức năng. Các thành phần điều hướng, tiêu đề trang, biểu mẫu nhập liệu, bảng dữ liệu và nút thao tác cần có vị trí nhất quán để người dùng dễ dàng làm quen.</w:t>
+      </w:r>
+    </w:p>
+    <w:p>
+      <w:pPr>
+        <w:pStyle w:val="23"/>
+        <w:spacing w:line="360" w:lineRule="auto"/>
+        <w:rPr>
+          <w:rFonts w:hint="default" w:ascii="Times New Roman" w:hAnsi="Times New Roman" w:cs="Times New Roman" w:eastAsiaTheme="majorEastAsia"/>
+          <w:bCs/>
+          <w:sz w:val="28"/>
+          <w:szCs w:val="28"/>
+        </w:rPr>
+      </w:pPr>
+      <w:r>
+        <w:rPr>
+          <w:rFonts w:hint="default" w:ascii="Times New Roman" w:hAnsi="Times New Roman" w:cs="Times New Roman" w:eastAsiaTheme="majorEastAsia"/>
+          <w:bCs/>
+          <w:sz w:val="28"/>
+          <w:szCs w:val="28"/>
+        </w:rPr>
+        <w:t>Giao diện nên sử dụng bố cục gồm thanh điều hướng bên trái, khu vực nội dung chính ở giữa và thanh tiêu đề ở phía trên. Cách bố trí này giúp người dùng chuyển đổi giữa các chức năng mà không cần quay lại trang chủ sau mỗi thao tác.</w:t>
+      </w:r>
+    </w:p>
+    <w:p>
+      <w:pPr>
+        <w:pStyle w:val="23"/>
+        <w:spacing w:line="360" w:lineRule="auto"/>
+        <w:rPr>
+          <w:rFonts w:hint="default" w:ascii="Times New Roman" w:hAnsi="Times New Roman" w:cs="Times New Roman" w:eastAsiaTheme="majorEastAsia"/>
+          <w:bCs/>
+          <w:sz w:val="28"/>
+          <w:szCs w:val="28"/>
+        </w:rPr>
+      </w:pPr>
+      <w:r>
+        <w:rPr>
+          <w:rFonts w:hint="default" w:ascii="Times New Roman" w:hAnsi="Times New Roman" w:cs="Times New Roman" w:eastAsiaTheme="majorEastAsia"/>
+          <w:bCs/>
+          <w:sz w:val="28"/>
+          <w:szCs w:val="28"/>
+        </w:rPr>
+        <w:t>Các nguyên tắc thiết kế cụ thể bao gồm:</w:t>
+      </w:r>
+    </w:p>
+    <w:p>
+      <w:pPr>
+        <w:pStyle w:val="23"/>
+        <w:numPr>
+          <w:ilvl w:val="0"/>
+          <w:numId w:val="7"/>
         </w:numPr>
         <w:tabs>
           <w:tab w:val="left" w:pos="1080"/>
@@ -23977,10 +24203,10 @@
     </w:p>
     <w:p>
       <w:pPr>
-        <w:pStyle w:val="22"/>
+        <w:pStyle w:val="23"/>
         <w:numPr>
           <w:ilvl w:val="0"/>
-          <w:numId w:val="5"/>
+          <w:numId w:val="7"/>
         </w:numPr>
         <w:tabs>
           <w:tab w:val="left" w:pos="1080"/>
@@ -24007,10 +24233,10 @@
     </w:p>
     <w:p>
       <w:pPr>
-        <w:pStyle w:val="22"/>
+        <w:pStyle w:val="23"/>
         <w:numPr>
           <w:ilvl w:val="0"/>
-          <w:numId w:val="5"/>
+          <w:numId w:val="7"/>
         </w:numPr>
         <w:tabs>
           <w:tab w:val="left" w:pos="1080"/>
@@ -24037,10 +24263,10 @@
     </w:p>
     <w:p>
       <w:pPr>
-        <w:pStyle w:val="22"/>
+        <w:pStyle w:val="23"/>
         <w:numPr>
           <w:ilvl w:val="0"/>
-          <w:numId w:val="5"/>
+          <w:numId w:val="7"/>
         </w:numPr>
         <w:tabs>
           <w:tab w:val="left" w:pos="1080"/>
@@ -24067,10 +24293,10 @@
     </w:p>
     <w:p>
       <w:pPr>
-        <w:pStyle w:val="22"/>
+        <w:pStyle w:val="23"/>
         <w:numPr>
           <w:ilvl w:val="0"/>
-          <w:numId w:val="5"/>
+          <w:numId w:val="7"/>
         </w:numPr>
         <w:tabs>
           <w:tab w:val="left" w:pos="1080"/>
@@ -24097,10 +24323,10 @@
     </w:p>
     <w:p>
       <w:pPr>
-        <w:pStyle w:val="22"/>
+        <w:pStyle w:val="23"/>
         <w:numPr>
           <w:ilvl w:val="0"/>
-          <w:numId w:val="5"/>
+          <w:numId w:val="7"/>
         </w:numPr>
         <w:tabs>
           <w:tab w:val="left" w:pos="1080"/>
@@ -24127,10 +24353,10 @@
     </w:p>
     <w:p>
       <w:pPr>
-        <w:pStyle w:val="22"/>
+        <w:pStyle w:val="23"/>
         <w:numPr>
           <w:ilvl w:val="0"/>
-          <w:numId w:val="5"/>
+          <w:numId w:val="7"/>
         </w:numPr>
         <w:tabs>
           <w:tab w:val="left" w:pos="1080"/>
@@ -24157,7 +24383,7 @@
     </w:p>
     <w:p>
       <w:pPr>
-        <w:pStyle w:val="22"/>
+        <w:pStyle w:val="23"/>
         <w:spacing w:line="360" w:lineRule="auto"/>
         <w:rPr>
           <w:rFonts w:hint="default" w:ascii="Times New Roman" w:hAnsi="Times New Roman" w:cs="Times New Roman" w:eastAsiaTheme="majorEastAsia"/>
@@ -24178,7 +24404,7 @@
     </w:p>
     <w:p>
       <w:pPr>
-        <w:pStyle w:val="22"/>
+        <w:pStyle w:val="23"/>
         <w:spacing w:line="360" w:lineRule="auto"/>
         <w:rPr>
           <w:rFonts w:hint="default" w:ascii="Times New Roman" w:hAnsi="Times New Roman" w:cs="Times New Roman" w:eastAsiaTheme="majorEastAsia"/>
@@ -24201,7 +24427,7 @@
     </w:p>
     <w:p>
       <w:pPr>
-        <w:pStyle w:val="22"/>
+        <w:pStyle w:val="23"/>
         <w:spacing w:line="360" w:lineRule="auto"/>
         <w:rPr>
           <w:rFonts w:hint="default" w:ascii="Times New Roman" w:hAnsi="Times New Roman" w:cs="Times New Roman" w:eastAsiaTheme="majorEastAsia"/>
@@ -24222,7 +24448,7 @@
     </w:p>
     <w:p>
       <w:pPr>
-        <w:pStyle w:val="22"/>
+        <w:pStyle w:val="23"/>
         <w:spacing w:line="360" w:lineRule="auto"/>
         <w:rPr>
           <w:rFonts w:hint="default" w:ascii="Times New Roman" w:hAnsi="Times New Roman" w:cs="Times New Roman" w:eastAsiaTheme="majorEastAsia"/>
@@ -24243,7 +24469,7 @@
     </w:p>
     <w:p>
       <w:pPr>
-        <w:pStyle w:val="22"/>
+        <w:pStyle w:val="23"/>
         <w:spacing w:line="360" w:lineRule="auto"/>
         <w:rPr>
           <w:rFonts w:hint="default" w:ascii="Times New Roman" w:hAnsi="Times New Roman" w:cs="Times New Roman" w:eastAsiaTheme="majorEastAsia"/>
@@ -24264,7 +24490,7 @@
     </w:p>
     <w:p>
       <w:pPr>
-        <w:pStyle w:val="22"/>
+        <w:pStyle w:val="23"/>
         <w:spacing w:line="360" w:lineRule="auto"/>
         <w:rPr>
           <w:rFonts w:hint="default" w:ascii="Times New Roman" w:hAnsi="Times New Roman" w:cs="Times New Roman" w:eastAsiaTheme="majorEastAsia"/>
@@ -24285,7 +24511,7 @@
     </w:p>
     <w:p>
       <w:pPr>
-        <w:pStyle w:val="22"/>
+        <w:pStyle w:val="23"/>
         <w:spacing w:line="360" w:lineRule="auto"/>
         <w:rPr>
           <w:rFonts w:hint="default" w:ascii="Times New Roman" w:hAnsi="Times New Roman" w:cs="Times New Roman" w:eastAsiaTheme="majorEastAsia"/>
@@ -24308,7 +24534,7 @@
     </w:p>
     <w:p>
       <w:pPr>
-        <w:pStyle w:val="22"/>
+        <w:pStyle w:val="23"/>
         <w:spacing w:line="360" w:lineRule="auto"/>
         <w:rPr>
           <w:rFonts w:hint="default" w:ascii="Times New Roman" w:hAnsi="Times New Roman" w:cs="Times New Roman" w:eastAsiaTheme="majorEastAsia"/>
@@ -24329,7 +24555,7 @@
     </w:p>
     <w:p>
       <w:pPr>
-        <w:pStyle w:val="22"/>
+        <w:pStyle w:val="23"/>
         <w:spacing w:line="360" w:lineRule="auto"/>
         <w:rPr>
           <w:rFonts w:hint="default" w:ascii="Times New Roman" w:hAnsi="Times New Roman" w:cs="Times New Roman" w:eastAsiaTheme="majorEastAsia"/>
@@ -24350,7 +24576,7 @@
     </w:p>
     <w:p>
       <w:pPr>
-        <w:pStyle w:val="22"/>
+        <w:pStyle w:val="23"/>
         <w:spacing w:line="360" w:lineRule="auto"/>
         <w:jc w:val="center"/>
         <w:rPr>
@@ -24373,7 +24599,7 @@
     </w:p>
     <w:p>
       <w:pPr>
-        <w:pStyle w:val="22"/>
+        <w:pStyle w:val="23"/>
         <w:spacing w:line="360" w:lineRule="auto"/>
         <w:rPr>
           <w:rFonts w:hint="default" w:ascii="Times New Roman" w:hAnsi="Times New Roman" w:cs="Times New Roman" w:eastAsiaTheme="majorEastAsia"/>
@@ -24394,7 +24620,7 @@
     </w:p>
     <w:p>
       <w:pPr>
-        <w:pStyle w:val="22"/>
+        <w:pStyle w:val="23"/>
         <w:spacing w:line="360" w:lineRule="auto"/>
         <w:rPr>
           <w:rFonts w:hint="default" w:ascii="Times New Roman" w:hAnsi="Times New Roman" w:cs="Times New Roman" w:eastAsiaTheme="majorEastAsia"/>
@@ -24415,7 +24641,7 @@
     </w:p>
     <w:p>
       <w:pPr>
-        <w:pStyle w:val="22"/>
+        <w:pStyle w:val="23"/>
         <w:spacing w:line="360" w:lineRule="auto"/>
         <w:rPr>
           <w:rFonts w:hint="default" w:ascii="Times New Roman" w:hAnsi="Times New Roman" w:cs="Times New Roman" w:eastAsiaTheme="majorEastAsia"/>
@@ -24438,7 +24664,7 @@
     </w:p>
     <w:p>
       <w:pPr>
-        <w:pStyle w:val="22"/>
+        <w:pStyle w:val="23"/>
         <w:spacing w:line="360" w:lineRule="auto"/>
         <w:rPr>
           <w:rFonts w:hint="default" w:ascii="Times New Roman" w:hAnsi="Times New Roman" w:cs="Times New Roman" w:eastAsiaTheme="majorEastAsia"/>
@@ -24459,7 +24685,7 @@
     </w:p>
     <w:p>
       <w:pPr>
-        <w:pStyle w:val="22"/>
+        <w:pStyle w:val="23"/>
         <w:spacing w:line="360" w:lineRule="auto"/>
         <w:rPr>
           <w:rFonts w:hint="default" w:ascii="Times New Roman" w:hAnsi="Times New Roman" w:cs="Times New Roman" w:eastAsiaTheme="majorEastAsia"/>
@@ -24480,7 +24706,7 @@
     </w:p>
     <w:p>
       <w:pPr>
-        <w:pStyle w:val="22"/>
+        <w:pStyle w:val="23"/>
         <w:spacing w:line="360" w:lineRule="auto"/>
         <w:rPr>
           <w:rFonts w:hint="default" w:ascii="Times New Roman" w:hAnsi="Times New Roman" w:cs="Times New Roman" w:eastAsiaTheme="majorEastAsia"/>
@@ -24501,7 +24727,7 @@
     </w:p>
     <w:p>
       <w:pPr>
-        <w:pStyle w:val="22"/>
+        <w:pStyle w:val="23"/>
         <w:spacing w:line="360" w:lineRule="auto"/>
         <w:rPr>
           <w:rFonts w:hint="default" w:ascii="Times New Roman" w:hAnsi="Times New Roman" w:cs="Times New Roman" w:eastAsiaTheme="majorEastAsia"/>
@@ -24522,7 +24748,7 @@
     </w:p>
     <w:p>
       <w:pPr>
-        <w:pStyle w:val="22"/>
+        <w:pStyle w:val="23"/>
         <w:spacing w:line="360" w:lineRule="auto"/>
         <w:rPr>
           <w:rFonts w:hint="default" w:ascii="Times New Roman" w:hAnsi="Times New Roman" w:cs="Times New Roman" w:eastAsiaTheme="majorEastAsia"/>
@@ -24543,7 +24769,7 @@
     </w:p>
     <w:p>
       <w:pPr>
-        <w:pStyle w:val="22"/>
+        <w:pStyle w:val="23"/>
         <w:spacing w:line="360" w:lineRule="auto"/>
         <w:rPr>
           <w:rFonts w:hint="default" w:ascii="Times New Roman" w:hAnsi="Times New Roman" w:cs="Times New Roman" w:eastAsiaTheme="majorEastAsia"/>
@@ -24566,7 +24792,7 @@
     </w:p>
     <w:p>
       <w:pPr>
-        <w:pStyle w:val="22"/>
+        <w:pStyle w:val="23"/>
         <w:spacing w:line="360" w:lineRule="auto"/>
         <w:rPr>
           <w:rFonts w:hint="default" w:ascii="Times New Roman" w:hAnsi="Times New Roman" w:cs="Times New Roman" w:eastAsiaTheme="majorEastAsia"/>
@@ -24589,7 +24815,7 @@
     </w:p>
     <w:p>
       <w:pPr>
-        <w:pStyle w:val="22"/>
+        <w:pStyle w:val="23"/>
         <w:spacing w:line="360" w:lineRule="auto"/>
         <w:rPr>
           <w:rFonts w:hint="default" w:ascii="Times New Roman" w:hAnsi="Times New Roman" w:cs="Times New Roman" w:eastAsiaTheme="majorEastAsia"/>
@@ -24612,7 +24838,7 @@
     </w:p>
     <w:p>
       <w:pPr>
-        <w:pStyle w:val="22"/>
+        <w:pStyle w:val="23"/>
         <w:spacing w:line="360" w:lineRule="auto"/>
         <w:rPr>
           <w:rFonts w:hint="default" w:ascii="Times New Roman" w:hAnsi="Times New Roman" w:cs="Times New Roman" w:eastAsiaTheme="majorEastAsia"/>
@@ -24635,7 +24861,7 @@
     </w:p>
     <w:p>
       <w:pPr>
-        <w:pStyle w:val="22"/>
+        <w:pStyle w:val="23"/>
         <w:spacing w:line="360" w:lineRule="auto"/>
         <w:rPr>
           <w:rFonts w:hint="default" w:ascii="Times New Roman" w:hAnsi="Times New Roman" w:cs="Times New Roman" w:eastAsiaTheme="majorEastAsia"/>
@@ -24648,7 +24874,7 @@
     </w:p>
     <w:p>
       <w:pPr>
-        <w:pStyle w:val="22"/>
+        <w:pStyle w:val="23"/>
         <w:spacing w:line="360" w:lineRule="auto"/>
         <w:rPr>
           <w:rFonts w:hint="default" w:ascii="Times New Roman" w:hAnsi="Times New Roman" w:cs="Times New Roman" w:eastAsiaTheme="majorEastAsia"/>
@@ -24671,7 +24897,7 @@
     </w:p>
     <w:p>
       <w:pPr>
-        <w:pStyle w:val="22"/>
+        <w:pStyle w:val="23"/>
         <w:spacing w:line="360" w:lineRule="auto"/>
         <w:rPr>
           <w:rFonts w:hint="default" w:ascii="Times New Roman" w:hAnsi="Times New Roman" w:cs="Times New Roman" w:eastAsiaTheme="majorEastAsia"/>
@@ -24694,7 +24920,7 @@
     </w:p>
     <w:p>
       <w:pPr>
-        <w:pStyle w:val="22"/>
+        <w:pStyle w:val="23"/>
         <w:numPr>
           <w:ilvl w:val="0"/>
           <w:numId w:val="0"/>
@@ -24722,7 +24948,7 @@
     </w:p>
     <w:p>
       <w:pPr>
-        <w:pStyle w:val="22"/>
+        <w:pStyle w:val="23"/>
         <w:spacing w:line="360" w:lineRule="auto"/>
         <w:rPr>
           <w:rFonts w:hint="default" w:ascii="Times New Roman" w:hAnsi="Times New Roman" w:cs="Times New Roman" w:eastAsiaTheme="majorEastAsia"/>
@@ -24745,7 +24971,7 @@
     </w:p>
     <w:p>
       <w:pPr>
-        <w:pStyle w:val="22"/>
+        <w:pStyle w:val="23"/>
         <w:spacing w:line="360" w:lineRule="auto"/>
         <w:rPr>
           <w:rFonts w:hint="default" w:ascii="Times New Roman" w:hAnsi="Times New Roman" w:cs="Times New Roman" w:eastAsiaTheme="majorEastAsia"/>
@@ -24768,7 +24994,7 @@
     </w:p>
     <w:p>
       <w:pPr>
-        <w:pStyle w:val="22"/>
+        <w:pStyle w:val="23"/>
         <w:spacing w:line="360" w:lineRule="auto"/>
         <w:rPr>
           <w:rFonts w:hint="default" w:ascii="Times New Roman" w:hAnsi="Times New Roman" w:cs="Times New Roman" w:eastAsiaTheme="majorEastAsia"/>
@@ -24791,7 +25017,7 @@
     </w:p>
     <w:p>
       <w:pPr>
-        <w:pStyle w:val="22"/>
+        <w:pStyle w:val="23"/>
         <w:spacing w:line="360" w:lineRule="auto"/>
         <w:rPr>
           <w:rFonts w:hint="default" w:ascii="Times New Roman" w:hAnsi="Times New Roman" w:cs="Times New Roman" w:eastAsiaTheme="majorEastAsia"/>
@@ -24814,7 +25040,7 @@
     </w:p>
     <w:p>
       <w:pPr>
-        <w:pStyle w:val="22"/>
+        <w:pStyle w:val="23"/>
         <w:spacing w:line="360" w:lineRule="auto"/>
         <w:rPr>
           <w:rFonts w:hint="default" w:ascii="Times New Roman" w:hAnsi="Times New Roman" w:cs="Times New Roman" w:eastAsiaTheme="majorEastAsia"/>
@@ -24837,7 +25063,7 @@
     </w:p>
     <w:p>
       <w:pPr>
-        <w:pStyle w:val="22"/>
+        <w:pStyle w:val="23"/>
         <w:numPr>
           <w:ilvl w:val="0"/>
           <w:numId w:val="0"/>
@@ -24865,7 +25091,7 @@
     </w:p>
     <w:p>
       <w:pPr>
-        <w:pStyle w:val="22"/>
+        <w:pStyle w:val="23"/>
         <w:spacing w:line="360" w:lineRule="auto"/>
         <w:rPr>
           <w:rFonts w:hint="default" w:ascii="Times New Roman" w:hAnsi="Times New Roman" w:cs="Times New Roman" w:eastAsiaTheme="majorEastAsia"/>
@@ -24888,7 +25114,7 @@
     </w:p>
     <w:p>
       <w:pPr>
-        <w:pStyle w:val="16"/>
+        <w:pStyle w:val="17"/>
         <w:keepNext w:val="0"/>
         <w:keepLines w:val="0"/>
         <w:widowControl/>
@@ -24919,7 +25145,7 @@
     </w:p>
     <w:p>
       <w:pPr>
-        <w:pStyle w:val="16"/>
+        <w:pStyle w:val="17"/>
         <w:keepNext w:val="0"/>
         <w:keepLines w:val="0"/>
         <w:widowControl/>
@@ -24950,7 +25176,7 @@
     </w:p>
     <w:p>
       <w:pPr>
-        <w:pStyle w:val="16"/>
+        <w:pStyle w:val="17"/>
         <w:keepNext w:val="0"/>
         <w:keepLines w:val="0"/>
         <w:widowControl/>
@@ -24981,7 +25207,7 @@
     </w:p>
     <w:p>
       <w:pPr>
-        <w:pStyle w:val="16"/>
+        <w:pStyle w:val="17"/>
         <w:keepNext w:val="0"/>
         <w:keepLines w:val="0"/>
         <w:widowControl/>
@@ -25015,7 +25241,7 @@
     </w:p>
     <w:p>
       <w:pPr>
-        <w:pStyle w:val="22"/>
+        <w:pStyle w:val="23"/>
         <w:spacing w:line="360" w:lineRule="auto"/>
         <w:rPr>
           <w:rFonts w:hint="default" w:ascii="Times New Roman" w:hAnsi="Times New Roman" w:cs="Times New Roman" w:eastAsiaTheme="majorEastAsia"/>
@@ -25038,7 +25264,7 @@
     </w:p>
     <w:p>
       <w:pPr>
-        <w:pStyle w:val="22"/>
+        <w:pStyle w:val="23"/>
         <w:spacing w:line="360" w:lineRule="auto"/>
         <w:rPr>
           <w:rFonts w:hint="default" w:ascii="Times New Roman" w:hAnsi="Times New Roman" w:cs="Times New Roman" w:eastAsiaTheme="majorEastAsia"/>
@@ -25061,7 +25287,7 @@
     </w:p>
     <w:p>
       <w:pPr>
-        <w:pStyle w:val="22"/>
+        <w:pStyle w:val="23"/>
         <w:numPr>
           <w:ilvl w:val="0"/>
           <w:numId w:val="0"/>
@@ -25089,7 +25315,7 @@
     </w:p>
     <w:p>
       <w:pPr>
-        <w:pStyle w:val="22"/>
+        <w:pStyle w:val="23"/>
         <w:spacing w:line="360" w:lineRule="auto"/>
         <w:rPr>
           <w:rFonts w:hint="default" w:ascii="Times New Roman" w:hAnsi="Times New Roman" w:cs="Times New Roman" w:eastAsiaTheme="majorEastAsia"/>
@@ -25112,7 +25338,7 @@
     </w:p>
     <w:p>
       <w:pPr>
-        <w:pStyle w:val="22"/>
+        <w:pStyle w:val="23"/>
         <w:spacing w:line="360" w:lineRule="auto"/>
         <w:rPr>
           <w:rFonts w:hint="default" w:ascii="Times New Roman" w:hAnsi="Times New Roman" w:cs="Times New Roman" w:eastAsiaTheme="majorEastAsia"/>
@@ -25135,7 +25361,7 @@
     </w:p>
     <w:p>
       <w:pPr>
-        <w:pStyle w:val="22"/>
+        <w:pStyle w:val="23"/>
         <w:spacing w:line="360" w:lineRule="auto"/>
         <w:rPr>
           <w:rFonts w:hint="default" w:ascii="Times New Roman" w:hAnsi="Times New Roman" w:cs="Times New Roman" w:eastAsiaTheme="majorEastAsia"/>
@@ -25158,7 +25384,7 @@
     </w:p>
     <w:p>
       <w:pPr>
-        <w:pStyle w:val="22"/>
+        <w:pStyle w:val="23"/>
         <w:spacing w:line="360" w:lineRule="auto"/>
         <w:ind w:left="0" w:leftChars="0" w:firstLine="0" w:firstLineChars="0"/>
         <w:jc w:val="left"/>
@@ -25221,7 +25447,7 @@
     </w:p>
     <w:p>
       <w:pPr>
-        <w:pStyle w:val="22"/>
+        <w:pStyle w:val="23"/>
         <w:spacing w:line="360" w:lineRule="auto"/>
         <w:rPr>
           <w:rFonts w:hint="default" w:ascii="Times New Roman" w:hAnsi="Times New Roman" w:cs="Times New Roman" w:eastAsiaTheme="majorEastAsia"/>
@@ -25265,7 +25491,7 @@
     </w:p>
     <w:p>
       <w:pPr>
-        <w:pStyle w:val="22"/>
+        <w:pStyle w:val="23"/>
         <w:spacing w:line="360" w:lineRule="auto"/>
         <w:rPr>
           <w:rFonts w:hint="default" w:ascii="Times New Roman" w:hAnsi="Times New Roman" w:cs="Times New Roman" w:eastAsiaTheme="majorEastAsia"/>
@@ -25288,7 +25514,7 @@
     </w:p>
     <w:p>
       <w:pPr>
-        <w:pStyle w:val="22"/>
+        <w:pStyle w:val="23"/>
         <w:spacing w:line="360" w:lineRule="auto"/>
         <w:rPr>
           <w:rFonts w:hint="default" w:ascii="Times New Roman" w:hAnsi="Times New Roman" w:cs="Times New Roman" w:eastAsiaTheme="majorEastAsia"/>
@@ -25311,7 +25537,7 @@
     </w:p>
     <w:p>
       <w:pPr>
-        <w:pStyle w:val="22"/>
+        <w:pStyle w:val="23"/>
         <w:numPr>
           <w:ilvl w:val="0"/>
           <w:numId w:val="0"/>
@@ -25339,7 +25565,7 @@
     </w:p>
     <w:p>
       <w:pPr>
-        <w:pStyle w:val="22"/>
+        <w:pStyle w:val="23"/>
         <w:spacing w:line="360" w:lineRule="auto"/>
         <w:rPr>
           <w:rFonts w:hint="default" w:ascii="Times New Roman" w:hAnsi="Times New Roman" w:cs="Times New Roman" w:eastAsiaTheme="majorEastAsia"/>
@@ -25362,7 +25588,7 @@
     </w:p>
     <w:p>
       <w:pPr>
-        <w:pStyle w:val="22"/>
+        <w:pStyle w:val="23"/>
         <w:spacing w:line="360" w:lineRule="auto"/>
         <w:rPr>
           <w:rFonts w:hint="default" w:ascii="Times New Roman" w:hAnsi="Times New Roman" w:cs="Times New Roman" w:eastAsiaTheme="majorEastAsia"/>
@@ -25385,7 +25611,7 @@
     </w:p>
     <w:p>
       <w:pPr>
-        <w:pStyle w:val="22"/>
+        <w:pStyle w:val="23"/>
         <w:spacing w:line="360" w:lineRule="auto"/>
         <w:rPr>
           <w:rFonts w:hint="default" w:ascii="Times New Roman" w:hAnsi="Times New Roman" w:cs="Times New Roman" w:eastAsiaTheme="majorEastAsia"/>
@@ -25408,7 +25634,7 @@
     </w:p>
     <w:p>
       <w:pPr>
-        <w:pStyle w:val="22"/>
+        <w:pStyle w:val="23"/>
         <w:spacing w:line="360" w:lineRule="auto"/>
         <w:rPr>
           <w:rFonts w:hint="default" w:ascii="Times New Roman" w:hAnsi="Times New Roman" w:cs="Times New Roman" w:eastAsiaTheme="majorEastAsia"/>
@@ -25431,7 +25657,7 @@
     </w:p>
     <w:p>
       <w:pPr>
-        <w:pStyle w:val="22"/>
+        <w:pStyle w:val="23"/>
         <w:spacing w:line="360" w:lineRule="auto"/>
         <w:rPr>
           <w:rFonts w:hint="default" w:ascii="Times New Roman" w:hAnsi="Times New Roman" w:cs="Times New Roman" w:eastAsiaTheme="majorEastAsia"/>
@@ -25454,7 +25680,7 @@
     </w:p>
     <w:p>
       <w:pPr>
-        <w:pStyle w:val="22"/>
+        <w:pStyle w:val="23"/>
         <w:spacing w:line="360" w:lineRule="auto"/>
         <w:rPr>
           <w:rFonts w:hint="default" w:ascii="Times New Roman" w:hAnsi="Times New Roman" w:cs="Times New Roman"/>
@@ -25466,7 +25692,7 @@
     </w:p>
     <w:p>
       <w:pPr>
-        <w:pStyle w:val="22"/>
+        <w:pStyle w:val="23"/>
         <w:spacing w:line="360" w:lineRule="auto"/>
         <w:rPr>
           <w:rFonts w:hint="default" w:ascii="Times New Roman" w:hAnsi="Times New Roman" w:cs="Times New Roman"/>
@@ -25478,7 +25704,7 @@
     </w:p>
     <w:p>
       <w:pPr>
-        <w:pStyle w:val="22"/>
+        <w:pStyle w:val="23"/>
         <w:spacing w:line="360" w:lineRule="auto"/>
         <w:rPr>
           <w:rFonts w:hint="default" w:ascii="Times New Roman" w:hAnsi="Times New Roman" w:cs="Times New Roman"/>
@@ -25489,7 +25715,7 @@
     </w:p>
     <w:p>
       <w:pPr>
-        <w:pStyle w:val="22"/>
+        <w:pStyle w:val="23"/>
         <w:spacing w:line="360" w:lineRule="auto"/>
         <w:ind w:firstLine="0"/>
         <w:rPr>
@@ -25689,7 +25915,7 @@
     </w:p>
     <w:p>
       <w:pPr>
-        <w:pStyle w:val="21"/>
+        <w:pStyle w:val="22"/>
         <w:spacing w:line="360" w:lineRule="auto"/>
         <w:rPr>
           <w:rFonts w:hint="default" w:ascii="Times New Roman" w:hAnsi="Times New Roman" w:cs="Times New Roman"/>
@@ -25733,7 +25959,7 @@
     </w:p>
     <w:p>
       <w:pPr>
-        <w:pStyle w:val="21"/>
+        <w:pStyle w:val="22"/>
         <w:spacing w:line="360" w:lineRule="auto"/>
         <w:rPr>
           <w:rFonts w:hint="default" w:ascii="Times New Roman" w:hAnsi="Times New Roman" w:cs="Times New Roman"/>
@@ -25869,6 +26095,38 @@
     </w:lvl>
   </w:abstractNum>
   <w:abstractNum w:abstractNumId="1">
+    <w:nsid w:val="AA923153"/>
+    <w:multiLevelType w:val="singleLevel"/>
+    <w:tmpl w:val="AA923153"/>
+    <w:lvl w:ilvl="0" w:tentative="0">
+      <w:start w:val="1"/>
+      <w:numFmt w:val="upperLetter"/>
+      <w:suff w:val="space"/>
+      <w:lvlText w:val="%1)"/>
+      <w:lvlJc w:val="left"/>
+    </w:lvl>
+  </w:abstractNum>
+  <w:abstractNum w:abstractNumId="2">
+    <w:nsid w:val="C0951999"/>
+    <w:multiLevelType w:val="singleLevel"/>
+    <w:tmpl w:val="C0951999"/>
+    <w:lvl w:ilvl="0" w:tentative="0">
+      <w:start w:val="1"/>
+      <w:numFmt w:val="bullet"/>
+      <w:lvlText w:val="­"/>
+      <w:lvlJc w:val="left"/>
+      <w:pPr>
+        <w:tabs>
+          <w:tab w:val="left" w:pos="420"/>
+        </w:tabs>
+        <w:ind w:left="418" w:leftChars="0" w:hanging="418" w:firstLineChars="0"/>
+      </w:pPr>
+      <w:rPr>
+        <w:rFonts w:hint="default" w:ascii="Segoe UI" w:hAnsi="Segoe UI" w:cs="Segoe UI"/>
+      </w:rPr>
+    </w:lvl>
+  </w:abstractNum>
+  <w:abstractNum w:abstractNumId="3">
     <w:nsid w:val="22B81684"/>
     <w:multiLevelType w:val="multilevel"/>
     <w:tmpl w:val="22B81684"/>
@@ -26017,7 +26275,7 @@
       </w:rPr>
     </w:lvl>
   </w:abstractNum>
-  <w:abstractNum w:abstractNumId="2">
+  <w:abstractNum w:abstractNumId="4">
     <w:nsid w:val="22ED07BC"/>
     <w:multiLevelType w:val="multilevel"/>
     <w:tmpl w:val="22ED07BC"/>
@@ -26166,7 +26424,7 @@
       </w:rPr>
     </w:lvl>
   </w:abstractNum>
-  <w:abstractNum w:abstractNumId="3">
+  <w:abstractNum w:abstractNumId="5">
     <w:nsid w:val="6EA743C5"/>
     <w:multiLevelType w:val="multilevel"/>
     <w:tmpl w:val="6EA743C5"/>
@@ -26290,7 +26548,7 @@
       </w:rPr>
     </w:lvl>
   </w:abstractNum>
-  <w:abstractNum w:abstractNumId="4">
+  <w:abstractNum w:abstractNumId="6">
     <w:nsid w:val="7E96BBCD"/>
     <w:multiLevelType w:val="singleLevel"/>
     <w:tmpl w:val="7E96BBCD"/>
@@ -26303,19 +26561,25 @@
     </w:lvl>
   </w:abstractNum>
   <w:num w:numId="1">
-    <w:abstractNumId w:val="3"/>
+    <w:abstractNumId w:val="5"/>
   </w:num>
   <w:num w:numId="2">
-    <w:abstractNumId w:val="2"/>
+    <w:abstractNumId w:val="4"/>
   </w:num>
   <w:num w:numId="3">
-    <w:abstractNumId w:val="4"/>
+    <w:abstractNumId w:val="6"/>
   </w:num>
   <w:num w:numId="4">
     <w:abstractNumId w:val="0"/>
   </w:num>
   <w:num w:numId="5">
     <w:abstractNumId w:val="1"/>
+  </w:num>
+  <w:num w:numId="6">
+    <w:abstractNumId w:val="2"/>
+  </w:num>
+  <w:num w:numId="7">
+    <w:abstractNumId w:val="3"/>
   </w:num>
 </w:numbering>
 </file>
@@ -26600,7 +26864,7 @@
     <w:name w:val="heading 1"/>
     <w:basedOn w:val="1"/>
     <w:next w:val="1"/>
-    <w:link w:val="25"/>
+    <w:link w:val="26"/>
     <w:qFormat/>
     <w:uiPriority w:val="9"/>
     <w:pPr>
@@ -26631,7 +26895,7 @@
     <w:name w:val="heading 2"/>
     <w:basedOn w:val="1"/>
     <w:next w:val="1"/>
-    <w:link w:val="26"/>
+    <w:link w:val="27"/>
     <w:unhideWhenUsed/>
     <w:qFormat/>
     <w:uiPriority w:val="9"/>
@@ -26662,7 +26926,7 @@
     <w:name w:val="heading 3"/>
     <w:basedOn w:val="1"/>
     <w:next w:val="1"/>
-    <w:link w:val="27"/>
+    <w:link w:val="28"/>
     <w:unhideWhenUsed/>
     <w:qFormat/>
     <w:uiPriority w:val="9"/>
@@ -26694,7 +26958,7 @@
     <w:name w:val="heading 4"/>
     <w:basedOn w:val="1"/>
     <w:next w:val="1"/>
-    <w:link w:val="28"/>
+    <w:link w:val="29"/>
     <w:semiHidden/>
     <w:unhideWhenUsed/>
     <w:qFormat/>
@@ -26720,7 +26984,7 @@
     <w:name w:val="heading 5"/>
     <w:basedOn w:val="1"/>
     <w:next w:val="1"/>
-    <w:link w:val="29"/>
+    <w:link w:val="30"/>
     <w:semiHidden/>
     <w:unhideWhenUsed/>
     <w:qFormat/>
@@ -26744,7 +27008,7 @@
     <w:name w:val="heading 6"/>
     <w:basedOn w:val="1"/>
     <w:next w:val="1"/>
-    <w:link w:val="30"/>
+    <w:link w:val="31"/>
     <w:semiHidden/>
     <w:unhideWhenUsed/>
     <w:qFormat/>
@@ -26768,7 +27032,7 @@
     <w:name w:val="heading 7"/>
     <w:basedOn w:val="1"/>
     <w:next w:val="1"/>
-    <w:link w:val="31"/>
+    <w:link w:val="32"/>
     <w:semiHidden/>
     <w:unhideWhenUsed/>
     <w:qFormat/>
@@ -26794,7 +27058,7 @@
     <w:name w:val="heading 8"/>
     <w:basedOn w:val="1"/>
     <w:next w:val="1"/>
-    <w:link w:val="32"/>
+    <w:link w:val="33"/>
     <w:semiHidden/>
     <w:unhideWhenUsed/>
     <w:qFormat/>
@@ -26828,7 +27092,7 @@
     <w:name w:val="heading 9"/>
     <w:basedOn w:val="1"/>
     <w:next w:val="1"/>
-    <w:link w:val="33"/>
+    <w:link w:val="34"/>
     <w:semiHidden/>
     <w:unhideWhenUsed/>
     <w:qFormat/>
@@ -26907,7 +27171,7 @@
   <w:style w:type="paragraph" w:styleId="14">
     <w:name w:val="footer"/>
     <w:basedOn w:val="1"/>
-    <w:link w:val="20"/>
+    <w:link w:val="21"/>
     <w:unhideWhenUsed/>
     <w:qFormat/>
     <w:uiPriority w:val="99"/>
@@ -26922,7 +27186,7 @@
   <w:style w:type="paragraph" w:styleId="15">
     <w:name w:val="header"/>
     <w:basedOn w:val="1"/>
-    <w:link w:val="19"/>
+    <w:link w:val="20"/>
     <w:unhideWhenUsed/>
     <w:qFormat/>
     <w:uiPriority w:val="99"/>
@@ -26934,7 +27198,19 @@
       <w:spacing w:after="0" w:line="240" w:lineRule="auto"/>
     </w:pPr>
   </w:style>
-  <w:style w:type="paragraph" w:styleId="16">
+  <w:style w:type="character" w:styleId="16">
+    <w:name w:val="HTML Code"/>
+    <w:basedOn w:val="11"/>
+    <w:semiHidden/>
+    <w:unhideWhenUsed/>
+    <w:uiPriority w:val="99"/>
+    <w:rPr>
+      <w:rFonts w:ascii="Courier New" w:hAnsi="Courier New" w:cs="Courier New"/>
+      <w:sz w:val="20"/>
+      <w:szCs w:val="20"/>
+    </w:rPr>
+  </w:style>
+  <w:style w:type="paragraph" w:styleId="17">
     <w:name w:val="Normal (Web)"/>
     <w:basedOn w:val="1"/>
     <w:semiHidden/>
@@ -26950,7 +27226,7 @@
       <w:szCs w:val="24"/>
     </w:rPr>
   </w:style>
-  <w:style w:type="character" w:styleId="17">
+  <w:style w:type="character" w:styleId="18">
     <w:name w:val="Strong"/>
     <w:basedOn w:val="11"/>
     <w:qFormat/>
@@ -26960,7 +27236,7 @@
       <w:bCs/>
     </w:rPr>
   </w:style>
-  <w:style w:type="table" w:styleId="18">
+  <w:style w:type="table" w:styleId="19">
     <w:name w:val="Table Grid"/>
     <w:basedOn w:val="12"/>
     <w:uiPriority w:val="39"/>
@@ -26978,24 +27254,24 @@
       </w:tblBorders>
     </w:tblPr>
   </w:style>
-  <w:style w:type="character" w:customStyle="1" w:styleId="19">
+  <w:style w:type="character" w:customStyle="1" w:styleId="20">
     <w:name w:val="Header Char"/>
     <w:basedOn w:val="11"/>
     <w:link w:val="15"/>
     <w:qFormat/>
     <w:uiPriority w:val="99"/>
   </w:style>
-  <w:style w:type="character" w:customStyle="1" w:styleId="20">
+  <w:style w:type="character" w:customStyle="1" w:styleId="21">
     <w:name w:val="Footer Char"/>
     <w:basedOn w:val="11"/>
     <w:link w:val="14"/>
     <w:qFormat/>
     <w:uiPriority w:val="99"/>
   </w:style>
-  <w:style w:type="paragraph" w:customStyle="1" w:styleId="21">
+  <w:style w:type="paragraph" w:customStyle="1" w:styleId="22">
     <w:name w:val="TIEUDE"/>
     <w:basedOn w:val="1"/>
-    <w:link w:val="23"/>
+    <w:link w:val="24"/>
     <w:qFormat/>
     <w:uiPriority w:val="0"/>
     <w:pPr>
@@ -27012,10 +27288,10 @@
       </w14:textFill>
     </w:rPr>
   </w:style>
-  <w:style w:type="paragraph" w:customStyle="1" w:styleId="22">
+  <w:style w:type="paragraph" w:customStyle="1" w:styleId="23">
     <w:name w:val="NOIDUNG"/>
     <w:basedOn w:val="1"/>
-    <w:link w:val="24"/>
+    <w:link w:val="25"/>
     <w:qFormat/>
     <w:uiPriority w:val="0"/>
     <w:pPr>
@@ -27033,10 +27309,10 @@
       </w14:textFill>
     </w:rPr>
   </w:style>
-  <w:style w:type="character" w:customStyle="1" w:styleId="23">
+  <w:style w:type="character" w:customStyle="1" w:styleId="24">
     <w:name w:val="TIEUDE Char"/>
     <w:basedOn w:val="11"/>
-    <w:link w:val="21"/>
+    <w:link w:val="22"/>
     <w:uiPriority w:val="0"/>
     <w:rPr>
       <w:b/>
@@ -27048,10 +27324,10 @@
       </w14:textFill>
     </w:rPr>
   </w:style>
-  <w:style w:type="character" w:customStyle="1" w:styleId="24">
+  <w:style w:type="character" w:customStyle="1" w:styleId="25">
     <w:name w:val="NOIDUNG Char"/>
     <w:basedOn w:val="11"/>
-    <w:link w:val="22"/>
+    <w:link w:val="23"/>
     <w:qFormat/>
     <w:uiPriority w:val="0"/>
     <w:rPr>
@@ -27064,7 +27340,7 @@
       </w14:textFill>
     </w:rPr>
   </w:style>
-  <w:style w:type="character" w:customStyle="1" w:styleId="25">
+  <w:style w:type="character" w:customStyle="1" w:styleId="26">
     <w:name w:val="Heading 1 Char"/>
     <w:basedOn w:val="11"/>
     <w:link w:val="2"/>
@@ -27082,7 +27358,7 @@
       </w14:textFill>
     </w:rPr>
   </w:style>
-  <w:style w:type="character" w:customStyle="1" w:styleId="26">
+  <w:style w:type="character" w:customStyle="1" w:styleId="27">
     <w:name w:val="Heading 2 Char"/>
     <w:basedOn w:val="11"/>
     <w:link w:val="3"/>
@@ -27101,7 +27377,7 @@
       </w14:textFill>
     </w:rPr>
   </w:style>
-  <w:style w:type="character" w:customStyle="1" w:styleId="27">
+  <w:style w:type="character" w:customStyle="1" w:styleId="28">
     <w:name w:val="Heading 3 Char"/>
     <w:basedOn w:val="11"/>
     <w:link w:val="4"/>
@@ -27120,7 +27396,7 @@
       </w14:textFill>
     </w:rPr>
   </w:style>
-  <w:style w:type="character" w:customStyle="1" w:styleId="28">
+  <w:style w:type="character" w:customStyle="1" w:styleId="29">
     <w:name w:val="Heading 4 Char"/>
     <w:basedOn w:val="11"/>
     <w:link w:val="5"/>
@@ -27134,7 +27410,7 @@
       <w:color w:val="2E75B6" w:themeColor="accent1" w:themeShade="BF"/>
     </w:rPr>
   </w:style>
-  <w:style w:type="character" w:customStyle="1" w:styleId="29">
+  <w:style w:type="character" w:customStyle="1" w:styleId="30">
     <w:name w:val="Heading 5 Char"/>
     <w:basedOn w:val="11"/>
     <w:link w:val="6"/>
@@ -27145,7 +27421,7 @@
       <w:color w:val="2E75B6" w:themeColor="accent1" w:themeShade="BF"/>
     </w:rPr>
   </w:style>
-  <w:style w:type="character" w:customStyle="1" w:styleId="30">
+  <w:style w:type="character" w:customStyle="1" w:styleId="31">
     <w:name w:val="Heading 6 Char"/>
     <w:basedOn w:val="11"/>
     <w:link w:val="7"/>
@@ -27156,7 +27432,7 @@
       <w:color w:val="1F4E79" w:themeColor="accent1" w:themeShade="80"/>
     </w:rPr>
   </w:style>
-  <w:style w:type="character" w:customStyle="1" w:styleId="31">
+  <w:style w:type="character" w:customStyle="1" w:styleId="32">
     <w:name w:val="Heading 7 Char"/>
     <w:basedOn w:val="11"/>
     <w:link w:val="8"/>
@@ -27170,7 +27446,7 @@
       <w:color w:val="1F4E79" w:themeColor="accent1" w:themeShade="80"/>
     </w:rPr>
   </w:style>
-  <w:style w:type="character" w:customStyle="1" w:styleId="32">
+  <w:style w:type="character" w:customStyle="1" w:styleId="33">
     <w:name w:val="Heading 8 Char"/>
     <w:basedOn w:val="11"/>
     <w:link w:val="9"/>
@@ -27191,7 +27467,7 @@
       </w14:textFill>
     </w:rPr>
   </w:style>
-  <w:style w:type="character" w:customStyle="1" w:styleId="33">
+  <w:style w:type="character" w:customStyle="1" w:styleId="34">
     <w:name w:val="Heading 9 Char"/>
     <w:basedOn w:val="11"/>
     <w:link w:val="10"/>
@@ -27214,7 +27490,7 @@
       </w14:textFill>
     </w:rPr>
   </w:style>
-  <w:style w:type="table" w:customStyle="1" w:styleId="34">
+  <w:style w:type="table" w:customStyle="1" w:styleId="35">
     <w:name w:val="Style1"/>
     <w:basedOn w:val="12"/>
     <w:qFormat/>
@@ -27255,7 +27531,7 @@
       </w:pPr>
     </w:tblStylePr>
   </w:style>
-  <w:style w:type="paragraph" w:styleId="35">
+  <w:style w:type="paragraph" w:styleId="36">
     <w:name w:val="List Paragraph"/>
     <w:basedOn w:val="1"/>
     <w:qFormat/>
@@ -27265,10 +27541,10 @@
       <w:contextualSpacing/>
     </w:pPr>
   </w:style>
-  <w:style w:type="paragraph" w:customStyle="1" w:styleId="36">
+  <w:style w:type="paragraph" w:customStyle="1" w:styleId="37">
     <w:name w:val="Bang"/>
     <w:basedOn w:val="1"/>
-    <w:link w:val="38"/>
+    <w:link w:val="39"/>
     <w:qFormat/>
     <w:uiPriority w:val="0"/>
     <w:pPr>
@@ -27278,7 +27554,7 @@
       <w:sz w:val="26"/>
     </w:rPr>
   </w:style>
-  <w:style w:type="paragraph" w:styleId="37">
+  <w:style w:type="paragraph" w:styleId="38">
     <w:name w:val="No Spacing"/>
     <w:qFormat/>
     <w:uiPriority w:val="1"/>
@@ -27292,10 +27568,10 @@
       <w:lang w:val="en-US" w:eastAsia="en-US" w:bidi="ar-SA"/>
     </w:rPr>
   </w:style>
-  <w:style w:type="character" w:customStyle="1" w:styleId="38">
+  <w:style w:type="character" w:customStyle="1" w:styleId="39">
     <w:name w:val="Bang Char"/>
     <w:basedOn w:val="11"/>
-    <w:link w:val="36"/>
+    <w:link w:val="37"/>
     <w:qFormat/>
     <w:uiPriority w:val="0"/>
     <w:rPr>

--- a/docx/UDW-DA23TTC-chautuyettran-110122189.docx
+++ b/docx/UDW-DA23TTC-chautuyettran-110122189.docx
@@ -4209,12 +4209,6 @@
             <w:insideH w:val="single" w:color="000000" w:themeColor="text1" w:sz="4" w:space="0"/>
             <w:insideV w:val="single" w:color="000000" w:themeColor="text1" w:sz="4" w:space="0"/>
           </w:tblBorders>
-          <w:tblCellMar>
-            <w:top w:w="0" w:type="dxa"/>
-            <w:left w:w="108" w:type="dxa"/>
-            <w:bottom w:w="0" w:type="dxa"/>
-            <w:right w:w="108" w:type="dxa"/>
-          </w:tblCellMar>
         </w:tblPrEx>
         <w:tc>
           <w:tcPr>
@@ -9225,12 +9219,6 @@
             <w:insideH w:val="single" w:color="000000" w:themeColor="text1" w:sz="4" w:space="0"/>
             <w:insideV w:val="single" w:color="000000" w:themeColor="text1" w:sz="4" w:space="0"/>
           </w:tblBorders>
-          <w:tblCellMar>
-            <w:top w:w="0" w:type="dxa"/>
-            <w:left w:w="108" w:type="dxa"/>
-            <w:bottom w:w="0" w:type="dxa"/>
-            <w:right w:w="108" w:type="dxa"/>
-          </w:tblCellMar>
         </w:tblPrEx>
         <w:trPr>
           <w:tblHeader/>
@@ -17657,7 +17645,7 @@
         <w:tblStyle w:val="12"/>
         <w:tblW w:w="0" w:type="auto"/>
         <w:tblCellSpacing w:w="15" w:type="dxa"/>
-        <w:tblInd w:w="2" w:type="dxa"/>
+        <w:tblInd w:w="-8" w:type="dxa"/>
         <w:tblBorders>
           <w:top w:val="single" w:color="auto" w:sz="4" w:space="0"/>
           <w:left w:val="single" w:color="auto" w:sz="4" w:space="0"/>
@@ -17677,10 +17665,10 @@
       </w:tblPr>
       <w:tblGrid>
         <w:gridCol w:w="955"/>
-        <w:gridCol w:w="3992"/>
-        <w:gridCol w:w="1235"/>
-        <w:gridCol w:w="1600"/>
-        <w:gridCol w:w="1444"/>
+        <w:gridCol w:w="4141"/>
+        <w:gridCol w:w="1188"/>
+        <w:gridCol w:w="1546"/>
+        <w:gridCol w:w="1397"/>
       </w:tblGrid>
       <w:tr>
         <w:tblPrEx>
@@ -17706,12 +17694,15 @@
         </w:trPr>
         <w:tc>
           <w:tcPr>
-            <w:tcW w:w="0" w:type="auto"/>
+            <w:tcW w:w="910" w:type="dxa"/>
             <w:tcBorders>
+              <w:top w:val="single" w:color="000000" w:sz="4" w:space="0"/>
+              <w:left w:val="nil"/>
+              <w:bottom w:val="single" w:color="000000" w:sz="4" w:space="0"/>
+              <w:right w:val="single" w:color="000000" w:sz="4" w:space="0"/>
               <w:tl2br w:val="nil"/>
-              <w:tr2bl w:val="nil"/>
             </w:tcBorders>
-            <w:shd w:val="clear" w:color="auto" w:fill="auto"/>
+            <w:shd w:val="clear" w:color="auto" w:fill="FFFFFF"/>
             <w:tcMar>
               <w:top w:w="120" w:type="dxa"/>
               <w:left w:w="180" w:type="dxa"/>
@@ -17731,6 +17722,8 @@
               <w:jc w:val="center"/>
               <w:rPr>
                 <w:rFonts w:hint="default" w:ascii="Times New Roman" w:hAnsi="Times New Roman" w:eastAsia="sans-serif" w:cs="Times New Roman"/>
+                <w:b w:val="0"/>
+                <w:color w:val="000000"/>
                 <w:sz w:val="28"/>
                 <w:szCs w:val="28"/>
               </w:rPr>
@@ -17739,6 +17732,8 @@
               <w:rPr>
                 <w:rStyle w:val="18"/>
                 <w:rFonts w:hint="default" w:ascii="Times New Roman" w:hAnsi="Times New Roman" w:eastAsia="sans-serif" w:cs="Times New Roman"/>
+                <w:b w:val="0"/>
+                <w:color w:val="000000"/>
                 <w:kern w:val="0"/>
                 <w:sz w:val="28"/>
                 <w:szCs w:val="28"/>
@@ -17752,10 +17747,12 @@
           <w:tcPr>
             <w:tcW w:w="0" w:type="auto"/>
             <w:tcBorders>
-              <w:tl2br w:val="nil"/>
-              <w:tr2bl w:val="nil"/>
+              <w:top w:val="single" w:color="000000" w:sz="4" w:space="0"/>
+              <w:left w:val="single" w:color="000000" w:sz="4" w:space="0"/>
+              <w:bottom w:val="single" w:color="000000" w:sz="4" w:space="0"/>
+              <w:right w:val="single" w:color="000000" w:sz="4" w:space="0"/>
             </w:tcBorders>
-            <w:shd w:val="clear" w:color="auto" w:fill="auto"/>
+            <w:shd w:val="clear" w:color="auto" w:fill="FFFFFF"/>
             <w:tcMar>
               <w:top w:w="120" w:type="dxa"/>
               <w:left w:w="180" w:type="dxa"/>
@@ -17775,6 +17772,8 @@
               <w:jc w:val="center"/>
               <w:rPr>
                 <w:rFonts w:hint="default" w:ascii="Times New Roman" w:hAnsi="Times New Roman" w:eastAsia="sans-serif" w:cs="Times New Roman"/>
+                <w:b w:val="0"/>
+                <w:color w:val="000000"/>
                 <w:sz w:val="28"/>
                 <w:szCs w:val="28"/>
               </w:rPr>
@@ -17783,6 +17782,8 @@
               <w:rPr>
                 <w:rStyle w:val="18"/>
                 <w:rFonts w:hint="default" w:ascii="Times New Roman" w:hAnsi="Times New Roman" w:eastAsia="sans-serif" w:cs="Times New Roman"/>
+                <w:b w:val="0"/>
+                <w:color w:val="000000"/>
                 <w:kern w:val="0"/>
                 <w:sz w:val="28"/>
                 <w:szCs w:val="28"/>
@@ -17796,10 +17797,12 @@
           <w:tcPr>
             <w:tcW w:w="0" w:type="auto"/>
             <w:tcBorders>
-              <w:tl2br w:val="nil"/>
-              <w:tr2bl w:val="nil"/>
+              <w:top w:val="single" w:color="000000" w:sz="4" w:space="0"/>
+              <w:left w:val="single" w:color="000000" w:sz="4" w:space="0"/>
+              <w:bottom w:val="single" w:color="000000" w:sz="4" w:space="0"/>
+              <w:right w:val="single" w:color="000000" w:sz="4" w:space="0"/>
             </w:tcBorders>
-            <w:shd w:val="clear" w:color="auto" w:fill="auto"/>
+            <w:shd w:val="clear" w:color="auto" w:fill="FFFFFF"/>
             <w:tcMar>
               <w:top w:w="120" w:type="dxa"/>
               <w:left w:w="180" w:type="dxa"/>
@@ -17819,6 +17822,8 @@
               <w:jc w:val="center"/>
               <w:rPr>
                 <w:rFonts w:hint="default" w:ascii="Times New Roman" w:hAnsi="Times New Roman" w:eastAsia="sans-serif" w:cs="Times New Roman"/>
+                <w:b w:val="0"/>
+                <w:color w:val="000000"/>
                 <w:sz w:val="28"/>
                 <w:szCs w:val="28"/>
               </w:rPr>
@@ -17827,6 +17832,8 @@
               <w:rPr>
                 <w:rStyle w:val="18"/>
                 <w:rFonts w:hint="default" w:ascii="Times New Roman" w:hAnsi="Times New Roman" w:eastAsia="sans-serif" w:cs="Times New Roman"/>
+                <w:b w:val="0"/>
+                <w:color w:val="000000"/>
                 <w:kern w:val="0"/>
                 <w:sz w:val="28"/>
                 <w:szCs w:val="28"/>
@@ -17840,10 +17847,12 @@
           <w:tcPr>
             <w:tcW w:w="0" w:type="auto"/>
             <w:tcBorders>
-              <w:tl2br w:val="nil"/>
-              <w:tr2bl w:val="nil"/>
+              <w:top w:val="single" w:color="000000" w:sz="4" w:space="0"/>
+              <w:left w:val="single" w:color="000000" w:sz="4" w:space="0"/>
+              <w:bottom w:val="single" w:color="000000" w:sz="4" w:space="0"/>
+              <w:right w:val="single" w:color="000000" w:sz="4" w:space="0"/>
             </w:tcBorders>
-            <w:shd w:val="clear" w:color="auto" w:fill="auto"/>
+            <w:shd w:val="clear" w:color="auto" w:fill="FFFFFF"/>
             <w:tcMar>
               <w:top w:w="120" w:type="dxa"/>
               <w:left w:w="180" w:type="dxa"/>
@@ -17863,6 +17872,8 @@
               <w:jc w:val="center"/>
               <w:rPr>
                 <w:rFonts w:hint="default" w:ascii="Times New Roman" w:hAnsi="Times New Roman" w:eastAsia="sans-serif" w:cs="Times New Roman"/>
+                <w:b w:val="0"/>
+                <w:color w:val="000000"/>
                 <w:sz w:val="28"/>
                 <w:szCs w:val="28"/>
               </w:rPr>
@@ -17871,6 +17882,8 @@
               <w:rPr>
                 <w:rStyle w:val="18"/>
                 <w:rFonts w:hint="default" w:ascii="Times New Roman" w:hAnsi="Times New Roman" w:eastAsia="sans-serif" w:cs="Times New Roman"/>
+                <w:b w:val="0"/>
+                <w:color w:val="000000"/>
                 <w:kern w:val="0"/>
                 <w:sz w:val="28"/>
                 <w:szCs w:val="28"/>
@@ -17884,10 +17897,12 @@
           <w:tcPr>
             <w:tcW w:w="0" w:type="auto"/>
             <w:tcBorders>
-              <w:tl2br w:val="nil"/>
-              <w:tr2bl w:val="nil"/>
+              <w:top w:val="single" w:color="000000" w:sz="4" w:space="0"/>
+              <w:left w:val="single" w:color="000000" w:sz="4" w:space="0"/>
+              <w:bottom w:val="single" w:color="000000" w:sz="4" w:space="0"/>
+              <w:right w:val="nil"/>
             </w:tcBorders>
-            <w:shd w:val="clear" w:color="auto" w:fill="auto"/>
+            <w:shd w:val="clear" w:color="auto" w:fill="FFFFFF"/>
             <w:tcMar>
               <w:top w:w="120" w:type="dxa"/>
               <w:left w:w="180" w:type="dxa"/>
@@ -17907,6 +17922,8 @@
               <w:jc w:val="center"/>
               <w:rPr>
                 <w:rFonts w:hint="default" w:ascii="Times New Roman" w:hAnsi="Times New Roman" w:eastAsia="sans-serif" w:cs="Times New Roman"/>
+                <w:b w:val="0"/>
+                <w:color w:val="000000"/>
                 <w:sz w:val="28"/>
                 <w:szCs w:val="28"/>
               </w:rPr>
@@ -17915,6 +17932,8 @@
               <w:rPr>
                 <w:rStyle w:val="18"/>
                 <w:rFonts w:hint="default" w:ascii="Times New Roman" w:hAnsi="Times New Roman" w:eastAsia="sans-serif" w:cs="Times New Roman"/>
+                <w:b w:val="0"/>
+                <w:color w:val="000000"/>
                 <w:kern w:val="0"/>
                 <w:sz w:val="28"/>
                 <w:szCs w:val="28"/>
@@ -17948,12 +17967,14 @@
         </w:trPr>
         <w:tc>
           <w:tcPr>
-            <w:tcW w:w="0" w:type="auto"/>
+            <w:tcW w:w="910" w:type="dxa"/>
             <w:tcBorders>
-              <w:tl2br w:val="nil"/>
-              <w:tr2bl w:val="nil"/>
+              <w:top w:val="single" w:color="000000" w:sz="4" w:space="0"/>
+              <w:left w:val="nil"/>
+              <w:bottom w:val="single" w:color="000000" w:sz="4" w:space="0"/>
+              <w:right w:val="single" w:color="000000" w:sz="4" w:space="0"/>
             </w:tcBorders>
-            <w:shd w:val="clear" w:color="auto" w:fill="auto"/>
+            <w:shd w:val="clear" w:color="auto" w:fill="FFFFFF"/>
             <w:tcMar>
               <w:top w:w="120" w:type="dxa"/>
               <w:left w:w="180" w:type="dxa"/>
@@ -17970,9 +17991,11 @@
               <w:suppressLineNumbers w:val="0"/>
               <w:spacing w:before="0" w:beforeAutospacing="0" w:line="360" w:lineRule="auto"/>
               <w:ind w:left="0" w:right="0"/>
-              <w:jc w:val="left"/>
+              <w:jc w:val="both"/>
               <w:rPr>
                 <w:rFonts w:hint="default" w:ascii="Times New Roman" w:hAnsi="Times New Roman" w:eastAsia="sans-serif" w:cs="Times New Roman"/>
+                <w:b w:val="0"/>
+                <w:color w:val="000000"/>
                 <w:sz w:val="28"/>
                 <w:szCs w:val="28"/>
               </w:rPr>
@@ -17980,6 +18003,8 @@
             <w:r>
               <w:rPr>
                 <w:rFonts w:hint="default" w:ascii="Times New Roman" w:hAnsi="Times New Roman" w:eastAsia="sans-serif" w:cs="Times New Roman"/>
+                <w:b w:val="0"/>
+                <w:color w:val="000000"/>
                 <w:kern w:val="0"/>
                 <w:sz w:val="28"/>
                 <w:szCs w:val="28"/>
@@ -17993,10 +18018,12 @@
           <w:tcPr>
             <w:tcW w:w="0" w:type="auto"/>
             <w:tcBorders>
-              <w:tl2br w:val="nil"/>
-              <w:tr2bl w:val="nil"/>
+              <w:top w:val="single" w:color="000000" w:sz="4" w:space="0"/>
+              <w:left w:val="single" w:color="000000" w:sz="4" w:space="0"/>
+              <w:bottom w:val="single" w:color="000000" w:sz="4" w:space="0"/>
+              <w:right w:val="single" w:color="000000" w:sz="4" w:space="0"/>
             </w:tcBorders>
-            <w:shd w:val="clear" w:color="auto" w:fill="auto"/>
+            <w:shd w:val="clear" w:color="auto" w:fill="FFFFFF"/>
             <w:tcMar>
               <w:top w:w="120" w:type="dxa"/>
               <w:left w:w="180" w:type="dxa"/>
@@ -18013,9 +18040,11 @@
               <w:suppressLineNumbers w:val="0"/>
               <w:spacing w:before="0" w:beforeAutospacing="0" w:line="360" w:lineRule="auto"/>
               <w:ind w:left="0" w:right="0"/>
-              <w:jc w:val="left"/>
+              <w:jc w:val="both"/>
               <w:rPr>
                 <w:rFonts w:hint="default" w:ascii="Times New Roman" w:hAnsi="Times New Roman" w:eastAsia="sans-serif" w:cs="Times New Roman"/>
+                <w:b w:val="0"/>
+                <w:color w:val="000000"/>
                 <w:sz w:val="28"/>
                 <w:szCs w:val="28"/>
               </w:rPr>
@@ -18023,6 +18052,8 @@
             <w:r>
               <w:rPr>
                 <w:rFonts w:hint="default" w:ascii="Times New Roman" w:hAnsi="Times New Roman" w:eastAsia="sans-serif" w:cs="Times New Roman"/>
+                <w:b w:val="0"/>
+                <w:color w:val="000000"/>
                 <w:kern w:val="0"/>
                 <w:sz w:val="28"/>
                 <w:szCs w:val="28"/>
@@ -18036,17 +18067,19 @@
           <w:tcPr>
             <w:tcW w:w="0" w:type="auto"/>
             <w:tcBorders>
-              <w:tl2br w:val="nil"/>
-              <w:tr2bl w:val="nil"/>
+              <w:top w:val="single" w:color="000000" w:sz="4" w:space="0"/>
+              <w:left w:val="single" w:color="000000" w:sz="4" w:space="0"/>
+              <w:bottom w:val="single" w:color="000000" w:sz="4" w:space="0"/>
+              <w:right w:val="single" w:color="000000" w:sz="4" w:space="0"/>
             </w:tcBorders>
-            <w:shd w:val="clear" w:color="auto" w:fill="auto"/>
+            <w:shd w:val="clear" w:color="auto" w:fill="FFFFFF"/>
             <w:tcMar>
               <w:top w:w="120" w:type="dxa"/>
               <w:left w:w="180" w:type="dxa"/>
               <w:bottom w:w="120" w:type="dxa"/>
               <w:right w:w="180" w:type="dxa"/>
             </w:tcMar>
-            <w:vAlign w:val="center"/>
+            <w:vAlign w:val="bottom"/>
           </w:tcPr>
           <w:p>
             <w:pPr>
@@ -18059,6 +18092,8 @@
               <w:jc w:val="center"/>
               <w:rPr>
                 <w:rFonts w:hint="default" w:ascii="Times New Roman" w:hAnsi="Times New Roman" w:eastAsia="sans-serif" w:cs="Times New Roman"/>
+                <w:b w:val="0"/>
+                <w:color w:val="000000"/>
                 <w:sz w:val="28"/>
                 <w:szCs w:val="28"/>
               </w:rPr>
@@ -18066,6 +18101,8 @@
             <w:r>
               <w:rPr>
                 <w:rFonts w:hint="default" w:ascii="Times New Roman" w:hAnsi="Times New Roman" w:eastAsia="sans-serif" w:cs="Times New Roman"/>
+                <w:b w:val="0"/>
+                <w:color w:val="000000"/>
                 <w:sz w:val="28"/>
                 <w:szCs w:val="28"/>
               </w:rPr>
@@ -18077,17 +18114,19 @@
           <w:tcPr>
             <w:tcW w:w="0" w:type="auto"/>
             <w:tcBorders>
-              <w:tl2br w:val="nil"/>
-              <w:tr2bl w:val="nil"/>
+              <w:top w:val="single" w:color="000000" w:sz="4" w:space="0"/>
+              <w:left w:val="single" w:color="000000" w:sz="4" w:space="0"/>
+              <w:bottom w:val="single" w:color="000000" w:sz="4" w:space="0"/>
+              <w:right w:val="single" w:color="000000" w:sz="4" w:space="0"/>
             </w:tcBorders>
-            <w:shd w:val="clear" w:color="auto" w:fill="auto"/>
+            <w:shd w:val="clear" w:color="auto" w:fill="FFFFFF"/>
             <w:tcMar>
               <w:top w:w="120" w:type="dxa"/>
               <w:left w:w="180" w:type="dxa"/>
               <w:bottom w:w="120" w:type="dxa"/>
               <w:right w:w="180" w:type="dxa"/>
             </w:tcMar>
-            <w:vAlign w:val="center"/>
+            <w:vAlign w:val="bottom"/>
           </w:tcPr>
           <w:p>
             <w:pPr>
@@ -18095,6 +18134,8 @@
               <w:jc w:val="center"/>
               <w:rPr>
                 <w:rFonts w:hint="default" w:ascii="Times New Roman" w:hAnsi="Times New Roman" w:eastAsia="sans-serif" w:cs="Times New Roman"/>
+                <w:b w:val="0"/>
+                <w:color w:val="000000"/>
                 <w:sz w:val="28"/>
                 <w:szCs w:val="28"/>
               </w:rPr>
@@ -18105,17 +18146,19 @@
           <w:tcPr>
             <w:tcW w:w="0" w:type="auto"/>
             <w:tcBorders>
-              <w:tl2br w:val="nil"/>
-              <w:tr2bl w:val="nil"/>
+              <w:top w:val="single" w:color="000000" w:sz="4" w:space="0"/>
+              <w:left w:val="single" w:color="000000" w:sz="4" w:space="0"/>
+              <w:bottom w:val="single" w:color="000000" w:sz="4" w:space="0"/>
+              <w:right w:val="nil"/>
             </w:tcBorders>
-            <w:shd w:val="clear" w:color="auto" w:fill="auto"/>
+            <w:shd w:val="clear" w:color="auto" w:fill="FFFFFF"/>
             <w:tcMar>
               <w:top w:w="120" w:type="dxa"/>
               <w:left w:w="180" w:type="dxa"/>
               <w:bottom w:w="120" w:type="dxa"/>
               <w:right w:w="180" w:type="dxa"/>
             </w:tcMar>
-            <w:vAlign w:val="center"/>
+            <w:vAlign w:val="bottom"/>
           </w:tcPr>
           <w:p>
             <w:pPr>
@@ -18123,6 +18166,8 @@
               <w:jc w:val="center"/>
               <w:rPr>
                 <w:rFonts w:hint="default" w:ascii="Times New Roman" w:hAnsi="Times New Roman" w:eastAsia="sans-serif" w:cs="Times New Roman"/>
+                <w:b w:val="0"/>
+                <w:color w:val="000000"/>
                 <w:sz w:val="28"/>
                 <w:szCs w:val="28"/>
               </w:rPr>
@@ -18153,12 +18198,14 @@
         </w:trPr>
         <w:tc>
           <w:tcPr>
-            <w:tcW w:w="0" w:type="auto"/>
+            <w:tcW w:w="910" w:type="dxa"/>
             <w:tcBorders>
-              <w:tl2br w:val="nil"/>
-              <w:tr2bl w:val="nil"/>
+              <w:top w:val="single" w:color="000000" w:sz="4" w:space="0"/>
+              <w:left w:val="nil"/>
+              <w:bottom w:val="single" w:color="000000" w:sz="4" w:space="0"/>
+              <w:right w:val="single" w:color="000000" w:sz="4" w:space="0"/>
             </w:tcBorders>
-            <w:shd w:val="clear" w:color="auto" w:fill="auto"/>
+            <w:shd w:val="clear" w:color="auto" w:fill="FFFFFF"/>
             <w:tcMar>
               <w:top w:w="120" w:type="dxa"/>
               <w:left w:w="180" w:type="dxa"/>
@@ -18175,9 +18222,11 @@
               <w:suppressLineNumbers w:val="0"/>
               <w:spacing w:before="0" w:beforeAutospacing="0" w:line="360" w:lineRule="auto"/>
               <w:ind w:left="0" w:right="0"/>
-              <w:jc w:val="left"/>
+              <w:jc w:val="both"/>
               <w:rPr>
                 <w:rFonts w:hint="default" w:ascii="Times New Roman" w:hAnsi="Times New Roman" w:eastAsia="sans-serif" w:cs="Times New Roman"/>
+                <w:b w:val="0"/>
+                <w:color w:val="000000"/>
                 <w:sz w:val="28"/>
                 <w:szCs w:val="28"/>
               </w:rPr>
@@ -18185,6 +18234,8 @@
             <w:r>
               <w:rPr>
                 <w:rFonts w:hint="default" w:ascii="Times New Roman" w:hAnsi="Times New Roman" w:eastAsia="sans-serif" w:cs="Times New Roman"/>
+                <w:b w:val="0"/>
+                <w:color w:val="000000"/>
                 <w:kern w:val="0"/>
                 <w:sz w:val="28"/>
                 <w:szCs w:val="28"/>
@@ -18198,10 +18249,12 @@
           <w:tcPr>
             <w:tcW w:w="0" w:type="auto"/>
             <w:tcBorders>
-              <w:tl2br w:val="nil"/>
-              <w:tr2bl w:val="nil"/>
+              <w:top w:val="single" w:color="000000" w:sz="4" w:space="0"/>
+              <w:left w:val="single" w:color="000000" w:sz="4" w:space="0"/>
+              <w:bottom w:val="single" w:color="000000" w:sz="4" w:space="0"/>
+              <w:right w:val="single" w:color="000000" w:sz="4" w:space="0"/>
             </w:tcBorders>
-            <w:shd w:val="clear" w:color="auto" w:fill="auto"/>
+            <w:shd w:val="clear" w:color="auto" w:fill="FFFFFF"/>
             <w:tcMar>
               <w:top w:w="120" w:type="dxa"/>
               <w:left w:w="180" w:type="dxa"/>
@@ -18218,9 +18271,11 @@
               <w:suppressLineNumbers w:val="0"/>
               <w:spacing w:before="0" w:beforeAutospacing="0" w:line="360" w:lineRule="auto"/>
               <w:ind w:left="0" w:right="0"/>
-              <w:jc w:val="left"/>
+              <w:jc w:val="both"/>
               <w:rPr>
                 <w:rFonts w:hint="default" w:ascii="Times New Roman" w:hAnsi="Times New Roman" w:eastAsia="sans-serif" w:cs="Times New Roman"/>
+                <w:b w:val="0"/>
+                <w:color w:val="000000"/>
                 <w:sz w:val="28"/>
                 <w:szCs w:val="28"/>
               </w:rPr>
@@ -18228,6 +18283,8 @@
             <w:r>
               <w:rPr>
                 <w:rFonts w:hint="default" w:ascii="Times New Roman" w:hAnsi="Times New Roman" w:eastAsia="sans-serif" w:cs="Times New Roman"/>
+                <w:b w:val="0"/>
+                <w:color w:val="000000"/>
                 <w:kern w:val="0"/>
                 <w:sz w:val="28"/>
                 <w:szCs w:val="28"/>
@@ -18241,17 +18298,19 @@
           <w:tcPr>
             <w:tcW w:w="0" w:type="auto"/>
             <w:tcBorders>
-              <w:tl2br w:val="nil"/>
-              <w:tr2bl w:val="nil"/>
+              <w:top w:val="single" w:color="000000" w:sz="4" w:space="0"/>
+              <w:left w:val="single" w:color="000000" w:sz="4" w:space="0"/>
+              <w:bottom w:val="single" w:color="000000" w:sz="4" w:space="0"/>
+              <w:right w:val="single" w:color="000000" w:sz="4" w:space="0"/>
             </w:tcBorders>
-            <w:shd w:val="clear" w:color="auto" w:fill="auto"/>
+            <w:shd w:val="clear" w:color="auto" w:fill="FFFFFF"/>
             <w:tcMar>
               <w:top w:w="120" w:type="dxa"/>
               <w:left w:w="180" w:type="dxa"/>
               <w:bottom w:w="120" w:type="dxa"/>
               <w:right w:w="180" w:type="dxa"/>
             </w:tcMar>
-            <w:vAlign w:val="center"/>
+            <w:vAlign w:val="bottom"/>
           </w:tcPr>
           <w:p>
             <w:pPr>
@@ -18264,6 +18323,8 @@
               <w:jc w:val="center"/>
               <w:rPr>
                 <w:rFonts w:hint="default" w:ascii="Times New Roman" w:hAnsi="Times New Roman" w:eastAsia="sans-serif" w:cs="Times New Roman"/>
+                <w:b w:val="0"/>
+                <w:color w:val="000000"/>
                 <w:sz w:val="28"/>
                 <w:szCs w:val="28"/>
               </w:rPr>
@@ -18271,6 +18332,8 @@
             <w:r>
               <w:rPr>
                 <w:rFonts w:hint="default" w:ascii="Times New Roman" w:hAnsi="Times New Roman" w:eastAsia="sans-serif" w:cs="Times New Roman"/>
+                <w:b w:val="0"/>
+                <w:color w:val="000000"/>
                 <w:sz w:val="28"/>
                 <w:szCs w:val="28"/>
               </w:rPr>
@@ -18282,17 +18345,19 @@
           <w:tcPr>
             <w:tcW w:w="0" w:type="auto"/>
             <w:tcBorders>
-              <w:tl2br w:val="nil"/>
-              <w:tr2bl w:val="nil"/>
+              <w:top w:val="single" w:color="000000" w:sz="4" w:space="0"/>
+              <w:left w:val="single" w:color="000000" w:sz="4" w:space="0"/>
+              <w:bottom w:val="single" w:color="000000" w:sz="4" w:space="0"/>
+              <w:right w:val="single" w:color="000000" w:sz="4" w:space="0"/>
             </w:tcBorders>
-            <w:shd w:val="clear" w:color="auto" w:fill="auto"/>
+            <w:shd w:val="clear" w:color="auto" w:fill="FFFFFF"/>
             <w:tcMar>
               <w:top w:w="120" w:type="dxa"/>
               <w:left w:w="180" w:type="dxa"/>
               <w:bottom w:w="120" w:type="dxa"/>
               <w:right w:w="180" w:type="dxa"/>
             </w:tcMar>
-            <w:vAlign w:val="center"/>
+            <w:vAlign w:val="bottom"/>
           </w:tcPr>
           <w:p>
             <w:pPr>
@@ -18305,6 +18370,8 @@
               <w:jc w:val="center"/>
               <w:rPr>
                 <w:rFonts w:hint="default" w:ascii="Times New Roman" w:hAnsi="Times New Roman" w:eastAsia="sans-serif" w:cs="Times New Roman"/>
+                <w:b w:val="0"/>
+                <w:color w:val="000000"/>
                 <w:sz w:val="28"/>
                 <w:szCs w:val="28"/>
               </w:rPr>
@@ -18312,6 +18379,8 @@
             <w:r>
               <w:rPr>
                 <w:rFonts w:hint="default" w:ascii="Times New Roman" w:hAnsi="Times New Roman" w:eastAsia="sans-serif" w:cs="Times New Roman"/>
+                <w:b w:val="0"/>
+                <w:color w:val="000000"/>
                 <w:sz w:val="28"/>
                 <w:szCs w:val="28"/>
               </w:rPr>
@@ -18323,17 +18392,19 @@
           <w:tcPr>
             <w:tcW w:w="0" w:type="auto"/>
             <w:tcBorders>
-              <w:tl2br w:val="nil"/>
-              <w:tr2bl w:val="nil"/>
+              <w:top w:val="single" w:color="000000" w:sz="4" w:space="0"/>
+              <w:left w:val="single" w:color="000000" w:sz="4" w:space="0"/>
+              <w:bottom w:val="single" w:color="000000" w:sz="4" w:space="0"/>
+              <w:right w:val="nil"/>
             </w:tcBorders>
-            <w:shd w:val="clear" w:color="auto" w:fill="auto"/>
+            <w:shd w:val="clear" w:color="auto" w:fill="FFFFFF"/>
             <w:tcMar>
               <w:top w:w="120" w:type="dxa"/>
               <w:left w:w="180" w:type="dxa"/>
               <w:bottom w:w="120" w:type="dxa"/>
               <w:right w:w="180" w:type="dxa"/>
             </w:tcMar>
-            <w:vAlign w:val="center"/>
+            <w:vAlign w:val="bottom"/>
           </w:tcPr>
           <w:p>
             <w:pPr>
@@ -18341,6 +18412,8 @@
               <w:jc w:val="center"/>
               <w:rPr>
                 <w:rFonts w:hint="default" w:ascii="Times New Roman" w:hAnsi="Times New Roman" w:eastAsia="sans-serif" w:cs="Times New Roman"/>
+                <w:b w:val="0"/>
+                <w:color w:val="000000"/>
                 <w:sz w:val="28"/>
                 <w:szCs w:val="28"/>
               </w:rPr>
@@ -18371,12 +18444,14 @@
         </w:trPr>
         <w:tc>
           <w:tcPr>
-            <w:tcW w:w="0" w:type="auto"/>
+            <w:tcW w:w="910" w:type="dxa"/>
             <w:tcBorders>
-              <w:tl2br w:val="nil"/>
-              <w:tr2bl w:val="nil"/>
+              <w:top w:val="single" w:color="000000" w:sz="4" w:space="0"/>
+              <w:left w:val="nil"/>
+              <w:bottom w:val="single" w:color="000000" w:sz="4" w:space="0"/>
+              <w:right w:val="single" w:color="000000" w:sz="4" w:space="0"/>
             </w:tcBorders>
-            <w:shd w:val="clear" w:color="auto" w:fill="auto"/>
+            <w:shd w:val="clear" w:color="auto" w:fill="FFFFFF"/>
             <w:tcMar>
               <w:top w:w="120" w:type="dxa"/>
               <w:left w:w="180" w:type="dxa"/>
@@ -18393,9 +18468,11 @@
               <w:suppressLineNumbers w:val="0"/>
               <w:spacing w:before="0" w:beforeAutospacing="0" w:line="360" w:lineRule="auto"/>
               <w:ind w:left="0" w:right="0"/>
-              <w:jc w:val="left"/>
+              <w:jc w:val="both"/>
               <w:rPr>
                 <w:rFonts w:hint="default" w:ascii="Times New Roman" w:hAnsi="Times New Roman" w:eastAsia="sans-serif" w:cs="Times New Roman"/>
+                <w:b w:val="0"/>
+                <w:color w:val="000000"/>
                 <w:sz w:val="28"/>
                 <w:szCs w:val="28"/>
               </w:rPr>
@@ -18403,6 +18480,8 @@
             <w:r>
               <w:rPr>
                 <w:rFonts w:hint="default" w:ascii="Times New Roman" w:hAnsi="Times New Roman" w:eastAsia="sans-serif" w:cs="Times New Roman"/>
+                <w:b w:val="0"/>
+                <w:color w:val="000000"/>
                 <w:kern w:val="0"/>
                 <w:sz w:val="28"/>
                 <w:szCs w:val="28"/>
@@ -18416,10 +18495,12 @@
           <w:tcPr>
             <w:tcW w:w="0" w:type="auto"/>
             <w:tcBorders>
-              <w:tl2br w:val="nil"/>
-              <w:tr2bl w:val="nil"/>
+              <w:top w:val="single" w:color="000000" w:sz="4" w:space="0"/>
+              <w:left w:val="single" w:color="000000" w:sz="4" w:space="0"/>
+              <w:bottom w:val="single" w:color="000000" w:sz="4" w:space="0"/>
+              <w:right w:val="single" w:color="000000" w:sz="4" w:space="0"/>
             </w:tcBorders>
-            <w:shd w:val="clear" w:color="auto" w:fill="auto"/>
+            <w:shd w:val="clear" w:color="auto" w:fill="FFFFFF"/>
             <w:tcMar>
               <w:top w:w="120" w:type="dxa"/>
               <w:left w:w="180" w:type="dxa"/>
@@ -18436,9 +18517,11 @@
               <w:suppressLineNumbers w:val="0"/>
               <w:spacing w:before="0" w:beforeAutospacing="0" w:line="360" w:lineRule="auto"/>
               <w:ind w:left="0" w:right="0"/>
-              <w:jc w:val="left"/>
+              <w:jc w:val="both"/>
               <w:rPr>
                 <w:rFonts w:hint="default" w:ascii="Times New Roman" w:hAnsi="Times New Roman" w:eastAsia="sans-serif" w:cs="Times New Roman"/>
+                <w:b w:val="0"/>
+                <w:color w:val="000000"/>
                 <w:sz w:val="28"/>
                 <w:szCs w:val="28"/>
               </w:rPr>
@@ -18446,6 +18529,8 @@
             <w:r>
               <w:rPr>
                 <w:rFonts w:hint="default" w:ascii="Times New Roman" w:hAnsi="Times New Roman" w:eastAsia="sans-serif" w:cs="Times New Roman"/>
+                <w:b w:val="0"/>
+                <w:color w:val="000000"/>
                 <w:kern w:val="0"/>
                 <w:sz w:val="28"/>
                 <w:szCs w:val="28"/>
@@ -18459,17 +18544,19 @@
           <w:tcPr>
             <w:tcW w:w="0" w:type="auto"/>
             <w:tcBorders>
-              <w:tl2br w:val="nil"/>
-              <w:tr2bl w:val="nil"/>
+              <w:top w:val="single" w:color="000000" w:sz="4" w:space="0"/>
+              <w:left w:val="single" w:color="000000" w:sz="4" w:space="0"/>
+              <w:bottom w:val="single" w:color="000000" w:sz="4" w:space="0"/>
+              <w:right w:val="single" w:color="000000" w:sz="4" w:space="0"/>
             </w:tcBorders>
-            <w:shd w:val="clear" w:color="auto" w:fill="auto"/>
+            <w:shd w:val="clear" w:color="auto" w:fill="FFFFFF"/>
             <w:tcMar>
               <w:top w:w="120" w:type="dxa"/>
               <w:left w:w="180" w:type="dxa"/>
               <w:bottom w:w="120" w:type="dxa"/>
               <w:right w:w="180" w:type="dxa"/>
             </w:tcMar>
-            <w:vAlign w:val="center"/>
+            <w:vAlign w:val="bottom"/>
           </w:tcPr>
           <w:p>
             <w:pPr>
@@ -18482,6 +18569,8 @@
               <w:jc w:val="center"/>
               <w:rPr>
                 <w:rFonts w:hint="default" w:ascii="Times New Roman" w:hAnsi="Times New Roman" w:eastAsia="sans-serif" w:cs="Times New Roman"/>
+                <w:b w:val="0"/>
+                <w:color w:val="000000"/>
                 <w:sz w:val="28"/>
                 <w:szCs w:val="28"/>
               </w:rPr>
@@ -18489,6 +18578,8 @@
             <w:r>
               <w:rPr>
                 <w:rFonts w:hint="default" w:ascii="Times New Roman" w:hAnsi="Times New Roman" w:eastAsia="sans-serif" w:cs="Times New Roman"/>
+                <w:b w:val="0"/>
+                <w:color w:val="000000"/>
                 <w:sz w:val="28"/>
                 <w:szCs w:val="28"/>
               </w:rPr>
@@ -18500,17 +18591,19 @@
           <w:tcPr>
             <w:tcW w:w="0" w:type="auto"/>
             <w:tcBorders>
-              <w:tl2br w:val="nil"/>
-              <w:tr2bl w:val="nil"/>
+              <w:top w:val="single" w:color="000000" w:sz="4" w:space="0"/>
+              <w:left w:val="single" w:color="000000" w:sz="4" w:space="0"/>
+              <w:bottom w:val="single" w:color="000000" w:sz="4" w:space="0"/>
+              <w:right w:val="single" w:color="000000" w:sz="4" w:space="0"/>
             </w:tcBorders>
-            <w:shd w:val="clear" w:color="auto" w:fill="auto"/>
+            <w:shd w:val="clear" w:color="auto" w:fill="FFFFFF"/>
             <w:tcMar>
               <w:top w:w="120" w:type="dxa"/>
               <w:left w:w="180" w:type="dxa"/>
               <w:bottom w:w="120" w:type="dxa"/>
               <w:right w:w="180" w:type="dxa"/>
             </w:tcMar>
-            <w:vAlign w:val="center"/>
+            <w:vAlign w:val="bottom"/>
           </w:tcPr>
           <w:p>
             <w:pPr>
@@ -18523,6 +18616,8 @@
               <w:jc w:val="center"/>
               <w:rPr>
                 <w:rFonts w:hint="default" w:ascii="Times New Roman" w:hAnsi="Times New Roman" w:eastAsia="sans-serif" w:cs="Times New Roman"/>
+                <w:b w:val="0"/>
+                <w:color w:val="000000"/>
                 <w:sz w:val="28"/>
                 <w:szCs w:val="28"/>
               </w:rPr>
@@ -18530,6 +18625,8 @@
             <w:r>
               <w:rPr>
                 <w:rFonts w:hint="default" w:ascii="Times New Roman" w:hAnsi="Times New Roman" w:eastAsia="sans-serif" w:cs="Times New Roman"/>
+                <w:b w:val="0"/>
+                <w:color w:val="000000"/>
                 <w:sz w:val="28"/>
                 <w:szCs w:val="28"/>
               </w:rPr>
@@ -18541,17 +18638,19 @@
           <w:tcPr>
             <w:tcW w:w="0" w:type="auto"/>
             <w:tcBorders>
-              <w:tl2br w:val="nil"/>
-              <w:tr2bl w:val="nil"/>
+              <w:top w:val="single" w:color="000000" w:sz="4" w:space="0"/>
+              <w:left w:val="single" w:color="000000" w:sz="4" w:space="0"/>
+              <w:bottom w:val="single" w:color="000000" w:sz="4" w:space="0"/>
+              <w:right w:val="nil"/>
             </w:tcBorders>
-            <w:shd w:val="clear" w:color="auto" w:fill="auto"/>
+            <w:shd w:val="clear" w:color="auto" w:fill="FFFFFF"/>
             <w:tcMar>
               <w:top w:w="120" w:type="dxa"/>
               <w:left w:w="180" w:type="dxa"/>
               <w:bottom w:w="120" w:type="dxa"/>
               <w:right w:w="180" w:type="dxa"/>
             </w:tcMar>
-            <w:vAlign w:val="center"/>
+            <w:vAlign w:val="bottom"/>
           </w:tcPr>
           <w:p>
             <w:pPr>
@@ -18559,6 +18658,8 @@
               <w:jc w:val="center"/>
               <w:rPr>
                 <w:rFonts w:hint="default" w:ascii="Times New Roman" w:hAnsi="Times New Roman" w:eastAsia="sans-serif" w:cs="Times New Roman"/>
+                <w:b w:val="0"/>
+                <w:color w:val="000000"/>
                 <w:sz w:val="28"/>
                 <w:szCs w:val="28"/>
               </w:rPr>
@@ -18589,12 +18690,14 @@
         </w:trPr>
         <w:tc>
           <w:tcPr>
-            <w:tcW w:w="0" w:type="auto"/>
+            <w:tcW w:w="910" w:type="dxa"/>
             <w:tcBorders>
-              <w:tl2br w:val="nil"/>
-              <w:tr2bl w:val="nil"/>
+              <w:top w:val="single" w:color="000000" w:sz="4" w:space="0"/>
+              <w:left w:val="nil"/>
+              <w:bottom w:val="single" w:color="000000" w:sz="4" w:space="0"/>
+              <w:right w:val="single" w:color="000000" w:sz="4" w:space="0"/>
             </w:tcBorders>
-            <w:shd w:val="clear" w:color="auto" w:fill="auto"/>
+            <w:shd w:val="clear" w:color="auto" w:fill="FFFFFF"/>
             <w:tcMar>
               <w:top w:w="120" w:type="dxa"/>
               <w:left w:w="180" w:type="dxa"/>
@@ -18611,9 +18714,11 @@
               <w:suppressLineNumbers w:val="0"/>
               <w:spacing w:before="0" w:beforeAutospacing="0" w:line="360" w:lineRule="auto"/>
               <w:ind w:left="0" w:right="0"/>
-              <w:jc w:val="left"/>
+              <w:jc w:val="both"/>
               <w:rPr>
                 <w:rFonts w:hint="default" w:ascii="Times New Roman" w:hAnsi="Times New Roman" w:eastAsia="sans-serif" w:cs="Times New Roman"/>
+                <w:b w:val="0"/>
+                <w:color w:val="000000"/>
                 <w:sz w:val="28"/>
                 <w:szCs w:val="28"/>
               </w:rPr>
@@ -18621,6 +18726,8 @@
             <w:r>
               <w:rPr>
                 <w:rFonts w:hint="default" w:ascii="Times New Roman" w:hAnsi="Times New Roman" w:eastAsia="sans-serif" w:cs="Times New Roman"/>
+                <w:b w:val="0"/>
+                <w:color w:val="000000"/>
                 <w:kern w:val="0"/>
                 <w:sz w:val="28"/>
                 <w:szCs w:val="28"/>
@@ -18634,10 +18741,12 @@
           <w:tcPr>
             <w:tcW w:w="0" w:type="auto"/>
             <w:tcBorders>
-              <w:tl2br w:val="nil"/>
-              <w:tr2bl w:val="nil"/>
+              <w:top w:val="single" w:color="000000" w:sz="4" w:space="0"/>
+              <w:left w:val="single" w:color="000000" w:sz="4" w:space="0"/>
+              <w:bottom w:val="single" w:color="000000" w:sz="4" w:space="0"/>
+              <w:right w:val="single" w:color="000000" w:sz="4" w:space="0"/>
             </w:tcBorders>
-            <w:shd w:val="clear" w:color="auto" w:fill="auto"/>
+            <w:shd w:val="clear" w:color="auto" w:fill="FFFFFF"/>
             <w:tcMar>
               <w:top w:w="120" w:type="dxa"/>
               <w:left w:w="180" w:type="dxa"/>
@@ -18654,9 +18763,11 @@
               <w:suppressLineNumbers w:val="0"/>
               <w:spacing w:before="0" w:beforeAutospacing="0" w:line="360" w:lineRule="auto"/>
               <w:ind w:left="0" w:right="0"/>
-              <w:jc w:val="left"/>
+              <w:jc w:val="both"/>
               <w:rPr>
                 <w:rFonts w:hint="default" w:ascii="Times New Roman" w:hAnsi="Times New Roman" w:eastAsia="sans-serif" w:cs="Times New Roman"/>
+                <w:b w:val="0"/>
+                <w:color w:val="000000"/>
                 <w:sz w:val="28"/>
                 <w:szCs w:val="28"/>
               </w:rPr>
@@ -18664,6 +18775,8 @@
             <w:r>
               <w:rPr>
                 <w:rFonts w:hint="default" w:ascii="Times New Roman" w:hAnsi="Times New Roman" w:eastAsia="sans-serif" w:cs="Times New Roman"/>
+                <w:b w:val="0"/>
+                <w:color w:val="000000"/>
                 <w:kern w:val="0"/>
                 <w:sz w:val="28"/>
                 <w:szCs w:val="28"/>
@@ -18677,17 +18790,19 @@
           <w:tcPr>
             <w:tcW w:w="0" w:type="auto"/>
             <w:tcBorders>
-              <w:tl2br w:val="nil"/>
-              <w:tr2bl w:val="nil"/>
+              <w:top w:val="single" w:color="000000" w:sz="4" w:space="0"/>
+              <w:left w:val="single" w:color="000000" w:sz="4" w:space="0"/>
+              <w:bottom w:val="single" w:color="000000" w:sz="4" w:space="0"/>
+              <w:right w:val="single" w:color="000000" w:sz="4" w:space="0"/>
             </w:tcBorders>
-            <w:shd w:val="clear" w:color="auto" w:fill="auto"/>
+            <w:shd w:val="clear" w:color="auto" w:fill="FFFFFF"/>
             <w:tcMar>
               <w:top w:w="120" w:type="dxa"/>
               <w:left w:w="180" w:type="dxa"/>
               <w:bottom w:w="120" w:type="dxa"/>
               <w:right w:w="180" w:type="dxa"/>
             </w:tcMar>
-            <w:vAlign w:val="center"/>
+            <w:vAlign w:val="bottom"/>
           </w:tcPr>
           <w:p>
             <w:pPr>
@@ -18700,6 +18815,8 @@
               <w:jc w:val="center"/>
               <w:rPr>
                 <w:rFonts w:hint="default" w:ascii="Times New Roman" w:hAnsi="Times New Roman" w:eastAsia="sans-serif" w:cs="Times New Roman"/>
+                <w:b w:val="0"/>
+                <w:color w:val="000000"/>
                 <w:sz w:val="28"/>
                 <w:szCs w:val="28"/>
               </w:rPr>
@@ -18707,6 +18824,8 @@
             <w:r>
               <w:rPr>
                 <w:rFonts w:hint="default" w:ascii="Times New Roman" w:hAnsi="Times New Roman" w:eastAsia="sans-serif" w:cs="Times New Roman"/>
+                <w:b w:val="0"/>
+                <w:color w:val="000000"/>
                 <w:sz w:val="28"/>
                 <w:szCs w:val="28"/>
               </w:rPr>
@@ -18718,17 +18837,19 @@
           <w:tcPr>
             <w:tcW w:w="0" w:type="auto"/>
             <w:tcBorders>
-              <w:tl2br w:val="nil"/>
-              <w:tr2bl w:val="nil"/>
+              <w:top w:val="single" w:color="000000" w:sz="4" w:space="0"/>
+              <w:left w:val="single" w:color="000000" w:sz="4" w:space="0"/>
+              <w:bottom w:val="single" w:color="000000" w:sz="4" w:space="0"/>
+              <w:right w:val="single" w:color="000000" w:sz="4" w:space="0"/>
             </w:tcBorders>
-            <w:shd w:val="clear" w:color="auto" w:fill="auto"/>
+            <w:shd w:val="clear" w:color="auto" w:fill="FFFFFF"/>
             <w:tcMar>
               <w:top w:w="120" w:type="dxa"/>
               <w:left w:w="180" w:type="dxa"/>
               <w:bottom w:w="120" w:type="dxa"/>
               <w:right w:w="180" w:type="dxa"/>
             </w:tcMar>
-            <w:vAlign w:val="center"/>
+            <w:vAlign w:val="bottom"/>
           </w:tcPr>
           <w:p>
             <w:pPr>
@@ -18741,6 +18862,8 @@
               <w:jc w:val="center"/>
               <w:rPr>
                 <w:rFonts w:hint="default" w:ascii="Times New Roman" w:hAnsi="Times New Roman" w:eastAsia="sans-serif" w:cs="Times New Roman"/>
+                <w:b w:val="0"/>
+                <w:color w:val="000000"/>
                 <w:sz w:val="28"/>
                 <w:szCs w:val="28"/>
               </w:rPr>
@@ -18748,6 +18871,8 @@
             <w:r>
               <w:rPr>
                 <w:rFonts w:hint="default" w:ascii="Times New Roman" w:hAnsi="Times New Roman" w:eastAsia="sans-serif" w:cs="Times New Roman"/>
+                <w:b w:val="0"/>
+                <w:color w:val="000000"/>
                 <w:sz w:val="28"/>
                 <w:szCs w:val="28"/>
               </w:rPr>
@@ -18759,17 +18884,19 @@
           <w:tcPr>
             <w:tcW w:w="0" w:type="auto"/>
             <w:tcBorders>
-              <w:tl2br w:val="nil"/>
-              <w:tr2bl w:val="nil"/>
+              <w:top w:val="single" w:color="000000" w:sz="4" w:space="0"/>
+              <w:left w:val="single" w:color="000000" w:sz="4" w:space="0"/>
+              <w:bottom w:val="single" w:color="000000" w:sz="4" w:space="0"/>
+              <w:right w:val="nil"/>
             </w:tcBorders>
-            <w:shd w:val="clear" w:color="auto" w:fill="auto"/>
+            <w:shd w:val="clear" w:color="auto" w:fill="FFFFFF"/>
             <w:tcMar>
               <w:top w:w="120" w:type="dxa"/>
               <w:left w:w="180" w:type="dxa"/>
               <w:bottom w:w="120" w:type="dxa"/>
               <w:right w:w="180" w:type="dxa"/>
             </w:tcMar>
-            <w:vAlign w:val="center"/>
+            <w:vAlign w:val="bottom"/>
           </w:tcPr>
           <w:p>
             <w:pPr>
@@ -18777,6 +18904,8 @@
               <w:jc w:val="center"/>
               <w:rPr>
                 <w:rFonts w:hint="default" w:ascii="Times New Roman" w:hAnsi="Times New Roman" w:eastAsia="sans-serif" w:cs="Times New Roman"/>
+                <w:b w:val="0"/>
+                <w:color w:val="000000"/>
                 <w:sz w:val="28"/>
                 <w:szCs w:val="28"/>
               </w:rPr>
@@ -18807,12 +18936,14 @@
         </w:trPr>
         <w:tc>
           <w:tcPr>
-            <w:tcW w:w="0" w:type="auto"/>
+            <w:tcW w:w="910" w:type="dxa"/>
             <w:tcBorders>
-              <w:tl2br w:val="nil"/>
-              <w:tr2bl w:val="nil"/>
+              <w:top w:val="single" w:color="000000" w:sz="4" w:space="0"/>
+              <w:left w:val="nil"/>
+              <w:bottom w:val="single" w:color="000000" w:sz="4" w:space="0"/>
+              <w:right w:val="single" w:color="000000" w:sz="4" w:space="0"/>
             </w:tcBorders>
-            <w:shd w:val="clear" w:color="auto" w:fill="auto"/>
+            <w:shd w:val="clear" w:color="auto" w:fill="FFFFFF"/>
             <w:tcMar>
               <w:top w:w="120" w:type="dxa"/>
               <w:left w:w="180" w:type="dxa"/>
@@ -18829,9 +18960,11 @@
               <w:suppressLineNumbers w:val="0"/>
               <w:spacing w:before="0" w:beforeAutospacing="0" w:line="360" w:lineRule="auto"/>
               <w:ind w:left="0" w:right="0"/>
-              <w:jc w:val="left"/>
+              <w:jc w:val="both"/>
               <w:rPr>
                 <w:rFonts w:hint="default" w:ascii="Times New Roman" w:hAnsi="Times New Roman" w:eastAsia="sans-serif" w:cs="Times New Roman"/>
+                <w:b w:val="0"/>
+                <w:color w:val="000000"/>
                 <w:sz w:val="28"/>
                 <w:szCs w:val="28"/>
               </w:rPr>
@@ -18839,6 +18972,8 @@
             <w:r>
               <w:rPr>
                 <w:rFonts w:hint="default" w:ascii="Times New Roman" w:hAnsi="Times New Roman" w:eastAsia="sans-serif" w:cs="Times New Roman"/>
+                <w:b w:val="0"/>
+                <w:color w:val="000000"/>
                 <w:kern w:val="0"/>
                 <w:sz w:val="28"/>
                 <w:szCs w:val="28"/>
@@ -18852,10 +18987,12 @@
           <w:tcPr>
             <w:tcW w:w="0" w:type="auto"/>
             <w:tcBorders>
-              <w:tl2br w:val="nil"/>
-              <w:tr2bl w:val="nil"/>
+              <w:top w:val="single" w:color="000000" w:sz="4" w:space="0"/>
+              <w:left w:val="single" w:color="000000" w:sz="4" w:space="0"/>
+              <w:bottom w:val="single" w:color="000000" w:sz="4" w:space="0"/>
+              <w:right w:val="single" w:color="000000" w:sz="4" w:space="0"/>
             </w:tcBorders>
-            <w:shd w:val="clear" w:color="auto" w:fill="auto"/>
+            <w:shd w:val="clear" w:color="auto" w:fill="FFFFFF"/>
             <w:tcMar>
               <w:top w:w="120" w:type="dxa"/>
               <w:left w:w="180" w:type="dxa"/>
@@ -18872,9 +19009,11 @@
               <w:suppressLineNumbers w:val="0"/>
               <w:spacing w:before="0" w:beforeAutospacing="0" w:line="360" w:lineRule="auto"/>
               <w:ind w:left="0" w:right="0"/>
-              <w:jc w:val="left"/>
+              <w:jc w:val="both"/>
               <w:rPr>
                 <w:rFonts w:hint="default" w:ascii="Times New Roman" w:hAnsi="Times New Roman" w:eastAsia="sans-serif" w:cs="Times New Roman"/>
+                <w:b w:val="0"/>
+                <w:color w:val="000000"/>
                 <w:sz w:val="28"/>
                 <w:szCs w:val="28"/>
               </w:rPr>
@@ -18882,6 +19021,8 @@
             <w:r>
               <w:rPr>
                 <w:rFonts w:hint="default" w:ascii="Times New Roman" w:hAnsi="Times New Roman" w:eastAsia="sans-serif" w:cs="Times New Roman"/>
+                <w:b w:val="0"/>
+                <w:color w:val="000000"/>
                 <w:kern w:val="0"/>
                 <w:sz w:val="28"/>
                 <w:szCs w:val="28"/>
@@ -18895,17 +19036,19 @@
           <w:tcPr>
             <w:tcW w:w="0" w:type="auto"/>
             <w:tcBorders>
-              <w:tl2br w:val="nil"/>
-              <w:tr2bl w:val="nil"/>
+              <w:top w:val="single" w:color="000000" w:sz="4" w:space="0"/>
+              <w:left w:val="single" w:color="000000" w:sz="4" w:space="0"/>
+              <w:bottom w:val="single" w:color="000000" w:sz="4" w:space="0"/>
+              <w:right w:val="single" w:color="000000" w:sz="4" w:space="0"/>
             </w:tcBorders>
-            <w:shd w:val="clear" w:color="auto" w:fill="auto"/>
+            <w:shd w:val="clear" w:color="auto" w:fill="FFFFFF"/>
             <w:tcMar>
               <w:top w:w="120" w:type="dxa"/>
               <w:left w:w="180" w:type="dxa"/>
               <w:bottom w:w="120" w:type="dxa"/>
               <w:right w:w="180" w:type="dxa"/>
             </w:tcMar>
-            <w:vAlign w:val="center"/>
+            <w:vAlign w:val="bottom"/>
           </w:tcPr>
           <w:p>
             <w:pPr>
@@ -18918,6 +19061,8 @@
               <w:jc w:val="center"/>
               <w:rPr>
                 <w:rFonts w:hint="default" w:ascii="Times New Roman" w:hAnsi="Times New Roman" w:eastAsia="sans-serif" w:cs="Times New Roman"/>
+                <w:b w:val="0"/>
+                <w:color w:val="000000"/>
                 <w:sz w:val="28"/>
                 <w:szCs w:val="28"/>
               </w:rPr>
@@ -18925,6 +19070,8 @@
             <w:r>
               <w:rPr>
                 <w:rFonts w:hint="default" w:ascii="Times New Roman" w:hAnsi="Times New Roman" w:eastAsia="sans-serif" w:cs="Times New Roman"/>
+                <w:b w:val="0"/>
+                <w:color w:val="000000"/>
                 <w:sz w:val="28"/>
                 <w:szCs w:val="28"/>
               </w:rPr>
@@ -18936,17 +19083,19 @@
           <w:tcPr>
             <w:tcW w:w="0" w:type="auto"/>
             <w:tcBorders>
-              <w:tl2br w:val="nil"/>
-              <w:tr2bl w:val="nil"/>
+              <w:top w:val="single" w:color="000000" w:sz="4" w:space="0"/>
+              <w:left w:val="single" w:color="000000" w:sz="4" w:space="0"/>
+              <w:bottom w:val="single" w:color="000000" w:sz="4" w:space="0"/>
+              <w:right w:val="single" w:color="000000" w:sz="4" w:space="0"/>
             </w:tcBorders>
-            <w:shd w:val="clear" w:color="auto" w:fill="auto"/>
+            <w:shd w:val="clear" w:color="auto" w:fill="FFFFFF"/>
             <w:tcMar>
               <w:top w:w="120" w:type="dxa"/>
               <w:left w:w="180" w:type="dxa"/>
               <w:bottom w:w="120" w:type="dxa"/>
               <w:right w:w="180" w:type="dxa"/>
             </w:tcMar>
-            <w:vAlign w:val="center"/>
+            <w:vAlign w:val="bottom"/>
           </w:tcPr>
           <w:p>
             <w:pPr>
@@ -18959,6 +19108,8 @@
               <w:jc w:val="center"/>
               <w:rPr>
                 <w:rFonts w:hint="default" w:ascii="Times New Roman" w:hAnsi="Times New Roman" w:eastAsia="sans-serif" w:cs="Times New Roman"/>
+                <w:b w:val="0"/>
+                <w:color w:val="000000"/>
                 <w:sz w:val="28"/>
                 <w:szCs w:val="28"/>
               </w:rPr>
@@ -18966,6 +19117,8 @@
             <w:r>
               <w:rPr>
                 <w:rFonts w:hint="default" w:ascii="Times New Roman" w:hAnsi="Times New Roman" w:eastAsia="sans-serif" w:cs="Times New Roman"/>
+                <w:b w:val="0"/>
+                <w:color w:val="000000"/>
                 <w:sz w:val="28"/>
                 <w:szCs w:val="28"/>
               </w:rPr>
@@ -18977,17 +19130,19 @@
           <w:tcPr>
             <w:tcW w:w="0" w:type="auto"/>
             <w:tcBorders>
-              <w:tl2br w:val="nil"/>
-              <w:tr2bl w:val="nil"/>
+              <w:top w:val="single" w:color="000000" w:sz="4" w:space="0"/>
+              <w:left w:val="single" w:color="000000" w:sz="4" w:space="0"/>
+              <w:bottom w:val="single" w:color="000000" w:sz="4" w:space="0"/>
+              <w:right w:val="nil"/>
             </w:tcBorders>
-            <w:shd w:val="clear" w:color="auto" w:fill="auto"/>
+            <w:shd w:val="clear" w:color="auto" w:fill="FFFFFF"/>
             <w:tcMar>
               <w:top w:w="120" w:type="dxa"/>
               <w:left w:w="180" w:type="dxa"/>
               <w:bottom w:w="120" w:type="dxa"/>
               <w:right w:w="180" w:type="dxa"/>
             </w:tcMar>
-            <w:vAlign w:val="center"/>
+            <w:vAlign w:val="bottom"/>
           </w:tcPr>
           <w:p>
             <w:pPr>
@@ -19000,6 +19155,8 @@
               <w:jc w:val="center"/>
               <w:rPr>
                 <w:rFonts w:hint="default" w:ascii="Times New Roman" w:hAnsi="Times New Roman" w:eastAsia="sans-serif" w:cs="Times New Roman"/>
+                <w:b w:val="0"/>
+                <w:color w:val="000000"/>
                 <w:sz w:val="28"/>
                 <w:szCs w:val="28"/>
               </w:rPr>
@@ -19007,6 +19164,8 @@
             <w:r>
               <w:rPr>
                 <w:rFonts w:hint="default" w:ascii="Times New Roman" w:hAnsi="Times New Roman" w:eastAsia="sans-serif" w:cs="Times New Roman"/>
+                <w:b w:val="0"/>
+                <w:color w:val="000000"/>
                 <w:sz w:val="28"/>
                 <w:szCs w:val="28"/>
               </w:rPr>
@@ -19038,12 +19197,14 @@
         </w:trPr>
         <w:tc>
           <w:tcPr>
-            <w:tcW w:w="0" w:type="auto"/>
+            <w:tcW w:w="910" w:type="dxa"/>
             <w:tcBorders>
-              <w:tl2br w:val="nil"/>
-              <w:tr2bl w:val="nil"/>
+              <w:top w:val="single" w:color="000000" w:sz="4" w:space="0"/>
+              <w:left w:val="nil"/>
+              <w:bottom w:val="single" w:color="000000" w:sz="4" w:space="0"/>
+              <w:right w:val="single" w:color="000000" w:sz="4" w:space="0"/>
             </w:tcBorders>
-            <w:shd w:val="clear" w:color="auto" w:fill="auto"/>
+            <w:shd w:val="clear" w:color="auto" w:fill="FFFFFF"/>
             <w:tcMar>
               <w:top w:w="120" w:type="dxa"/>
               <w:left w:w="180" w:type="dxa"/>
@@ -19060,9 +19221,11 @@
               <w:suppressLineNumbers w:val="0"/>
               <w:spacing w:before="0" w:beforeAutospacing="0" w:line="360" w:lineRule="auto"/>
               <w:ind w:left="0" w:right="0"/>
-              <w:jc w:val="left"/>
+              <w:jc w:val="both"/>
               <w:rPr>
                 <w:rFonts w:hint="default" w:ascii="Times New Roman" w:hAnsi="Times New Roman" w:eastAsia="sans-serif" w:cs="Times New Roman"/>
+                <w:b w:val="0"/>
+                <w:color w:val="000000"/>
                 <w:sz w:val="28"/>
                 <w:szCs w:val="28"/>
               </w:rPr>
@@ -19070,6 +19233,8 @@
             <w:r>
               <w:rPr>
                 <w:rFonts w:hint="default" w:ascii="Times New Roman" w:hAnsi="Times New Roman" w:eastAsia="sans-serif" w:cs="Times New Roman"/>
+                <w:b w:val="0"/>
+                <w:color w:val="000000"/>
                 <w:kern w:val="0"/>
                 <w:sz w:val="28"/>
                 <w:szCs w:val="28"/>
@@ -19083,10 +19248,12 @@
           <w:tcPr>
             <w:tcW w:w="0" w:type="auto"/>
             <w:tcBorders>
-              <w:tl2br w:val="nil"/>
-              <w:tr2bl w:val="nil"/>
+              <w:top w:val="single" w:color="000000" w:sz="4" w:space="0"/>
+              <w:left w:val="single" w:color="000000" w:sz="4" w:space="0"/>
+              <w:bottom w:val="single" w:color="000000" w:sz="4" w:space="0"/>
+              <w:right w:val="single" w:color="000000" w:sz="4" w:space="0"/>
             </w:tcBorders>
-            <w:shd w:val="clear" w:color="auto" w:fill="auto"/>
+            <w:shd w:val="clear" w:color="auto" w:fill="FFFFFF"/>
             <w:tcMar>
               <w:top w:w="120" w:type="dxa"/>
               <w:left w:w="180" w:type="dxa"/>
@@ -19103,9 +19270,11 @@
               <w:suppressLineNumbers w:val="0"/>
               <w:spacing w:before="0" w:beforeAutospacing="0" w:line="360" w:lineRule="auto"/>
               <w:ind w:left="0" w:right="0"/>
-              <w:jc w:val="left"/>
+              <w:jc w:val="both"/>
               <w:rPr>
                 <w:rFonts w:hint="default" w:ascii="Times New Roman" w:hAnsi="Times New Roman" w:eastAsia="sans-serif" w:cs="Times New Roman"/>
+                <w:b w:val="0"/>
+                <w:color w:val="000000"/>
                 <w:sz w:val="28"/>
                 <w:szCs w:val="28"/>
               </w:rPr>
@@ -19113,6 +19282,8 @@
             <w:r>
               <w:rPr>
                 <w:rFonts w:hint="default" w:ascii="Times New Roman" w:hAnsi="Times New Roman" w:eastAsia="sans-serif" w:cs="Times New Roman"/>
+                <w:b w:val="0"/>
+                <w:color w:val="000000"/>
                 <w:kern w:val="0"/>
                 <w:sz w:val="28"/>
                 <w:szCs w:val="28"/>
@@ -19126,17 +19297,19 @@
           <w:tcPr>
             <w:tcW w:w="0" w:type="auto"/>
             <w:tcBorders>
-              <w:tl2br w:val="nil"/>
-              <w:tr2bl w:val="nil"/>
+              <w:top w:val="single" w:color="000000" w:sz="4" w:space="0"/>
+              <w:left w:val="single" w:color="000000" w:sz="4" w:space="0"/>
+              <w:bottom w:val="single" w:color="000000" w:sz="4" w:space="0"/>
+              <w:right w:val="single" w:color="000000" w:sz="4" w:space="0"/>
             </w:tcBorders>
-            <w:shd w:val="clear" w:color="auto" w:fill="auto"/>
+            <w:shd w:val="clear" w:color="auto" w:fill="FFFFFF"/>
             <w:tcMar>
               <w:top w:w="120" w:type="dxa"/>
               <w:left w:w="180" w:type="dxa"/>
               <w:bottom w:w="120" w:type="dxa"/>
               <w:right w:w="180" w:type="dxa"/>
             </w:tcMar>
-            <w:vAlign w:val="center"/>
+            <w:vAlign w:val="bottom"/>
           </w:tcPr>
           <w:p>
             <w:pPr>
@@ -19149,6 +19322,8 @@
               <w:jc w:val="center"/>
               <w:rPr>
                 <w:rFonts w:hint="default" w:ascii="Times New Roman" w:hAnsi="Times New Roman" w:eastAsia="sans-serif" w:cs="Times New Roman"/>
+                <w:b w:val="0"/>
+                <w:color w:val="000000"/>
                 <w:sz w:val="28"/>
                 <w:szCs w:val="28"/>
               </w:rPr>
@@ -19156,6 +19331,8 @@
             <w:r>
               <w:rPr>
                 <w:rFonts w:hint="default" w:ascii="Times New Roman" w:hAnsi="Times New Roman" w:eastAsia="sans-serif" w:cs="Times New Roman"/>
+                <w:b w:val="0"/>
+                <w:color w:val="000000"/>
                 <w:sz w:val="28"/>
                 <w:szCs w:val="28"/>
               </w:rPr>
@@ -19167,17 +19344,19 @@
           <w:tcPr>
             <w:tcW w:w="0" w:type="auto"/>
             <w:tcBorders>
-              <w:tl2br w:val="nil"/>
-              <w:tr2bl w:val="nil"/>
+              <w:top w:val="single" w:color="000000" w:sz="4" w:space="0"/>
+              <w:left w:val="single" w:color="000000" w:sz="4" w:space="0"/>
+              <w:bottom w:val="single" w:color="000000" w:sz="4" w:space="0"/>
+              <w:right w:val="single" w:color="000000" w:sz="4" w:space="0"/>
             </w:tcBorders>
-            <w:shd w:val="clear" w:color="auto" w:fill="auto"/>
+            <w:shd w:val="clear" w:color="auto" w:fill="FFFFFF"/>
             <w:tcMar>
               <w:top w:w="120" w:type="dxa"/>
               <w:left w:w="180" w:type="dxa"/>
               <w:bottom w:w="120" w:type="dxa"/>
               <w:right w:w="180" w:type="dxa"/>
             </w:tcMar>
-            <w:vAlign w:val="center"/>
+            <w:vAlign w:val="bottom"/>
           </w:tcPr>
           <w:p>
             <w:pPr>
@@ -19190,6 +19369,8 @@
               <w:jc w:val="center"/>
               <w:rPr>
                 <w:rFonts w:hint="default" w:ascii="Times New Roman" w:hAnsi="Times New Roman" w:eastAsia="sans-serif" w:cs="Times New Roman"/>
+                <w:b w:val="0"/>
+                <w:color w:val="000000"/>
                 <w:sz w:val="28"/>
                 <w:szCs w:val="28"/>
               </w:rPr>
@@ -19197,6 +19378,8 @@
             <w:r>
               <w:rPr>
                 <w:rFonts w:hint="default" w:ascii="Times New Roman" w:hAnsi="Times New Roman" w:eastAsia="sans-serif" w:cs="Times New Roman"/>
+                <w:b w:val="0"/>
+                <w:color w:val="000000"/>
                 <w:sz w:val="28"/>
                 <w:szCs w:val="28"/>
               </w:rPr>
@@ -19208,17 +19391,19 @@
           <w:tcPr>
             <w:tcW w:w="0" w:type="auto"/>
             <w:tcBorders>
-              <w:tl2br w:val="nil"/>
-              <w:tr2bl w:val="nil"/>
+              <w:top w:val="single" w:color="000000" w:sz="4" w:space="0"/>
+              <w:left w:val="single" w:color="000000" w:sz="4" w:space="0"/>
+              <w:bottom w:val="single" w:color="000000" w:sz="4" w:space="0"/>
+              <w:right w:val="nil"/>
             </w:tcBorders>
-            <w:shd w:val="clear" w:color="auto" w:fill="auto"/>
+            <w:shd w:val="clear" w:color="auto" w:fill="FFFFFF"/>
             <w:tcMar>
               <w:top w:w="120" w:type="dxa"/>
               <w:left w:w="180" w:type="dxa"/>
               <w:bottom w:w="120" w:type="dxa"/>
               <w:right w:w="180" w:type="dxa"/>
             </w:tcMar>
-            <w:vAlign w:val="center"/>
+            <w:vAlign w:val="bottom"/>
           </w:tcPr>
           <w:p>
             <w:pPr>
@@ -19231,6 +19416,8 @@
               <w:jc w:val="center"/>
               <w:rPr>
                 <w:rFonts w:hint="default" w:ascii="Times New Roman" w:hAnsi="Times New Roman" w:eastAsia="sans-serif" w:cs="Times New Roman"/>
+                <w:b w:val="0"/>
+                <w:color w:val="000000"/>
                 <w:sz w:val="28"/>
                 <w:szCs w:val="28"/>
               </w:rPr>
@@ -19238,6 +19425,8 @@
             <w:r>
               <w:rPr>
                 <w:rFonts w:hint="default" w:ascii="Times New Roman" w:hAnsi="Times New Roman" w:eastAsia="sans-serif" w:cs="Times New Roman"/>
+                <w:b w:val="0"/>
+                <w:color w:val="000000"/>
                 <w:sz w:val="28"/>
                 <w:szCs w:val="28"/>
               </w:rPr>
@@ -19269,12 +19458,14 @@
         </w:trPr>
         <w:tc>
           <w:tcPr>
-            <w:tcW w:w="0" w:type="auto"/>
+            <w:tcW w:w="910" w:type="dxa"/>
             <w:tcBorders>
-              <w:tl2br w:val="nil"/>
-              <w:tr2bl w:val="nil"/>
+              <w:top w:val="single" w:color="000000" w:sz="4" w:space="0"/>
+              <w:left w:val="nil"/>
+              <w:bottom w:val="single" w:color="000000" w:sz="4" w:space="0"/>
+              <w:right w:val="single" w:color="000000" w:sz="4" w:space="0"/>
             </w:tcBorders>
-            <w:shd w:val="clear" w:color="auto" w:fill="auto"/>
+            <w:shd w:val="clear" w:color="auto" w:fill="FFFFFF"/>
             <w:tcMar>
               <w:top w:w="120" w:type="dxa"/>
               <w:left w:w="180" w:type="dxa"/>
@@ -19291,9 +19482,11 @@
               <w:suppressLineNumbers w:val="0"/>
               <w:spacing w:before="0" w:beforeAutospacing="0" w:line="360" w:lineRule="auto"/>
               <w:ind w:left="0" w:right="0"/>
-              <w:jc w:val="left"/>
+              <w:jc w:val="both"/>
               <w:rPr>
                 <w:rFonts w:hint="default" w:ascii="Times New Roman" w:hAnsi="Times New Roman" w:eastAsia="sans-serif" w:cs="Times New Roman"/>
+                <w:b w:val="0"/>
+                <w:color w:val="000000"/>
                 <w:sz w:val="28"/>
                 <w:szCs w:val="28"/>
               </w:rPr>
@@ -19301,6 +19494,8 @@
             <w:r>
               <w:rPr>
                 <w:rFonts w:hint="default" w:ascii="Times New Roman" w:hAnsi="Times New Roman" w:eastAsia="sans-serif" w:cs="Times New Roman"/>
+                <w:b w:val="0"/>
+                <w:color w:val="000000"/>
                 <w:kern w:val="0"/>
                 <w:sz w:val="28"/>
                 <w:szCs w:val="28"/>
@@ -19314,10 +19509,12 @@
           <w:tcPr>
             <w:tcW w:w="0" w:type="auto"/>
             <w:tcBorders>
-              <w:tl2br w:val="nil"/>
-              <w:tr2bl w:val="nil"/>
+              <w:top w:val="single" w:color="000000" w:sz="4" w:space="0"/>
+              <w:left w:val="single" w:color="000000" w:sz="4" w:space="0"/>
+              <w:bottom w:val="single" w:color="000000" w:sz="4" w:space="0"/>
+              <w:right w:val="single" w:color="000000" w:sz="4" w:space="0"/>
             </w:tcBorders>
-            <w:shd w:val="clear" w:color="auto" w:fill="auto"/>
+            <w:shd w:val="clear" w:color="auto" w:fill="FFFFFF"/>
             <w:tcMar>
               <w:top w:w="120" w:type="dxa"/>
               <w:left w:w="180" w:type="dxa"/>
@@ -19334,9 +19531,11 @@
               <w:suppressLineNumbers w:val="0"/>
               <w:spacing w:before="0" w:beforeAutospacing="0" w:line="360" w:lineRule="auto"/>
               <w:ind w:left="0" w:right="0"/>
-              <w:jc w:val="left"/>
+              <w:jc w:val="both"/>
               <w:rPr>
                 <w:rFonts w:hint="default" w:ascii="Times New Roman" w:hAnsi="Times New Roman" w:eastAsia="sans-serif" w:cs="Times New Roman"/>
+                <w:b w:val="0"/>
+                <w:color w:val="000000"/>
                 <w:sz w:val="28"/>
                 <w:szCs w:val="28"/>
               </w:rPr>
@@ -19344,6 +19543,8 @@
             <w:r>
               <w:rPr>
                 <w:rFonts w:hint="default" w:ascii="Times New Roman" w:hAnsi="Times New Roman" w:eastAsia="sans-serif" w:cs="Times New Roman"/>
+                <w:b w:val="0"/>
+                <w:color w:val="000000"/>
                 <w:kern w:val="0"/>
                 <w:sz w:val="28"/>
                 <w:szCs w:val="28"/>
@@ -19357,17 +19558,19 @@
           <w:tcPr>
             <w:tcW w:w="0" w:type="auto"/>
             <w:tcBorders>
-              <w:tl2br w:val="nil"/>
-              <w:tr2bl w:val="nil"/>
+              <w:top w:val="single" w:color="000000" w:sz="4" w:space="0"/>
+              <w:left w:val="single" w:color="000000" w:sz="4" w:space="0"/>
+              <w:bottom w:val="single" w:color="000000" w:sz="4" w:space="0"/>
+              <w:right w:val="single" w:color="000000" w:sz="4" w:space="0"/>
             </w:tcBorders>
-            <w:shd w:val="clear" w:color="auto" w:fill="auto"/>
+            <w:shd w:val="clear" w:color="auto" w:fill="FFFFFF"/>
             <w:tcMar>
               <w:top w:w="120" w:type="dxa"/>
               <w:left w:w="180" w:type="dxa"/>
               <w:bottom w:w="120" w:type="dxa"/>
               <w:right w:w="180" w:type="dxa"/>
             </w:tcMar>
-            <w:vAlign w:val="center"/>
+            <w:vAlign w:val="bottom"/>
           </w:tcPr>
           <w:p>
             <w:pPr>
@@ -19380,6 +19583,8 @@
               <w:jc w:val="center"/>
               <w:rPr>
                 <w:rFonts w:hint="default" w:ascii="Times New Roman" w:hAnsi="Times New Roman" w:eastAsia="sans-serif" w:cs="Times New Roman"/>
+                <w:b w:val="0"/>
+                <w:color w:val="000000"/>
                 <w:sz w:val="28"/>
                 <w:szCs w:val="28"/>
               </w:rPr>
@@ -19387,6 +19592,8 @@
             <w:r>
               <w:rPr>
                 <w:rFonts w:hint="default" w:ascii="Times New Roman" w:hAnsi="Times New Roman" w:eastAsia="sans-serif" w:cs="Times New Roman"/>
+                <w:b w:val="0"/>
+                <w:color w:val="000000"/>
                 <w:sz w:val="28"/>
                 <w:szCs w:val="28"/>
               </w:rPr>
@@ -19398,17 +19605,19 @@
           <w:tcPr>
             <w:tcW w:w="0" w:type="auto"/>
             <w:tcBorders>
-              <w:tl2br w:val="nil"/>
-              <w:tr2bl w:val="nil"/>
+              <w:top w:val="single" w:color="000000" w:sz="4" w:space="0"/>
+              <w:left w:val="single" w:color="000000" w:sz="4" w:space="0"/>
+              <w:bottom w:val="single" w:color="000000" w:sz="4" w:space="0"/>
+              <w:right w:val="single" w:color="000000" w:sz="4" w:space="0"/>
             </w:tcBorders>
-            <w:shd w:val="clear" w:color="auto" w:fill="auto"/>
+            <w:shd w:val="clear" w:color="auto" w:fill="FFFFFF"/>
             <w:tcMar>
               <w:top w:w="120" w:type="dxa"/>
               <w:left w:w="180" w:type="dxa"/>
               <w:bottom w:w="120" w:type="dxa"/>
               <w:right w:w="180" w:type="dxa"/>
             </w:tcMar>
-            <w:vAlign w:val="center"/>
+            <w:vAlign w:val="bottom"/>
           </w:tcPr>
           <w:p>
             <w:pPr>
@@ -19421,6 +19630,8 @@
               <w:jc w:val="center"/>
               <w:rPr>
                 <w:rFonts w:hint="default" w:ascii="Times New Roman" w:hAnsi="Times New Roman" w:eastAsia="sans-serif" w:cs="Times New Roman"/>
+                <w:b w:val="0"/>
+                <w:color w:val="000000"/>
                 <w:sz w:val="28"/>
                 <w:szCs w:val="28"/>
               </w:rPr>
@@ -19428,6 +19639,8 @@
             <w:r>
               <w:rPr>
                 <w:rFonts w:hint="default" w:ascii="Times New Roman" w:hAnsi="Times New Roman" w:eastAsia="sans-serif" w:cs="Times New Roman"/>
+                <w:b w:val="0"/>
+                <w:color w:val="000000"/>
                 <w:sz w:val="28"/>
                 <w:szCs w:val="28"/>
               </w:rPr>
@@ -19439,17 +19652,19 @@
           <w:tcPr>
             <w:tcW w:w="0" w:type="auto"/>
             <w:tcBorders>
-              <w:tl2br w:val="nil"/>
-              <w:tr2bl w:val="nil"/>
+              <w:top w:val="single" w:color="000000" w:sz="4" w:space="0"/>
+              <w:left w:val="single" w:color="000000" w:sz="4" w:space="0"/>
+              <w:bottom w:val="single" w:color="000000" w:sz="4" w:space="0"/>
+              <w:right w:val="nil"/>
             </w:tcBorders>
-            <w:shd w:val="clear" w:color="auto" w:fill="auto"/>
+            <w:shd w:val="clear" w:color="auto" w:fill="FFFFFF"/>
             <w:tcMar>
               <w:top w:w="120" w:type="dxa"/>
               <w:left w:w="180" w:type="dxa"/>
               <w:bottom w:w="120" w:type="dxa"/>
               <w:right w:w="180" w:type="dxa"/>
             </w:tcMar>
-            <w:vAlign w:val="center"/>
+            <w:vAlign w:val="bottom"/>
           </w:tcPr>
           <w:p>
             <w:pPr>
@@ -19462,6 +19677,8 @@
               <w:jc w:val="center"/>
               <w:rPr>
                 <w:rFonts w:hint="default" w:ascii="Times New Roman" w:hAnsi="Times New Roman" w:eastAsia="sans-serif" w:cs="Times New Roman"/>
+                <w:b w:val="0"/>
+                <w:color w:val="000000"/>
                 <w:sz w:val="28"/>
                 <w:szCs w:val="28"/>
               </w:rPr>
@@ -19469,6 +19686,8 @@
             <w:r>
               <w:rPr>
                 <w:rFonts w:hint="default" w:ascii="Times New Roman" w:hAnsi="Times New Roman" w:eastAsia="sans-serif" w:cs="Times New Roman"/>
+                <w:b w:val="0"/>
+                <w:color w:val="000000"/>
                 <w:sz w:val="28"/>
                 <w:szCs w:val="28"/>
               </w:rPr>
@@ -19500,12 +19719,14 @@
         </w:trPr>
         <w:tc>
           <w:tcPr>
-            <w:tcW w:w="0" w:type="auto"/>
+            <w:tcW w:w="910" w:type="dxa"/>
             <w:tcBorders>
-              <w:tl2br w:val="nil"/>
-              <w:tr2bl w:val="nil"/>
+              <w:top w:val="single" w:color="000000" w:sz="4" w:space="0"/>
+              <w:left w:val="nil"/>
+              <w:bottom w:val="single" w:color="000000" w:sz="4" w:space="0"/>
+              <w:right w:val="single" w:color="000000" w:sz="4" w:space="0"/>
             </w:tcBorders>
-            <w:shd w:val="clear" w:color="auto" w:fill="auto"/>
+            <w:shd w:val="clear" w:color="auto" w:fill="FFFFFF"/>
             <w:tcMar>
               <w:top w:w="120" w:type="dxa"/>
               <w:left w:w="180" w:type="dxa"/>
@@ -19522,9 +19743,11 @@
               <w:suppressLineNumbers w:val="0"/>
               <w:spacing w:before="0" w:beforeAutospacing="0" w:line="360" w:lineRule="auto"/>
               <w:ind w:left="0" w:right="0"/>
-              <w:jc w:val="left"/>
+              <w:jc w:val="both"/>
               <w:rPr>
                 <w:rFonts w:hint="default" w:ascii="Times New Roman" w:hAnsi="Times New Roman" w:eastAsia="sans-serif" w:cs="Times New Roman"/>
+                <w:b w:val="0"/>
+                <w:color w:val="000000"/>
                 <w:sz w:val="28"/>
                 <w:szCs w:val="28"/>
               </w:rPr>
@@ -19532,6 +19755,8 @@
             <w:r>
               <w:rPr>
                 <w:rFonts w:hint="default" w:ascii="Times New Roman" w:hAnsi="Times New Roman" w:eastAsia="sans-serif" w:cs="Times New Roman"/>
+                <w:b w:val="0"/>
+                <w:color w:val="000000"/>
                 <w:kern w:val="0"/>
                 <w:sz w:val="28"/>
                 <w:szCs w:val="28"/>
@@ -19545,10 +19770,12 @@
           <w:tcPr>
             <w:tcW w:w="0" w:type="auto"/>
             <w:tcBorders>
-              <w:tl2br w:val="nil"/>
-              <w:tr2bl w:val="nil"/>
+              <w:top w:val="single" w:color="000000" w:sz="4" w:space="0"/>
+              <w:left w:val="single" w:color="000000" w:sz="4" w:space="0"/>
+              <w:bottom w:val="single" w:color="000000" w:sz="4" w:space="0"/>
+              <w:right w:val="single" w:color="000000" w:sz="4" w:space="0"/>
             </w:tcBorders>
-            <w:shd w:val="clear" w:color="auto" w:fill="auto"/>
+            <w:shd w:val="clear" w:color="auto" w:fill="FFFFFF"/>
             <w:tcMar>
               <w:top w:w="120" w:type="dxa"/>
               <w:left w:w="180" w:type="dxa"/>
@@ -19565,9 +19792,11 @@
               <w:suppressLineNumbers w:val="0"/>
               <w:spacing w:before="0" w:beforeAutospacing="0" w:line="360" w:lineRule="auto"/>
               <w:ind w:left="0" w:right="0"/>
-              <w:jc w:val="left"/>
+              <w:jc w:val="both"/>
               <w:rPr>
                 <w:rFonts w:hint="default" w:ascii="Times New Roman" w:hAnsi="Times New Roman" w:eastAsia="sans-serif" w:cs="Times New Roman"/>
+                <w:b w:val="0"/>
+                <w:color w:val="000000"/>
                 <w:sz w:val="28"/>
                 <w:szCs w:val="28"/>
               </w:rPr>
@@ -19575,6 +19804,8 @@
             <w:r>
               <w:rPr>
                 <w:rFonts w:hint="default" w:ascii="Times New Roman" w:hAnsi="Times New Roman" w:eastAsia="sans-serif" w:cs="Times New Roman"/>
+                <w:b w:val="0"/>
+                <w:color w:val="000000"/>
                 <w:kern w:val="0"/>
                 <w:sz w:val="28"/>
                 <w:szCs w:val="28"/>
@@ -19588,17 +19819,19 @@
           <w:tcPr>
             <w:tcW w:w="0" w:type="auto"/>
             <w:tcBorders>
-              <w:tl2br w:val="nil"/>
-              <w:tr2bl w:val="nil"/>
+              <w:top w:val="single" w:color="000000" w:sz="4" w:space="0"/>
+              <w:left w:val="single" w:color="000000" w:sz="4" w:space="0"/>
+              <w:bottom w:val="single" w:color="000000" w:sz="4" w:space="0"/>
+              <w:right w:val="single" w:color="000000" w:sz="4" w:space="0"/>
             </w:tcBorders>
-            <w:shd w:val="clear" w:color="auto" w:fill="auto"/>
+            <w:shd w:val="clear" w:color="auto" w:fill="FFFFFF"/>
             <w:tcMar>
               <w:top w:w="120" w:type="dxa"/>
               <w:left w:w="180" w:type="dxa"/>
               <w:bottom w:w="120" w:type="dxa"/>
               <w:right w:w="180" w:type="dxa"/>
             </w:tcMar>
-            <w:vAlign w:val="center"/>
+            <w:vAlign w:val="bottom"/>
           </w:tcPr>
           <w:p>
             <w:pPr>
@@ -19611,6 +19844,8 @@
               <w:jc w:val="center"/>
               <w:rPr>
                 <w:rFonts w:hint="default" w:ascii="Times New Roman" w:hAnsi="Times New Roman" w:eastAsia="sans-serif" w:cs="Times New Roman"/>
+                <w:b w:val="0"/>
+                <w:color w:val="000000"/>
                 <w:sz w:val="28"/>
                 <w:szCs w:val="28"/>
               </w:rPr>
@@ -19618,6 +19853,8 @@
             <w:r>
               <w:rPr>
                 <w:rFonts w:hint="default" w:ascii="Times New Roman" w:hAnsi="Times New Roman" w:eastAsia="sans-serif" w:cs="Times New Roman"/>
+                <w:b w:val="0"/>
+                <w:color w:val="000000"/>
                 <w:sz w:val="28"/>
                 <w:szCs w:val="28"/>
               </w:rPr>
@@ -19629,17 +19866,19 @@
           <w:tcPr>
             <w:tcW w:w="0" w:type="auto"/>
             <w:tcBorders>
-              <w:tl2br w:val="nil"/>
-              <w:tr2bl w:val="nil"/>
+              <w:top w:val="single" w:color="000000" w:sz="4" w:space="0"/>
+              <w:left w:val="single" w:color="000000" w:sz="4" w:space="0"/>
+              <w:bottom w:val="single" w:color="000000" w:sz="4" w:space="0"/>
+              <w:right w:val="single" w:color="000000" w:sz="4" w:space="0"/>
             </w:tcBorders>
-            <w:shd w:val="clear" w:color="auto" w:fill="auto"/>
+            <w:shd w:val="clear" w:color="auto" w:fill="FFFFFF"/>
             <w:tcMar>
               <w:top w:w="120" w:type="dxa"/>
               <w:left w:w="180" w:type="dxa"/>
               <w:bottom w:w="120" w:type="dxa"/>
               <w:right w:w="180" w:type="dxa"/>
             </w:tcMar>
-            <w:vAlign w:val="center"/>
+            <w:vAlign w:val="bottom"/>
           </w:tcPr>
           <w:p>
             <w:pPr>
@@ -19652,6 +19891,8 @@
               <w:jc w:val="center"/>
               <w:rPr>
                 <w:rFonts w:hint="default" w:ascii="Times New Roman" w:hAnsi="Times New Roman" w:eastAsia="sans-serif" w:cs="Times New Roman"/>
+                <w:b w:val="0"/>
+                <w:color w:val="000000"/>
                 <w:sz w:val="28"/>
                 <w:szCs w:val="28"/>
               </w:rPr>
@@ -19659,6 +19900,8 @@
             <w:r>
               <w:rPr>
                 <w:rFonts w:hint="default" w:ascii="Times New Roman" w:hAnsi="Times New Roman" w:eastAsia="sans-serif" w:cs="Times New Roman"/>
+                <w:b w:val="0"/>
+                <w:color w:val="000000"/>
                 <w:sz w:val="28"/>
                 <w:szCs w:val="28"/>
               </w:rPr>
@@ -19670,17 +19913,19 @@
           <w:tcPr>
             <w:tcW w:w="0" w:type="auto"/>
             <w:tcBorders>
-              <w:tl2br w:val="nil"/>
-              <w:tr2bl w:val="nil"/>
+              <w:top w:val="single" w:color="000000" w:sz="4" w:space="0"/>
+              <w:left w:val="single" w:color="000000" w:sz="4" w:space="0"/>
+              <w:bottom w:val="single" w:color="000000" w:sz="4" w:space="0"/>
+              <w:right w:val="nil"/>
             </w:tcBorders>
-            <w:shd w:val="clear" w:color="auto" w:fill="auto"/>
+            <w:shd w:val="clear" w:color="auto" w:fill="FFFFFF"/>
             <w:tcMar>
               <w:top w:w="120" w:type="dxa"/>
               <w:left w:w="180" w:type="dxa"/>
               <w:bottom w:w="120" w:type="dxa"/>
               <w:right w:w="180" w:type="dxa"/>
             </w:tcMar>
-            <w:vAlign w:val="center"/>
+            <w:vAlign w:val="bottom"/>
           </w:tcPr>
           <w:p>
             <w:pPr>
@@ -19688,6 +19933,8 @@
               <w:jc w:val="center"/>
               <w:rPr>
                 <w:rFonts w:hint="default" w:ascii="Times New Roman" w:hAnsi="Times New Roman" w:eastAsia="sans-serif" w:cs="Times New Roman"/>
+                <w:b w:val="0"/>
+                <w:color w:val="000000"/>
                 <w:sz w:val="28"/>
                 <w:szCs w:val="28"/>
               </w:rPr>
@@ -19718,12 +19965,14 @@
         </w:trPr>
         <w:tc>
           <w:tcPr>
-            <w:tcW w:w="0" w:type="auto"/>
+            <w:tcW w:w="910" w:type="dxa"/>
             <w:tcBorders>
-              <w:tl2br w:val="nil"/>
-              <w:tr2bl w:val="nil"/>
+              <w:top w:val="single" w:color="000000" w:sz="4" w:space="0"/>
+              <w:left w:val="nil"/>
+              <w:bottom w:val="single" w:color="000000" w:sz="4" w:space="0"/>
+              <w:right w:val="single" w:color="000000" w:sz="4" w:space="0"/>
             </w:tcBorders>
-            <w:shd w:val="clear" w:color="auto" w:fill="auto"/>
+            <w:shd w:val="clear" w:color="auto" w:fill="FFFFFF"/>
             <w:tcMar>
               <w:top w:w="120" w:type="dxa"/>
               <w:left w:w="180" w:type="dxa"/>
@@ -19740,9 +19989,11 @@
               <w:suppressLineNumbers w:val="0"/>
               <w:spacing w:before="0" w:beforeAutospacing="0" w:line="360" w:lineRule="auto"/>
               <w:ind w:left="0" w:right="0"/>
-              <w:jc w:val="left"/>
+              <w:jc w:val="both"/>
               <w:rPr>
                 <w:rFonts w:hint="default" w:ascii="Times New Roman" w:hAnsi="Times New Roman" w:eastAsia="sans-serif" w:cs="Times New Roman"/>
+                <w:b w:val="0"/>
+                <w:color w:val="000000"/>
                 <w:sz w:val="28"/>
                 <w:szCs w:val="28"/>
               </w:rPr>
@@ -19750,6 +20001,8 @@
             <w:r>
               <w:rPr>
                 <w:rFonts w:hint="default" w:ascii="Times New Roman" w:hAnsi="Times New Roman" w:eastAsia="sans-serif" w:cs="Times New Roman"/>
+                <w:b w:val="0"/>
+                <w:color w:val="000000"/>
                 <w:kern w:val="0"/>
                 <w:sz w:val="28"/>
                 <w:szCs w:val="28"/>
@@ -19763,10 +20016,12 @@
           <w:tcPr>
             <w:tcW w:w="0" w:type="auto"/>
             <w:tcBorders>
-              <w:tl2br w:val="nil"/>
-              <w:tr2bl w:val="nil"/>
+              <w:top w:val="single" w:color="000000" w:sz="4" w:space="0"/>
+              <w:left w:val="single" w:color="000000" w:sz="4" w:space="0"/>
+              <w:bottom w:val="single" w:color="000000" w:sz="4" w:space="0"/>
+              <w:right w:val="single" w:color="000000" w:sz="4" w:space="0"/>
             </w:tcBorders>
-            <w:shd w:val="clear" w:color="auto" w:fill="auto"/>
+            <w:shd w:val="clear" w:color="auto" w:fill="FFFFFF"/>
             <w:tcMar>
               <w:top w:w="120" w:type="dxa"/>
               <w:left w:w="180" w:type="dxa"/>
@@ -19783,9 +20038,11 @@
               <w:suppressLineNumbers w:val="0"/>
               <w:spacing w:before="0" w:beforeAutospacing="0" w:line="360" w:lineRule="auto"/>
               <w:ind w:left="0" w:right="0"/>
-              <w:jc w:val="left"/>
+              <w:jc w:val="both"/>
               <w:rPr>
                 <w:rFonts w:hint="default" w:ascii="Times New Roman" w:hAnsi="Times New Roman" w:eastAsia="sans-serif" w:cs="Times New Roman"/>
+                <w:b w:val="0"/>
+                <w:color w:val="000000"/>
                 <w:sz w:val="28"/>
                 <w:szCs w:val="28"/>
               </w:rPr>
@@ -19793,6 +20050,8 @@
             <w:r>
               <w:rPr>
                 <w:rFonts w:hint="default" w:ascii="Times New Roman" w:hAnsi="Times New Roman" w:eastAsia="sans-serif" w:cs="Times New Roman"/>
+                <w:b w:val="0"/>
+                <w:color w:val="000000"/>
                 <w:kern w:val="0"/>
                 <w:sz w:val="28"/>
                 <w:szCs w:val="28"/>
@@ -19806,17 +20065,19 @@
           <w:tcPr>
             <w:tcW w:w="0" w:type="auto"/>
             <w:tcBorders>
-              <w:tl2br w:val="nil"/>
-              <w:tr2bl w:val="nil"/>
+              <w:top w:val="single" w:color="000000" w:sz="4" w:space="0"/>
+              <w:left w:val="single" w:color="000000" w:sz="4" w:space="0"/>
+              <w:bottom w:val="single" w:color="000000" w:sz="4" w:space="0"/>
+              <w:right w:val="single" w:color="000000" w:sz="4" w:space="0"/>
             </w:tcBorders>
-            <w:shd w:val="clear" w:color="auto" w:fill="auto"/>
+            <w:shd w:val="clear" w:color="auto" w:fill="FFFFFF"/>
             <w:tcMar>
               <w:top w:w="120" w:type="dxa"/>
               <w:left w:w="180" w:type="dxa"/>
               <w:bottom w:w="120" w:type="dxa"/>
               <w:right w:w="180" w:type="dxa"/>
             </w:tcMar>
-            <w:vAlign w:val="center"/>
+            <w:vAlign w:val="bottom"/>
           </w:tcPr>
           <w:p>
             <w:pPr>
@@ -19829,6 +20090,8 @@
               <w:jc w:val="center"/>
               <w:rPr>
                 <w:rFonts w:hint="default" w:ascii="Times New Roman" w:hAnsi="Times New Roman" w:eastAsia="sans-serif" w:cs="Times New Roman"/>
+                <w:b w:val="0"/>
+                <w:color w:val="000000"/>
                 <w:sz w:val="28"/>
                 <w:szCs w:val="28"/>
               </w:rPr>
@@ -19836,6 +20099,8 @@
             <w:r>
               <w:rPr>
                 <w:rFonts w:hint="default" w:ascii="Times New Roman" w:hAnsi="Times New Roman" w:eastAsia="sans-serif" w:cs="Times New Roman"/>
+                <w:b w:val="0"/>
+                <w:color w:val="000000"/>
                 <w:sz w:val="28"/>
                 <w:szCs w:val="28"/>
               </w:rPr>
@@ -19847,17 +20112,19 @@
           <w:tcPr>
             <w:tcW w:w="0" w:type="auto"/>
             <w:tcBorders>
-              <w:tl2br w:val="nil"/>
-              <w:tr2bl w:val="nil"/>
+              <w:top w:val="single" w:color="000000" w:sz="4" w:space="0"/>
+              <w:left w:val="single" w:color="000000" w:sz="4" w:space="0"/>
+              <w:bottom w:val="single" w:color="000000" w:sz="4" w:space="0"/>
+              <w:right w:val="single" w:color="000000" w:sz="4" w:space="0"/>
             </w:tcBorders>
-            <w:shd w:val="clear" w:color="auto" w:fill="auto"/>
+            <w:shd w:val="clear" w:color="auto" w:fill="FFFFFF"/>
             <w:tcMar>
               <w:top w:w="120" w:type="dxa"/>
               <w:left w:w="180" w:type="dxa"/>
               <w:bottom w:w="120" w:type="dxa"/>
               <w:right w:w="180" w:type="dxa"/>
             </w:tcMar>
-            <w:vAlign w:val="center"/>
+            <w:vAlign w:val="bottom"/>
           </w:tcPr>
           <w:p>
             <w:pPr>
@@ -19865,6 +20132,8 @@
               <w:jc w:val="center"/>
               <w:rPr>
                 <w:rFonts w:hint="default" w:ascii="Times New Roman" w:hAnsi="Times New Roman" w:eastAsia="sans-serif" w:cs="Times New Roman"/>
+                <w:b w:val="0"/>
+                <w:color w:val="000000"/>
                 <w:sz w:val="28"/>
                 <w:szCs w:val="28"/>
               </w:rPr>
@@ -19875,17 +20144,19 @@
           <w:tcPr>
             <w:tcW w:w="0" w:type="auto"/>
             <w:tcBorders>
-              <w:tl2br w:val="nil"/>
-              <w:tr2bl w:val="nil"/>
+              <w:top w:val="single" w:color="000000" w:sz="4" w:space="0"/>
+              <w:left w:val="single" w:color="000000" w:sz="4" w:space="0"/>
+              <w:bottom w:val="single" w:color="000000" w:sz="4" w:space="0"/>
+              <w:right w:val="nil"/>
             </w:tcBorders>
-            <w:shd w:val="clear" w:color="auto" w:fill="auto"/>
+            <w:shd w:val="clear" w:color="auto" w:fill="FFFFFF"/>
             <w:tcMar>
               <w:top w:w="120" w:type="dxa"/>
               <w:left w:w="180" w:type="dxa"/>
               <w:bottom w:w="120" w:type="dxa"/>
               <w:right w:w="180" w:type="dxa"/>
             </w:tcMar>
-            <w:vAlign w:val="center"/>
+            <w:vAlign w:val="bottom"/>
           </w:tcPr>
           <w:p>
             <w:pPr>
@@ -19893,6 +20164,8 @@
               <w:jc w:val="center"/>
               <w:rPr>
                 <w:rFonts w:hint="default" w:ascii="Times New Roman" w:hAnsi="Times New Roman" w:eastAsia="sans-serif" w:cs="Times New Roman"/>
+                <w:b w:val="0"/>
+                <w:color w:val="000000"/>
                 <w:sz w:val="28"/>
                 <w:szCs w:val="28"/>
               </w:rPr>
@@ -23948,8 +24221,6 @@
           <w:szCs w:val="28"/>
         </w:rPr>
       </w:pPr>
-      <w:bookmarkStart w:id="0" w:name="_GoBack"/>
-      <w:bookmarkEnd w:id="0"/>
       <w:r>
         <w:rPr>
           <w:rFonts w:hint="default" w:ascii="Times New Roman" w:hAnsi="Times New Roman" w:cs="Times New Roman" w:eastAsiaTheme="majorEastAsia"/>

--- a/docx/UDW-DA23TTC-chautuyettran-110122189.docx
+++ b/docx/UDW-DA23TTC-chautuyettran-110122189.docx
@@ -3165,12 +3165,6 @@
             <w:insideH w:val="single" w:color="000000" w:themeColor="text1" w:sz="4" w:space="0"/>
             <w:insideV w:val="single" w:color="000000" w:themeColor="text1" w:sz="4" w:space="0"/>
           </w:tblBorders>
-          <w:tblCellMar>
-            <w:top w:w="0" w:type="dxa"/>
-            <w:left w:w="108" w:type="dxa"/>
-            <w:bottom w:w="0" w:type="dxa"/>
-            <w:right w:w="108" w:type="dxa"/>
-          </w:tblCellMar>
         </w:tblPrEx>
         <w:trPr>
           <w:tblHeader/>
@@ -4209,6 +4203,12 @@
             <w:insideH w:val="single" w:color="000000" w:themeColor="text1" w:sz="4" w:space="0"/>
             <w:insideV w:val="single" w:color="000000" w:themeColor="text1" w:sz="4" w:space="0"/>
           </w:tblBorders>
+          <w:tblCellMar>
+            <w:top w:w="0" w:type="dxa"/>
+            <w:left w:w="108" w:type="dxa"/>
+            <w:bottom w:w="0" w:type="dxa"/>
+            <w:right w:w="108" w:type="dxa"/>
+          </w:tblCellMar>
         </w:tblPrEx>
         <w:tc>
           <w:tcPr>
@@ -7850,12 +7850,6 @@
             <w:insideH w:val="single" w:color="000000" w:themeColor="text1" w:sz="4" w:space="0"/>
             <w:insideV w:val="single" w:color="000000" w:themeColor="text1" w:sz="4" w:space="0"/>
           </w:tblBorders>
-          <w:tblCellMar>
-            <w:top w:w="0" w:type="dxa"/>
-            <w:left w:w="108" w:type="dxa"/>
-            <w:bottom w:w="0" w:type="dxa"/>
-            <w:right w:w="108" w:type="dxa"/>
-          </w:tblCellMar>
         </w:tblPrEx>
         <w:trPr>
           <w:tblHeader/>
@@ -9219,6 +9213,12 @@
             <w:insideH w:val="single" w:color="000000" w:themeColor="text1" w:sz="4" w:space="0"/>
             <w:insideV w:val="single" w:color="000000" w:themeColor="text1" w:sz="4" w:space="0"/>
           </w:tblBorders>
+          <w:tblCellMar>
+            <w:top w:w="0" w:type="dxa"/>
+            <w:left w:w="108" w:type="dxa"/>
+            <w:bottom w:w="0" w:type="dxa"/>
+            <w:right w:w="108" w:type="dxa"/>
+          </w:tblCellMar>
         </w:tblPrEx>
         <w:trPr>
           <w:tblHeader/>
@@ -14781,12 +14781,6 @@
             <w:insideH w:val="single" w:color="000000" w:themeColor="text1" w:sz="4" w:space="0"/>
             <w:insideV w:val="single" w:color="000000" w:themeColor="text1" w:sz="4" w:space="0"/>
           </w:tblBorders>
-          <w:tblCellMar>
-            <w:top w:w="0" w:type="dxa"/>
-            <w:left w:w="108" w:type="dxa"/>
-            <w:bottom w:w="0" w:type="dxa"/>
-            <w:right w:w="108" w:type="dxa"/>
-          </w:tblCellMar>
         </w:tblPrEx>
         <w:trPr>
           <w:tblHeader/>
@@ -15864,12 +15858,6 @@
             <w:insideH w:val="single" w:color="000000" w:themeColor="text1" w:sz="4" w:space="0"/>
             <w:insideV w:val="single" w:color="000000" w:themeColor="text1" w:sz="4" w:space="0"/>
           </w:tblBorders>
-          <w:tblCellMar>
-            <w:top w:w="0" w:type="dxa"/>
-            <w:left w:w="108" w:type="dxa"/>
-            <w:bottom w:w="0" w:type="dxa"/>
-            <w:right w:w="108" w:type="dxa"/>
-          </w:tblCellMar>
         </w:tblPrEx>
         <w:trPr>
           <w:tblHeader/>
@@ -25385,106 +25373,8 @@
     </w:p>
     <w:p>
       <w:pPr>
-        <w:pStyle w:val="17"/>
-        <w:keepNext w:val="0"/>
-        <w:keepLines w:val="0"/>
-        <w:widowControl/>
-        <w:suppressLineNumbers w:val="0"/>
-        <w:spacing w:line="360" w:lineRule="auto"/>
-        <w:jc w:val="both"/>
-        <w:rPr>
-          <w:sz w:val="28"/>
-          <w:szCs w:val="28"/>
-        </w:rPr>
-      </w:pPr>
-      <w:r>
-        <w:rPr>
-          <w:b/>
-          <w:bCs/>
-          <w:sz w:val="28"/>
-          <w:szCs w:val="28"/>
-        </w:rPr>
-        <w:t>Thanh trên cùng:</w:t>
-      </w:r>
-      <w:r>
-        <w:rPr>
-          <w:sz w:val="28"/>
-          <w:szCs w:val="28"/>
-        </w:rPr>
-        <w:t xml:space="preserve"> Hiển thị "HỆ THỐNG KIỂM KÊ KHO HÀNG".</w:t>
-      </w:r>
-    </w:p>
-    <w:p>
-      <w:pPr>
-        <w:pStyle w:val="17"/>
-        <w:keepNext w:val="0"/>
-        <w:keepLines w:val="0"/>
-        <w:widowControl/>
-        <w:suppressLineNumbers w:val="0"/>
-        <w:spacing w:line="360" w:lineRule="auto"/>
-        <w:jc w:val="both"/>
-        <w:rPr>
-          <w:sz w:val="28"/>
-          <w:szCs w:val="28"/>
-        </w:rPr>
-      </w:pPr>
-      <w:r>
-        <w:rPr>
-          <w:b/>
-          <w:bCs/>
-          <w:sz w:val="28"/>
-          <w:szCs w:val="28"/>
-        </w:rPr>
-        <w:t>Menu bên:</w:t>
-      </w:r>
-      <w:r>
-        <w:rPr>
-          <w:sz w:val="28"/>
-          <w:szCs w:val="28"/>
-        </w:rPr>
-        <w:t xml:space="preserve"> Mục "Kiểm kê" được làm nổi bật để cho thấy bạn đang ở trong chức năng này.</w:t>
-      </w:r>
-    </w:p>
-    <w:p>
-      <w:pPr>
-        <w:pStyle w:val="17"/>
-        <w:keepNext w:val="0"/>
-        <w:keepLines w:val="0"/>
-        <w:widowControl/>
-        <w:suppressLineNumbers w:val="0"/>
-        <w:spacing w:line="360" w:lineRule="auto"/>
-        <w:jc w:val="both"/>
-        <w:rPr>
-          <w:sz w:val="28"/>
-          <w:szCs w:val="28"/>
-        </w:rPr>
-      </w:pPr>
-      <w:r>
-        <w:rPr>
-          <w:b/>
-          <w:bCs/>
-          <w:sz w:val="28"/>
-          <w:szCs w:val="28"/>
-        </w:rPr>
-        <w:t>Thẻ tóm tắt:</w:t>
-      </w:r>
-      <w:r>
-        <w:rPr>
-          <w:sz w:val="28"/>
-          <w:szCs w:val="28"/>
-        </w:rPr>
-        <w:t xml:space="preserve"> Cập nhật để hiển thị các chỉ số kiểm kê như "Phiếu kiểm kê mới," "Vị trí đã kiểm," "Mặt hàng sai lệch," và "Giá trị sai lệch."</w:t>
-      </w:r>
-    </w:p>
-    <w:p>
-      <w:pPr>
-        <w:pStyle w:val="17"/>
-        <w:keepNext w:val="0"/>
-        <w:keepLines w:val="0"/>
-        <w:widowControl/>
-        <w:suppressLineNumbers w:val="0"/>
-        <w:spacing w:line="360" w:lineRule="auto"/>
-        <w:jc w:val="both"/>
+        <w:pStyle w:val="23"/>
+        <w:spacing w:line="360" w:lineRule="auto"/>
         <w:rPr>
           <w:rFonts w:hint="default" w:ascii="Times New Roman" w:hAnsi="Times New Roman" w:cs="Times New Roman" w:eastAsiaTheme="majorEastAsia"/>
           <w:b w:val="0"/>
@@ -25495,33 +25385,16 @@
       </w:pPr>
       <w:r>
         <w:rPr>
-          <w:b/>
-          <w:bCs/>
-          <w:sz w:val="28"/>
-          <w:szCs w:val="28"/>
-        </w:rPr>
-        <w:t>Bảng dữ liệu:</w:t>
-      </w:r>
-      <w:r>
-        <w:rPr>
-          <w:sz w:val="28"/>
-          <w:szCs w:val="28"/>
-        </w:rPr>
-        <w:t xml:space="preserve"> Chuyển sang hiển thị "Danh sách phiếu kiểm kê đang xử lý" với các thông tin cụ thể về từng phiếu.</w:t>
-      </w:r>
-    </w:p>
-    <w:p>
-      <w:pPr>
-        <w:pStyle w:val="23"/>
-        <w:spacing w:line="360" w:lineRule="auto"/>
-        <w:rPr>
           <w:rFonts w:hint="default" w:ascii="Times New Roman" w:hAnsi="Times New Roman" w:cs="Times New Roman" w:eastAsiaTheme="majorEastAsia"/>
           <w:b w:val="0"/>
           <w:bCs w:val="0"/>
           <w:sz w:val="28"/>
           <w:szCs w:val="28"/>
         </w:rPr>
-      </w:pPr>
+        <w:t xml:space="preserve">Giao diện </w:t>
+      </w:r>
+      <w:bookmarkStart w:id="0" w:name="_GoBack"/>
+      <w:bookmarkEnd w:id="0"/>
       <w:r>
         <w:rPr>
           <w:rFonts w:hint="default" w:ascii="Times New Roman" w:hAnsi="Times New Roman" w:cs="Times New Roman" w:eastAsiaTheme="majorEastAsia"/>
@@ -25530,7 +25403,7 @@
           <w:sz w:val="28"/>
           <w:szCs w:val="28"/>
         </w:rPr>
-        <w:t>Giao diện trên giúp người dùng dễ dàng xác định sản phẩm có sai lệch giữa số lượng thực tế và số lượng được ghi nhận. Hệ thống cần lưu số lượng hệ thống tại thời điểm kiểm kê, số lượng thực tế và giá trị chênh lệch để phục vụ kiểm tra sau này.</w:t>
+        <w:t>giúp người dùng dễ dàng xác định sản phẩm có sai lệch giữa số lượng thực tế và số lượng được ghi nhận. Hệ thống cần lưu số lượng hệ thống tại thời điểm kiểm kê, số lượng thực tế và giá trị chênh lệch để phục vụ kiểm tra sau này.</w:t>
       </w:r>
     </w:p>
     <w:p>

--- a/docx/UDW-DA23TTC-chautuyettran-110122189.docx
+++ b/docx/UDW-DA23TTC-chautuyettran-110122189.docx
@@ -1113,6 +1113,12 @@
             <w:insideH w:val="single" w:color="000000" w:themeColor="text1" w:sz="4" w:space="0"/>
             <w:insideV w:val="single" w:color="000000" w:themeColor="text1" w:sz="4" w:space="0"/>
           </w:tblBorders>
+          <w:tblCellMar>
+            <w:top w:w="0" w:type="dxa"/>
+            <w:left w:w="108" w:type="dxa"/>
+            <w:bottom w:w="0" w:type="dxa"/>
+            <w:right w:w="108" w:type="dxa"/>
+          </w:tblCellMar>
         </w:tblPrEx>
         <w:trPr>
           <w:tblHeader/>
@@ -3165,6 +3171,12 @@
             <w:insideH w:val="single" w:color="000000" w:themeColor="text1" w:sz="4" w:space="0"/>
             <w:insideV w:val="single" w:color="000000" w:themeColor="text1" w:sz="4" w:space="0"/>
           </w:tblBorders>
+          <w:tblCellMar>
+            <w:top w:w="0" w:type="dxa"/>
+            <w:left w:w="108" w:type="dxa"/>
+            <w:bottom w:w="0" w:type="dxa"/>
+            <w:right w:w="108" w:type="dxa"/>
+          </w:tblCellMar>
         </w:tblPrEx>
         <w:trPr>
           <w:tblHeader/>
@@ -7850,6 +7862,12 @@
             <w:insideH w:val="single" w:color="000000" w:themeColor="text1" w:sz="4" w:space="0"/>
             <w:insideV w:val="single" w:color="000000" w:themeColor="text1" w:sz="4" w:space="0"/>
           </w:tblBorders>
+          <w:tblCellMar>
+            <w:top w:w="0" w:type="dxa"/>
+            <w:left w:w="108" w:type="dxa"/>
+            <w:bottom w:w="0" w:type="dxa"/>
+            <w:right w:w="108" w:type="dxa"/>
+          </w:tblCellMar>
         </w:tblPrEx>
         <w:trPr>
           <w:tblHeader/>
@@ -14781,6 +14799,12 @@
             <w:insideH w:val="single" w:color="000000" w:themeColor="text1" w:sz="4" w:space="0"/>
             <w:insideV w:val="single" w:color="000000" w:themeColor="text1" w:sz="4" w:space="0"/>
           </w:tblBorders>
+          <w:tblCellMar>
+            <w:top w:w="0" w:type="dxa"/>
+            <w:left w:w="108" w:type="dxa"/>
+            <w:bottom w:w="0" w:type="dxa"/>
+            <w:right w:w="108" w:type="dxa"/>
+          </w:tblCellMar>
         </w:tblPrEx>
         <w:trPr>
           <w:tblHeader/>
@@ -15858,6 +15882,12 @@
             <w:insideH w:val="single" w:color="000000" w:themeColor="text1" w:sz="4" w:space="0"/>
             <w:insideV w:val="single" w:color="000000" w:themeColor="text1" w:sz="4" w:space="0"/>
           </w:tblBorders>
+          <w:tblCellMar>
+            <w:top w:w="0" w:type="dxa"/>
+            <w:left w:w="108" w:type="dxa"/>
+            <w:bottom w:w="0" w:type="dxa"/>
+            <w:right w:w="108" w:type="dxa"/>
+          </w:tblCellMar>
         </w:tblPrEx>
         <w:trPr>
           <w:tblHeader/>
@@ -23104,6 +23134,7 @@
           <w:szCs w:val="28"/>
         </w:rPr>
       </w:pPr>
+      <w:bookmarkStart w:id="0" w:name="_GoBack"/>
       <w:r>
         <w:rPr>
           <w:rFonts w:hint="default" w:ascii="Times New Roman" w:hAnsi="Times New Roman" w:cs="Times New Roman"/>
@@ -23153,6 +23184,7 @@
           </wp:inline>
         </w:drawing>
       </w:r>
+      <w:bookmarkEnd w:id="0"/>
     </w:p>
     <w:p>
       <w:pPr>
@@ -23344,55 +23376,6 @@
           <w:szCs w:val="28"/>
         </w:rPr>
       </w:pPr>
-      <w:r>
-        <w:rPr>
-          <w:rFonts w:hint="default" w:ascii="Times New Roman" w:hAnsi="Times New Roman" w:cs="Times New Roman"/>
-          <w:sz w:val="28"/>
-          <w:szCs w:val="28"/>
-        </w:rPr>
-        <w:drawing>
-          <wp:inline distT="0" distB="0" distL="114300" distR="114300">
-            <wp:extent cx="5737860" cy="2699385"/>
-            <wp:effectExtent l="0" t="0" r="0" b="0"/>
-            <wp:docPr id="4" name="Picture 3"/>
-            <wp:cNvGraphicFramePr>
-              <a:graphicFrameLocks xmlns:a="http://schemas.openxmlformats.org/drawingml/2006/main" noChangeAspect="1"/>
-            </wp:cNvGraphicFramePr>
-            <a:graphic xmlns:a="http://schemas.openxmlformats.org/drawingml/2006/main">
-              <a:graphicData uri="http://schemas.openxmlformats.org/drawingml/2006/picture">
-                <pic:pic xmlns:pic="http://schemas.openxmlformats.org/drawingml/2006/picture">
-                  <pic:nvPicPr>
-                    <pic:cNvPr id="4" name="Picture 3"/>
-                    <pic:cNvPicPr>
-                      <a:picLocks noChangeAspect="1"/>
-                    </pic:cNvPicPr>
-                  </pic:nvPicPr>
-                  <pic:blipFill>
-                    <a:blip r:embed="rId8"/>
-                    <a:srcRect t="11364" r="-2845"/>
-                    <a:stretch>
-                      <a:fillRect/>
-                    </a:stretch>
-                  </pic:blipFill>
-                  <pic:spPr>
-                    <a:xfrm>
-                      <a:off x="0" y="0"/>
-                      <a:ext cx="5737860" cy="2699385"/>
-                    </a:xfrm>
-                    <a:prstGeom prst="rect">
-                      <a:avLst/>
-                    </a:prstGeom>
-                    <a:noFill/>
-                    <a:ln>
-                      <a:noFill/>
-                    </a:ln>
-                  </pic:spPr>
-                </pic:pic>
-              </a:graphicData>
-            </a:graphic>
-          </wp:inline>
-        </w:drawing>
-      </w:r>
     </w:p>
     <w:p>
       <w:pPr>
@@ -24051,62 +24034,6 @@
           <w:szCs w:val="28"/>
         </w:rPr>
       </w:pPr>
-      <w:r>
-        <w:rPr>
-          <w:rFonts w:hint="default" w:ascii="Times New Roman" w:hAnsi="Times New Roman" w:cs="Times New Roman" w:eastAsiaTheme="majorEastAsia"/>
-          <w:b/>
-          <w:sz w:val="28"/>
-          <w:szCs w:val="28"/>
-        </w:rPr>
-        <w:drawing>
-          <wp:inline distT="0" distB="0" distL="0" distR="0">
-            <wp:extent cx="5577840" cy="3436620"/>
-            <wp:effectExtent l="0" t="0" r="3810" b="0"/>
-            <wp:docPr id="81702183" name="Picture 3"/>
-            <wp:cNvGraphicFramePr>
-              <a:graphicFrameLocks xmlns:a="http://schemas.openxmlformats.org/drawingml/2006/main" noChangeAspect="1"/>
-            </wp:cNvGraphicFramePr>
-            <a:graphic xmlns:a="http://schemas.openxmlformats.org/drawingml/2006/main">
-              <a:graphicData uri="http://schemas.openxmlformats.org/drawingml/2006/picture">
-                <pic:pic xmlns:pic="http://schemas.openxmlformats.org/drawingml/2006/picture">
-                  <pic:nvPicPr>
-                    <pic:cNvPr id="81702183" name="Picture 3"/>
-                    <pic:cNvPicPr>
-                      <a:picLocks noChangeAspect="1" noChangeArrowheads="1"/>
-                    </pic:cNvPicPr>
-                  </pic:nvPicPr>
-                  <pic:blipFill>
-                    <a:blip r:embed="rId9" cstate="print">
-                      <a:extLst>
-                        <a:ext uri="{28A0092B-C50C-407E-A947-70E740481C1C}">
-                          <a14:useLocalDpi xmlns:a14="http://schemas.microsoft.com/office/drawing/2010/main" val="0"/>
-                        </a:ext>
-                      </a:extLst>
-                    </a:blip>
-                    <a:srcRect/>
-                    <a:stretch>
-                      <a:fillRect/>
-                    </a:stretch>
-                  </pic:blipFill>
-                  <pic:spPr>
-                    <a:xfrm>
-                      <a:off x="0" y="0"/>
-                      <a:ext cx="5577840" cy="3436620"/>
-                    </a:xfrm>
-                    <a:prstGeom prst="rect">
-                      <a:avLst/>
-                    </a:prstGeom>
-                    <a:noFill/>
-                    <a:ln>
-                      <a:noFill/>
-                    </a:ln>
-                  </pic:spPr>
-                </pic:pic>
-              </a:graphicData>
-            </a:graphic>
-          </wp:inline>
-        </w:drawing>
-      </w:r>
     </w:p>
     <w:p>
       <w:pPr>
@@ -25391,19 +25318,7 @@
           <w:sz w:val="28"/>
           <w:szCs w:val="28"/>
         </w:rPr>
-        <w:t xml:space="preserve">Giao diện </w:t>
-      </w:r>
-      <w:bookmarkStart w:id="0" w:name="_GoBack"/>
-      <w:bookmarkEnd w:id="0"/>
-      <w:r>
-        <w:rPr>
-          <w:rFonts w:hint="default" w:ascii="Times New Roman" w:hAnsi="Times New Roman" w:cs="Times New Roman" w:eastAsiaTheme="majorEastAsia"/>
-          <w:b w:val="0"/>
-          <w:bCs w:val="0"/>
-          <w:sz w:val="28"/>
-          <w:szCs w:val="28"/>
-        </w:rPr>
-        <w:t>giúp người dùng dễ dàng xác định sản phẩm có sai lệch giữa số lượng thực tế và số lượng được ghi nhận. Hệ thống cần lưu số lượng hệ thống tại thời điểm kiểm kê, số lượng thực tế và giá trị chênh lệch để phục vụ kiểm tra sau này.</w:t>
+        <w:t>Giao diện giúp người dùng dễ dàng xác định sản phẩm có sai lệch giữa số lượng thực tế và số lượng được ghi nhận. Hệ thống cần lưu số lượng hệ thống tại thời điểm kiểm kê, số lượng thực tế và giá trị chênh lệch để phục vụ kiểm tra sau này.</w:t>
       </w:r>
     </w:p>
     <w:p>
@@ -25568,7 +25483,7 @@
                     </pic:cNvPicPr>
                   </pic:nvPicPr>
                   <pic:blipFill>
-                    <a:blip r:embed="rId10"/>
+                    <a:blip r:embed="rId8"/>
                     <a:stretch>
                       <a:fillRect/>
                     </a:stretch>

--- a/docx/UDW-DA23TTC-chautuyettran-110122189.docx
+++ b/docx/UDW-DA23TTC-chautuyettran-110122189.docx
@@ -1105,14 +1105,6 @@
       </w:tblGrid>
       <w:tr>
         <w:tblPrEx>
-          <w:tblBorders>
-            <w:top w:val="single" w:color="000000" w:themeColor="text1" w:sz="4" w:space="0"/>
-            <w:left w:val="single" w:color="000000" w:themeColor="text1" w:sz="4" w:space="0"/>
-            <w:bottom w:val="single" w:color="000000" w:themeColor="text1" w:sz="4" w:space="0"/>
-            <w:right w:val="single" w:color="000000" w:themeColor="text1" w:sz="4" w:space="0"/>
-            <w:insideH w:val="single" w:color="000000" w:themeColor="text1" w:sz="4" w:space="0"/>
-            <w:insideV w:val="single" w:color="000000" w:themeColor="text1" w:sz="4" w:space="0"/>
-          </w:tblBorders>
           <w:tblCellMar>
             <w:top w:w="0" w:type="dxa"/>
             <w:left w:w="108" w:type="dxa"/>
@@ -17656,6 +17648,41 @@
           <w:rFonts w:hint="default" w:ascii="sans-serif" w:hAnsi="sans-serif" w:eastAsia="sans-serif" w:cs="sans-serif"/>
         </w:rPr>
         <w:t xml:space="preserve"> </w:t>
+      </w:r>
+    </w:p>
+    <w:p>
+      <w:pPr>
+        <w:pStyle w:val="17"/>
+        <w:keepNext w:val="0"/>
+        <w:keepLines w:val="0"/>
+        <w:widowControl/>
+        <w:suppressLineNumbers w:val="0"/>
+        <w:spacing w:before="0" w:beforeAutospacing="0" w:line="360" w:lineRule="auto"/>
+        <w:ind w:left="0" w:right="0"/>
+        <w:jc w:val="center"/>
+        <w:rPr>
+          <w:rFonts w:hint="default" w:ascii="sans-serif" w:hAnsi="sans-serif" w:eastAsia="sans-serif" w:cs="sans-serif"/>
+          <w:sz w:val="28"/>
+          <w:szCs w:val="28"/>
+        </w:rPr>
+      </w:pPr>
+      <w:r>
+        <w:rPr>
+          <w:rFonts w:hint="default" w:ascii="Times New Roman" w:hAnsi="Times New Roman" w:cs="Times New Roman"/>
+          <w:sz w:val="28"/>
+          <w:szCs w:val="28"/>
+          <w:lang w:val="en-US"/>
+        </w:rPr>
+        <w:t>Bảng 3.1. Chức năng hệ thống</w:t>
+      </w:r>
+      <w:r>
+        <w:rPr>
+          <w:rFonts w:hint="default" w:cs="Times New Roman"/>
+          <w:sz w:val="28"/>
+          <w:szCs w:val="28"/>
+          <w:lang w:val="en-US"/>
+        </w:rPr>
+        <w:t xml:space="preserve"> chính</w:t>
       </w:r>
     </w:p>
     <w:tbl>
@@ -20194,40 +20221,6 @@
     </w:tbl>
     <w:p>
       <w:pPr>
-        <w:pStyle w:val="17"/>
-        <w:keepNext w:val="0"/>
-        <w:keepLines w:val="0"/>
-        <w:widowControl/>
-        <w:suppressLineNumbers w:val="0"/>
-        <w:spacing w:before="0" w:beforeAutospacing="0" w:line="360" w:lineRule="auto"/>
-        <w:ind w:left="0" w:right="0"/>
-        <w:jc w:val="center"/>
-        <w:rPr>
-          <w:rFonts w:hint="default" w:ascii="sans-serif" w:hAnsi="sans-serif" w:eastAsia="sans-serif" w:cs="sans-serif"/>
-          <w:lang w:val="en-US"/>
-        </w:rPr>
-      </w:pPr>
-      <w:r>
-        <w:rPr>
-          <w:rFonts w:hint="default" w:ascii="Times New Roman" w:hAnsi="Times New Roman" w:cs="Times New Roman"/>
-          <w:sz w:val="28"/>
-          <w:szCs w:val="28"/>
-          <w:lang w:val="en-US"/>
-        </w:rPr>
-        <w:t>Bảng 3.1. Chức năng hệ thống</w:t>
-      </w:r>
-      <w:r>
-        <w:rPr>
-          <w:rFonts w:hint="default" w:cs="Times New Roman"/>
-          <w:sz w:val="28"/>
-          <w:szCs w:val="28"/>
-          <w:lang w:val="en-US"/>
-        </w:rPr>
-        <w:t xml:space="preserve"> chính</w:t>
-      </w:r>
-    </w:p>
-    <w:p>
-      <w:pPr>
         <w:pStyle w:val="23"/>
         <w:numPr>
           <w:ilvl w:val="0"/>
@@ -23135,55 +23128,6 @@
         </w:rPr>
       </w:pPr>
       <w:bookmarkStart w:id="0" w:name="_GoBack"/>
-      <w:r>
-        <w:rPr>
-          <w:rFonts w:hint="default" w:ascii="Times New Roman" w:hAnsi="Times New Roman" w:cs="Times New Roman"/>
-          <w:sz w:val="28"/>
-          <w:szCs w:val="28"/>
-        </w:rPr>
-        <w:drawing>
-          <wp:inline distT="0" distB="0" distL="114300" distR="114300">
-            <wp:extent cx="5106670" cy="4512945"/>
-            <wp:effectExtent l="0" t="0" r="13970" b="13335"/>
-            <wp:docPr id="2" name="Picture 1"/>
-            <wp:cNvGraphicFramePr>
-              <a:graphicFrameLocks xmlns:a="http://schemas.openxmlformats.org/drawingml/2006/main" noChangeAspect="1"/>
-            </wp:cNvGraphicFramePr>
-            <a:graphic xmlns:a="http://schemas.openxmlformats.org/drawingml/2006/main">
-              <a:graphicData uri="http://schemas.openxmlformats.org/drawingml/2006/picture">
-                <pic:pic xmlns:pic="http://schemas.openxmlformats.org/drawingml/2006/picture">
-                  <pic:nvPicPr>
-                    <pic:cNvPr id="2" name="Picture 1"/>
-                    <pic:cNvPicPr>
-                      <a:picLocks noChangeAspect="1"/>
-                    </pic:cNvPicPr>
-                  </pic:nvPicPr>
-                  <pic:blipFill>
-                    <a:blip r:embed="rId7"/>
-                    <a:srcRect t="12174" r="-159"/>
-                    <a:stretch>
-                      <a:fillRect/>
-                    </a:stretch>
-                  </pic:blipFill>
-                  <pic:spPr>
-                    <a:xfrm>
-                      <a:off x="0" y="0"/>
-                      <a:ext cx="5106670" cy="4512945"/>
-                    </a:xfrm>
-                    <a:prstGeom prst="rect">
-                      <a:avLst/>
-                    </a:prstGeom>
-                    <a:noFill/>
-                    <a:ln>
-                      <a:noFill/>
-                    </a:ln>
-                  </pic:spPr>
-                </pic:pic>
-              </a:graphicData>
-            </a:graphic>
-          </wp:inline>
-        </w:drawing>
-      </w:r>
       <w:bookmarkEnd w:id="0"/>
     </w:p>
     <w:p>
@@ -25483,7 +25427,7 @@
                     </pic:cNvPicPr>
                   </pic:nvPicPr>
                   <pic:blipFill>
-                    <a:blip r:embed="rId8"/>
+                    <a:blip r:embed="rId7"/>
                     <a:stretch>
                       <a:fillRect/>
                     </a:stretch>

--- a/docx/UDW-DA23TTC-chautuyettran-110122189.docx
+++ b/docx/UDW-DA23TTC-chautuyettran-110122189.docx
@@ -1105,6 +1105,14 @@
       </w:tblGrid>
       <w:tr>
         <w:tblPrEx>
+          <w:tblBorders>
+            <w:top w:val="single" w:color="000000" w:themeColor="text1" w:sz="4" w:space="0"/>
+            <w:left w:val="single" w:color="000000" w:themeColor="text1" w:sz="4" w:space="0"/>
+            <w:bottom w:val="single" w:color="000000" w:themeColor="text1" w:sz="4" w:space="0"/>
+            <w:right w:val="single" w:color="000000" w:themeColor="text1" w:sz="4" w:space="0"/>
+            <w:insideH w:val="single" w:color="000000" w:themeColor="text1" w:sz="4" w:space="0"/>
+            <w:insideV w:val="single" w:color="000000" w:themeColor="text1" w:sz="4" w:space="0"/>
+          </w:tblBorders>
           <w:tblCellMar>
             <w:top w:w="0" w:type="dxa"/>
             <w:left w:w="108" w:type="dxa"/>
@@ -17725,7 +17733,6 @@
             <w:insideH w:val="single" w:color="auto" w:sz="4" w:space="0"/>
             <w:insideV w:val="single" w:color="auto" w:sz="4" w:space="0"/>
           </w:tblBorders>
-          <w:shd w:val="clear" w:color="auto" w:fill="auto"/>
           <w:tblCellMar>
             <w:top w:w="15" w:type="dxa"/>
             <w:left w:w="15" w:type="dxa"/>
@@ -21039,7 +21046,18 @@
           <w:sz w:val="28"/>
           <w:szCs w:val="28"/>
         </w:rPr>
-        <w:t>Thêm mới và cập nhật thông tin kho hàng.</w:t>
+        <w:t xml:space="preserve">Thêm mới và cập nhật thông </w:t>
+      </w:r>
+      <w:bookmarkStart w:id="0" w:name="_GoBack"/>
+      <w:bookmarkEnd w:id="0"/>
+      <w:r>
+        <w:rPr>
+          <w:rFonts w:hint="default" w:ascii="Times New Roman" w:hAnsi="Times New Roman" w:cs="Times New Roman" w:eastAsiaTheme="majorEastAsia"/>
+          <w:bCs/>
+          <w:sz w:val="28"/>
+          <w:szCs w:val="28"/>
+        </w:rPr>
+        <w:t>tin kho hàng.</w:t>
       </w:r>
     </w:p>
     <w:p>
@@ -23127,8 +23145,6 @@
           <w:szCs w:val="28"/>
         </w:rPr>
       </w:pPr>
-      <w:bookmarkStart w:id="0" w:name="_GoBack"/>
-      <w:bookmarkEnd w:id="0"/>
     </w:p>
     <w:p>
       <w:pPr>
@@ -24284,6 +24300,7 @@
       <w:pPr>
         <w:pStyle w:val="23"/>
         <w:spacing w:line="360" w:lineRule="auto"/>
+        <w:jc w:val="both"/>
         <w:rPr>
           <w:rFonts w:hint="default" w:ascii="Times New Roman" w:hAnsi="Times New Roman" w:cs="Times New Roman" w:eastAsiaTheme="majorEastAsia"/>
           <w:bCs/>
@@ -24314,6 +24331,7 @@
         </w:tabs>
         <w:spacing w:line="360" w:lineRule="auto"/>
         <w:ind w:left="0" w:firstLine="720"/>
+        <w:jc w:val="both"/>
         <w:rPr>
           <w:rFonts w:hint="default" w:ascii="Times New Roman" w:hAnsi="Times New Roman" w:cs="Times New Roman" w:eastAsiaTheme="majorEastAsia"/>
           <w:bCs/>
@@ -24344,6 +24362,7 @@
         </w:tabs>
         <w:spacing w:line="360" w:lineRule="auto"/>
         <w:ind w:left="0" w:firstLine="720"/>
+        <w:jc w:val="both"/>
         <w:rPr>
           <w:rFonts w:hint="default" w:ascii="Times New Roman" w:hAnsi="Times New Roman" w:cs="Times New Roman" w:eastAsiaTheme="majorEastAsia"/>
           <w:bCs/>
@@ -24374,6 +24393,7 @@
         </w:tabs>
         <w:spacing w:line="360" w:lineRule="auto"/>
         <w:ind w:left="0" w:firstLine="720"/>
+        <w:jc w:val="both"/>
         <w:rPr>
           <w:rFonts w:hint="default" w:ascii="Times New Roman" w:hAnsi="Times New Roman" w:cs="Times New Roman" w:eastAsiaTheme="majorEastAsia"/>
           <w:bCs/>
@@ -24404,6 +24424,7 @@
         </w:tabs>
         <w:spacing w:line="360" w:lineRule="auto"/>
         <w:ind w:left="0" w:firstLine="720"/>
+        <w:jc w:val="both"/>
         <w:rPr>
           <w:rFonts w:hint="default" w:ascii="Times New Roman" w:hAnsi="Times New Roman" w:cs="Times New Roman" w:eastAsiaTheme="majorEastAsia"/>
           <w:bCs/>
@@ -24434,6 +24455,7 @@
         </w:tabs>
         <w:spacing w:line="360" w:lineRule="auto"/>
         <w:ind w:left="0" w:firstLine="720"/>
+        <w:jc w:val="both"/>
         <w:rPr>
           <w:rFonts w:hint="default" w:ascii="Times New Roman" w:hAnsi="Times New Roman" w:cs="Times New Roman" w:eastAsiaTheme="majorEastAsia"/>
           <w:bCs/>
@@ -24464,6 +24486,7 @@
         </w:tabs>
         <w:spacing w:line="360" w:lineRule="auto"/>
         <w:ind w:left="0" w:firstLine="720"/>
+        <w:jc w:val="both"/>
         <w:rPr>
           <w:rFonts w:hint="default" w:ascii="Times New Roman" w:hAnsi="Times New Roman" w:cs="Times New Roman" w:eastAsiaTheme="majorEastAsia"/>
           <w:bCs/>
@@ -24494,6 +24517,7 @@
         </w:tabs>
         <w:spacing w:line="360" w:lineRule="auto"/>
         <w:ind w:left="0" w:firstLine="720"/>
+        <w:jc w:val="both"/>
         <w:rPr>
           <w:rFonts w:hint="default" w:ascii="Times New Roman" w:hAnsi="Times New Roman" w:cs="Times New Roman" w:eastAsiaTheme="majorEastAsia"/>
           <w:bCs/>
@@ -24515,6 +24539,7 @@
       <w:pPr>
         <w:pStyle w:val="23"/>
         <w:spacing w:line="360" w:lineRule="auto"/>
+        <w:jc w:val="both"/>
         <w:rPr>
           <w:rFonts w:hint="default" w:ascii="Times New Roman" w:hAnsi="Times New Roman" w:cs="Times New Roman" w:eastAsiaTheme="majorEastAsia"/>
           <w:bCs/>
